--- a/lessons/8-4/downloads/8-4-notes.docx
+++ b/lessons/8-4/downloads/8-4-notes.docx
@@ -401,6 +401,232 @@
           <w:szCs w:val="19"/>
         </w:rPr>
         <w:t xml:space="preserve">88, 90, 89, 91 (low variability) vs. 50, 70, 95, 100 (high variability)</w:t>
+      </w:r>
+    </w:p>
+    <w:p>
+      <w:pPr>
+        <w:pStyle w:val="Heading2"/>
+        <w:pBdr>
+          <w:left w:val="single" w:color="1FA6A2" w:sz="18" w:space="8"/>
+        </w:pBdr>
+        <w:spacing w:after="100" w:before="200"/>
+      </w:pPr>
+      <w:r>
+        <w:rPr>
+          <w:b/>
+          <w:bCs/>
+          <w:color w:val="1FA6A2"/>
+          <w:sz w:val="26"/>
+          <w:szCs w:val="26"/>
+        </w:rPr>
+        <w:t xml:space="preserve">Turn &amp; Talk — Discussion Points  (Level 1 support · Level 2)</w:t>
+      </w:r>
+    </w:p>
+    <w:p>
+      <w:pPr>
+        <w:spacing w:after="60"/>
+      </w:pPr>
+      <w:r>
+        <w:rPr>
+          <w:i/>
+          <w:iCs/>
+          <w:color w:val="5F6F80"/>
+          <w:sz w:val="19"/>
+          <w:szCs w:val="19"/>
+        </w:rPr>
+        <w:t xml:space="preserve">Talk with a partner. Use the Level 1 stems if you need help getting started; try the Level 2 question when you are ready for more.</w:t>
+      </w:r>
+    </w:p>
+    <w:p>
+      <w:pPr>
+        <w:spacing w:after="60"/>
+      </w:pPr>
+      <w:r>
+        <w:rPr>
+          <w:b/>
+          <w:bCs/>
+          <w:color w:val="12355B"/>
+          <w:sz w:val="21"/>
+          <w:szCs w:val="21"/>
+        </w:rPr>
+        <w:t xml:space="preserve">1. [Explore] </w:t>
+      </w:r>
+      <w:r>
+        <w:rPr>
+          <w:b/>
+          <w:bCs/>
+          <w:sz w:val="21"/>
+          <w:szCs w:val="21"/>
+        </w:rPr>
+        <w:t xml:space="preserve">How did you decide which measure best describes the data?</w:t>
+      </w:r>
+    </w:p>
+    <w:p>
+      <w:pPr>
+        <w:spacing w:after="60"/>
+      </w:pPr>
+      <w:r>
+        <w:rPr>
+          <w:sz w:val="21"/>
+          <w:szCs w:val="21"/>
+        </w:rPr>
+        <w:t xml:space="preserve">I chose the ___ because ___.</w:t>
+      </w:r>
+      <w:r>
+        <w:rPr>
+          <w:i/>
+          <w:iCs/>
+          <w:color w:val="5F6F80"/>
+          <w:sz w:val="19"/>
+          <w:szCs w:val="19"/>
+        </w:rPr>
+        <w:br/>
+        <w:t xml:space="preserve">
+Elegí la ___ porque ___.</w:t>
+      </w:r>
+    </w:p>
+    <w:p>
+      <w:pPr>
+        <w:spacing w:after="60"/>
+      </w:pPr>
+      <w:r>
+        <w:rPr>
+          <w:sz w:val="21"/>
+          <w:szCs w:val="21"/>
+        </w:rPr>
+        <w:t xml:space="preserve">It fits the data because ___.</w:t>
+      </w:r>
+      <w:r>
+        <w:rPr>
+          <w:i/>
+          <w:iCs/>
+          <w:color w:val="5F6F80"/>
+          <w:sz w:val="19"/>
+          <w:szCs w:val="19"/>
+        </w:rPr>
+        <w:br/>
+        <w:t xml:space="preserve">
+Encaja con los datos porque ___.</w:t>
+      </w:r>
+    </w:p>
+    <w:p>
+      <w:pPr>
+        <w:spacing w:after="60"/>
+      </w:pPr>
+      <w:r>
+        <w:rPr>
+          <w:sz w:val="21"/>
+          <w:szCs w:val="21"/>
+        </w:rPr>
+        <w:t xml:space="preserve">An average can mislead when ___.</w:t>
+      </w:r>
+      <w:r>
+        <w:rPr>
+          <w:i/>
+          <w:iCs/>
+          <w:color w:val="5F6F80"/>
+          <w:sz w:val="19"/>
+          <w:szCs w:val="19"/>
+        </w:rPr>
+        <w:br/>
+        <w:t xml:space="preserve">
+Un promedio puede engañar cuando ___.</w:t>
+      </w:r>
+    </w:p>
+    <w:p>
+      <w:pPr>
+        <w:spacing w:after="60"/>
+      </w:pPr>
+      <w:r>
+        <w:rPr>
+          <w:b/>
+          <w:bCs/>
+          <w:color w:val="12355B"/>
+          <w:sz w:val="21"/>
+          <w:szCs w:val="21"/>
+        </w:rPr>
+        <w:t xml:space="preserve">2. [Connect] </w:t>
+      </w:r>
+      <w:r>
+        <w:rPr>
+          <w:b/>
+          <w:bCs/>
+          <w:sz w:val="21"/>
+          <w:szCs w:val="21"/>
+        </w:rPr>
+        <w:t xml:space="preserve">Why might one average be misleading for real data?</w:t>
+      </w:r>
+    </w:p>
+    <w:p>
+      <w:pPr>
+        <w:spacing w:after="60"/>
+      </w:pPr>
+      <w:r>
+        <w:rPr>
+          <w:sz w:val="21"/>
+          <w:szCs w:val="21"/>
+        </w:rPr>
+        <w:t xml:space="preserve">I chose the ___ because ___.</w:t>
+      </w:r>
+      <w:r>
+        <w:rPr>
+          <w:i/>
+          <w:iCs/>
+          <w:color w:val="5F6F80"/>
+          <w:sz w:val="19"/>
+          <w:szCs w:val="19"/>
+        </w:rPr>
+        <w:br/>
+        <w:t xml:space="preserve">
+Elegí la ___ porque ___.</w:t>
+      </w:r>
+    </w:p>
+    <w:p>
+      <w:pPr>
+        <w:spacing w:after="60"/>
+      </w:pPr>
+      <w:r>
+        <w:rPr>
+          <w:sz w:val="21"/>
+          <w:szCs w:val="21"/>
+        </w:rPr>
+        <w:t xml:space="preserve">It fits the data because ___.</w:t>
+      </w:r>
+      <w:r>
+        <w:rPr>
+          <w:i/>
+          <w:iCs/>
+          <w:color w:val="5F6F80"/>
+          <w:sz w:val="19"/>
+          <w:szCs w:val="19"/>
+        </w:rPr>
+        <w:br/>
+        <w:t xml:space="preserve">
+Encaja con los datos porque ___.</w:t>
+      </w:r>
+    </w:p>
+    <w:p>
+      <w:pPr>
+        <w:spacing w:after="60"/>
+      </w:pPr>
+      <w:r>
+        <w:rPr>
+          <w:sz w:val="21"/>
+          <w:szCs w:val="21"/>
+        </w:rPr>
+        <w:t xml:space="preserve">An average can mislead when ___.</w:t>
+      </w:r>
+      <w:r>
+        <w:rPr>
+          <w:i/>
+          <w:iCs/>
+          <w:color w:val="5F6F80"/>
+          <w:sz w:val="19"/>
+          <w:szCs w:val="19"/>
+        </w:rPr>
+        <w:br/>
+        <w:t xml:space="preserve">
+Un promedio puede engañar cuando ___.</w:t>
       </w:r>
     </w:p>
     <w:p>

--- a/lessons/8-4/downloads/8-4-notes.docx
+++ b/lessons/8-4/downloads/8-4-notes.docx
@@ -449,28 +449,50 @@
           <w:sz w:val="21"/>
           <w:szCs w:val="21"/>
         </w:rPr>
-        <w:t xml:space="preserve">1. [Explore] </w:t>
-      </w:r>
-      <w:r>
-        <w:rPr>
-          <w:b/>
-          <w:bCs/>
-          <w:sz w:val="21"/>
-          <w:szCs w:val="21"/>
-        </w:rPr>
-        <w:t xml:space="preserve">How did you decide which measure best describes the data?</w:t>
-      </w:r>
-    </w:p>
-    <w:p>
-      <w:pPr>
-        <w:spacing w:after="60"/>
-      </w:pPr>
-      <w:r>
-        <w:rPr>
-          <w:sz w:val="21"/>
-          <w:szCs w:val="21"/>
-        </w:rPr>
-        <w:t xml:space="preserve">I chose the ___ because ___.</w:t>
+        <w:t xml:space="preserve">1. [Launch] </w:t>
+      </w:r>
+      <w:r>
+        <w:rPr>
+          <w:b/>
+          <w:bCs/>
+          <w:sz w:val="21"/>
+          <w:szCs w:val="21"/>
+        </w:rPr>
+        <w:t xml:space="preserve">A top scorer's points were 22, 24, 20, 25, 23, 21, 58. The mean is 27.6 but the median is 23. Which should the league report as the 'typical' game, and why?</w:t>
+      </w:r>
+    </w:p>
+    <w:p>
+      <w:pPr>
+        <w:spacing w:after="60"/>
+      </w:pPr>
+      <w:r>
+        <w:rPr>
+          <w:b/>
+          <w:bCs/>
+          <w:color w:val="1FA6A2"/>
+          <w:sz w:val="20"/>
+          <w:szCs w:val="20"/>
+        </w:rPr>
+        <w:t xml:space="preserve">Level 1 — Start here: </w:t>
+      </w:r>
+      <w:r>
+        <w:rPr>
+          <w:sz w:val="20"/>
+          <w:szCs w:val="20"/>
+        </w:rPr>
+        <w:t xml:space="preserve">An outlier can pull the mean away from what is typical, making the median a better choice.</w:t>
+      </w:r>
+    </w:p>
+    <w:p>
+      <w:pPr>
+        <w:spacing w:after="60"/>
+      </w:pPr>
+      <w:r>
+        <w:rPr>
+          <w:sz w:val="21"/>
+          <w:szCs w:val="21"/>
+        </w:rPr>
+        <w:t xml:space="preserve">The league should report the ___ because ___.</w:t>
       </w:r>
       <w:r>
         <w:rPr>
@@ -482,19 +504,19 @@
         </w:rPr>
         <w:br/>
         <w:t xml:space="preserve">
-Elegí la ___ porque ___.</w:t>
-      </w:r>
-    </w:p>
-    <w:p>
-      <w:pPr>
-        <w:spacing w:after="60"/>
-      </w:pPr>
-      <w:r>
-        <w:rPr>
-          <w:sz w:val="21"/>
-          <w:szCs w:val="21"/>
-        </w:rPr>
-        <w:t xml:space="preserve">It fits the data because ___.</w:t>
+La liga debería reportar la ___ porque ___.</w:t>
+      </w:r>
+    </w:p>
+    <w:p>
+      <w:pPr>
+        <w:spacing w:after="60"/>
+      </w:pPr>
+      <w:r>
+        <w:rPr>
+          <w:sz w:val="21"/>
+          <w:szCs w:val="21"/>
+        </w:rPr>
+        <w:t xml:space="preserve">The 58-point game is an ___ that affects the mean.</w:t>
       </w:r>
       <w:r>
         <w:rPr>
@@ -506,19 +528,161 @@
         </w:rPr>
         <w:br/>
         <w:t xml:space="preserve">
-Encaja con los datos porque ___.</w:t>
-      </w:r>
-    </w:p>
-    <w:p>
-      <w:pPr>
-        <w:spacing w:after="60"/>
-      </w:pPr>
-      <w:r>
-        <w:rPr>
-          <w:sz w:val="21"/>
-          <w:szCs w:val="21"/>
-        </w:rPr>
-        <w:t xml:space="preserve">An average can mislead when ___.</w:t>
+El juego de 58 puntos es un ___ que afecta la media.</w:t>
+      </w:r>
+    </w:p>
+    <w:p>
+      <w:pPr>
+        <w:spacing w:after="60"/>
+      </w:pPr>
+      <w:r>
+        <w:rPr>
+          <w:b/>
+          <w:bCs/>
+          <w:color w:val="12355B"/>
+          <w:sz w:val="20"/>
+          <w:szCs w:val="20"/>
+        </w:rPr>
+        <w:t xml:space="preserve">Word bank: </w:t>
+      </w:r>
+      <w:r>
+        <w:rPr>
+          <w:color w:val="1FA6A2"/>
+          <w:sz w:val="20"/>
+          <w:szCs w:val="20"/>
+        </w:rPr>
+        <w:t xml:space="preserve">mean, median, outlier, skewed, measure of center</w:t>
+      </w:r>
+    </w:p>
+    <w:p>
+      <w:pPr>
+        <w:spacing w:after="60"/>
+      </w:pPr>
+      <w:r>
+        <w:rPr>
+          <w:b/>
+          <w:bCs/>
+          <w:color w:val="12355B"/>
+          <w:sz w:val="19"/>
+          <w:szCs w:val="19"/>
+        </w:rPr>
+        <w:t xml:space="preserve">Listen for: </w:t>
+      </w:r>
+      <w:r>
+        <w:rPr>
+          <w:i/>
+          <w:iCs/>
+          <w:color w:val="5F6F80"/>
+          <w:sz w:val="19"/>
+          <w:szCs w:val="19"/>
+        </w:rPr>
+        <w:t xml:space="preserve">Students choose the median (23) and identify 58 as an outlier that pulls the mean up to 27.6, making it unrepresentative.</w:t>
+      </w:r>
+    </w:p>
+    <w:p>
+      <w:pPr>
+        <w:spacing w:after="60"/>
+      </w:pPr>
+      <w:r>
+        <w:rPr>
+          <w:b/>
+          <w:bCs/>
+          <w:color w:val="9A6B12"/>
+          <w:sz w:val="20"/>
+          <w:szCs w:val="20"/>
+        </w:rPr>
+        <w:t xml:space="preserve">Level 2: </w:t>
+      </w:r>
+      <w:r>
+        <w:rPr>
+          <w:sz w:val="20"/>
+          <w:szCs w:val="20"/>
+        </w:rPr>
+        <w:t xml:space="preserve">Justify: by how much does removing the 58-point game change the mean? What does that show about outliers?</w:t>
+      </w:r>
+    </w:p>
+    <w:p>
+      <w:pPr>
+        <w:spacing w:after="60"/>
+        <w:ind w:left="360"/>
+      </w:pPr>
+      <w:r>
+        <w:rPr>
+          <w:sz w:val="20"/>
+          <w:szCs w:val="20"/>
+        </w:rPr>
+        <w:t xml:space="preserve">• Without the 58, the mean drops to about ___ because ___.</w:t>
+      </w:r>
+    </w:p>
+    <w:p>
+      <w:pPr>
+        <w:spacing w:after="60"/>
+        <w:ind w:left="360"/>
+      </w:pPr>
+      <w:r>
+        <w:rPr>
+          <w:sz w:val="20"/>
+          <w:szCs w:val="20"/>
+        </w:rPr>
+        <w:t xml:space="preserve">• This shows the median is ___ to outliers while the mean is ___.</w:t>
+      </w:r>
+    </w:p>
+    <w:p>
+      <w:pPr>
+        <w:spacing w:after="60"/>
+      </w:pPr>
+      <w:r>
+        <w:rPr>
+          <w:b/>
+          <w:bCs/>
+          <w:color w:val="12355B"/>
+          <w:sz w:val="21"/>
+          <w:szCs w:val="21"/>
+        </w:rPr>
+        <w:t xml:space="preserve">2. [Explore] </w:t>
+      </w:r>
+      <w:r>
+        <w:rPr>
+          <w:b/>
+          <w:bCs/>
+          <w:sz w:val="21"/>
+          <w:szCs w:val="21"/>
+        </w:rPr>
+        <w:t xml:space="preserve">As you sort scenarios into 'Use Mean' or 'Use Median,' what clue tells you a data set needs the median instead of the mean?</w:t>
+      </w:r>
+    </w:p>
+    <w:p>
+      <w:pPr>
+        <w:spacing w:after="60"/>
+      </w:pPr>
+      <w:r>
+        <w:rPr>
+          <w:b/>
+          <w:bCs/>
+          <w:color w:val="1FA6A2"/>
+          <w:sz w:val="20"/>
+          <w:szCs w:val="20"/>
+        </w:rPr>
+        <w:t xml:space="preserve">Level 1 — Start here: </w:t>
+      </w:r>
+      <w:r>
+        <w:rPr>
+          <w:sz w:val="20"/>
+          <w:szCs w:val="20"/>
+        </w:rPr>
+        <w:t xml:space="preserve">Data with an outlier or a skewed shape is better summarized by the median.</w:t>
+      </w:r>
+    </w:p>
+    <w:p>
+      <w:pPr>
+        <w:spacing w:after="60"/>
+      </w:pPr>
+      <w:r>
+        <w:rPr>
+          <w:sz w:val="21"/>
+          <w:szCs w:val="21"/>
+        </w:rPr>
+        <w:t xml:space="preserve">I use the median when the data has ___.</w:t>
       </w:r>
       <w:r>
         <w:rPr>
@@ -530,43 +694,19 @@
         </w:rPr>
         <w:br/>
         <w:t xml:space="preserve">
-Un promedio puede engañar cuando ___.</w:t>
-      </w:r>
-    </w:p>
-    <w:p>
-      <w:pPr>
-        <w:spacing w:after="60"/>
-      </w:pPr>
-      <w:r>
-        <w:rPr>
-          <w:b/>
-          <w:bCs/>
-          <w:color w:val="12355B"/>
-          <w:sz w:val="21"/>
-          <w:szCs w:val="21"/>
-        </w:rPr>
-        <w:t xml:space="preserve">2. [Connect] </w:t>
-      </w:r>
-      <w:r>
-        <w:rPr>
-          <w:b/>
-          <w:bCs/>
-          <w:sz w:val="21"/>
-          <w:szCs w:val="21"/>
-        </w:rPr>
-        <w:t xml:space="preserve">Why might one average be misleading for real data?</w:t>
-      </w:r>
-    </w:p>
-    <w:p>
-      <w:pPr>
-        <w:spacing w:after="60"/>
-      </w:pPr>
-      <w:r>
-        <w:rPr>
-          <w:sz w:val="21"/>
-          <w:szCs w:val="21"/>
-        </w:rPr>
-        <w:t xml:space="preserve">I chose the ___ because ___.</w:t>
+Uso la mediana cuando los datos tienen ___.</w:t>
+      </w:r>
+    </w:p>
+    <w:p>
+      <w:pPr>
+        <w:spacing w:after="60"/>
+      </w:pPr>
+      <w:r>
+        <w:rPr>
+          <w:sz w:val="21"/>
+          <w:szCs w:val="21"/>
+        </w:rPr>
+        <w:t xml:space="preserve">I use the mean when the data is ___.</w:t>
       </w:r>
       <w:r>
         <w:rPr>
@@ -578,19 +718,161 @@
         </w:rPr>
         <w:br/>
         <w:t xml:space="preserve">
-Elegí la ___ porque ___.</w:t>
-      </w:r>
-    </w:p>
-    <w:p>
-      <w:pPr>
-        <w:spacing w:after="60"/>
-      </w:pPr>
-      <w:r>
-        <w:rPr>
-          <w:sz w:val="21"/>
-          <w:szCs w:val="21"/>
-        </w:rPr>
-        <w:t xml:space="preserve">It fits the data because ___.</w:t>
+Uso la media cuando los datos son ___.</w:t>
+      </w:r>
+    </w:p>
+    <w:p>
+      <w:pPr>
+        <w:spacing w:after="60"/>
+      </w:pPr>
+      <w:r>
+        <w:rPr>
+          <w:b/>
+          <w:bCs/>
+          <w:color w:val="12355B"/>
+          <w:sz w:val="20"/>
+          <w:szCs w:val="20"/>
+        </w:rPr>
+        <w:t xml:space="preserve">Word bank: </w:t>
+      </w:r>
+      <w:r>
+        <w:rPr>
+          <w:color w:val="1FA6A2"/>
+          <w:sz w:val="20"/>
+          <w:szCs w:val="20"/>
+        </w:rPr>
+        <w:t xml:space="preserve">mean, median, outlier, skewed, measure of center</w:t>
+      </w:r>
+    </w:p>
+    <w:p>
+      <w:pPr>
+        <w:spacing w:after="60"/>
+      </w:pPr>
+      <w:r>
+        <w:rPr>
+          <w:b/>
+          <w:bCs/>
+          <w:color w:val="12355B"/>
+          <w:sz w:val="19"/>
+          <w:szCs w:val="19"/>
+        </w:rPr>
+        <w:t xml:space="preserve">Listen for: </w:t>
+      </w:r>
+      <w:r>
+        <w:rPr>
+          <w:i/>
+          <w:iCs/>
+          <w:color w:val="5F6F80"/>
+          <w:sz w:val="19"/>
+          <w:szCs w:val="19"/>
+        </w:rPr>
+        <w:t xml:space="preserve">A strong answer says the presence of an outlier or skew signals the median, while symmetric data with no outliers fits the mean.</w:t>
+      </w:r>
+    </w:p>
+    <w:p>
+      <w:pPr>
+        <w:spacing w:after="60"/>
+      </w:pPr>
+      <w:r>
+        <w:rPr>
+          <w:b/>
+          <w:bCs/>
+          <w:color w:val="9A6B12"/>
+          <w:sz w:val="20"/>
+          <w:szCs w:val="20"/>
+        </w:rPr>
+        <w:t xml:space="preserve">Level 2: </w:t>
+      </w:r>
+      <w:r>
+        <w:rPr>
+          <w:sz w:val="20"/>
+          <w:szCs w:val="20"/>
+        </w:rPr>
+        <w:t xml:space="preserve">Compare: give one sports example where the mean is the better choice and one where the median is. Justify each.</w:t>
+      </w:r>
+    </w:p>
+    <w:p>
+      <w:pPr>
+        <w:spacing w:after="60"/>
+        <w:ind w:left="360"/>
+      </w:pPr>
+      <w:r>
+        <w:rPr>
+          <w:sz w:val="20"/>
+          <w:szCs w:val="20"/>
+        </w:rPr>
+        <w:t xml:space="preserve">• The mean is better for ___ because ___.</w:t>
+      </w:r>
+    </w:p>
+    <w:p>
+      <w:pPr>
+        <w:spacing w:after="60"/>
+        <w:ind w:left="360"/>
+      </w:pPr>
+      <w:r>
+        <w:rPr>
+          <w:sz w:val="20"/>
+          <w:szCs w:val="20"/>
+        </w:rPr>
+        <w:t xml:space="preserve">• The median is better for ___ because ___.</w:t>
+      </w:r>
+    </w:p>
+    <w:p>
+      <w:pPr>
+        <w:spacing w:after="60"/>
+      </w:pPr>
+      <w:r>
+        <w:rPr>
+          <w:b/>
+          <w:bCs/>
+          <w:color w:val="12355B"/>
+          <w:sz w:val="21"/>
+          <w:szCs w:val="21"/>
+        </w:rPr>
+        <w:t xml:space="preserve">3. [Connect] </w:t>
+      </w:r>
+      <w:r>
+        <w:rPr>
+          <w:b/>
+          <w:bCs/>
+          <w:sz w:val="21"/>
+          <w:szCs w:val="21"/>
+        </w:rPr>
+        <w:t xml:space="preserve">A reporter writes 'the average playoff ticket is $85,' but prices are $45, $50, $48, $52, $55, $260. Is $85 a fair 'typical' price? What measure should the reporter use?</w:t>
+      </w:r>
+    </w:p>
+    <w:p>
+      <w:pPr>
+        <w:spacing w:after="60"/>
+      </w:pPr>
+      <w:r>
+        <w:rPr>
+          <w:b/>
+          <w:bCs/>
+          <w:color w:val="1FA6A2"/>
+          <w:sz w:val="20"/>
+          <w:szCs w:val="20"/>
+        </w:rPr>
+        <w:t xml:space="preserve">Level 1 — Start here: </w:t>
+      </w:r>
+      <w:r>
+        <w:rPr>
+          <w:sz w:val="20"/>
+          <w:szCs w:val="20"/>
+        </w:rPr>
+        <w:t xml:space="preserve">When one extreme value skews the data, the median represents the typical case more fairly.</w:t>
+      </w:r>
+    </w:p>
+    <w:p>
+      <w:pPr>
+        <w:spacing w:after="60"/>
+      </w:pPr>
+      <w:r>
+        <w:rPr>
+          <w:sz w:val="21"/>
+          <w:szCs w:val="21"/>
+        </w:rPr>
+        <w:t xml:space="preserve">$85 is / is not fair because the $260 ticket ___.</w:t>
       </w:r>
       <w:r>
         <w:rPr>
@@ -602,19 +884,19 @@
         </w:rPr>
         <w:br/>
         <w:t xml:space="preserve">
-Encaja con los datos porque ___.</w:t>
-      </w:r>
-    </w:p>
-    <w:p>
-      <w:pPr>
-        <w:spacing w:after="60"/>
-      </w:pPr>
-      <w:r>
-        <w:rPr>
-          <w:sz w:val="21"/>
-          <w:szCs w:val="21"/>
-        </w:rPr>
-        <w:t xml:space="preserve">An average can mislead when ___.</w:t>
+$85 es / no es justo porque el boleto de $260 ___.</w:t>
+      </w:r>
+    </w:p>
+    <w:p>
+      <w:pPr>
+        <w:spacing w:after="60"/>
+      </w:pPr>
+      <w:r>
+        <w:rPr>
+          <w:sz w:val="21"/>
+          <w:szCs w:val="21"/>
+        </w:rPr>
+        <w:t xml:space="preserve">The reporter should use the ___ because ___.</w:t>
       </w:r>
       <w:r>
         <w:rPr>
@@ -626,7 +908,293 @@
         </w:rPr>
         <w:br/>
         <w:t xml:space="preserve">
-Un promedio puede engañar cuando ___.</w:t>
+El reportero debería usar la ___ porque ___.</w:t>
+      </w:r>
+    </w:p>
+    <w:p>
+      <w:pPr>
+        <w:spacing w:after="60"/>
+      </w:pPr>
+      <w:r>
+        <w:rPr>
+          <w:b/>
+          <w:bCs/>
+          <w:color w:val="12355B"/>
+          <w:sz w:val="20"/>
+          <w:szCs w:val="20"/>
+        </w:rPr>
+        <w:t xml:space="preserve">Word bank: </w:t>
+      </w:r>
+      <w:r>
+        <w:rPr>
+          <w:color w:val="1FA6A2"/>
+          <w:sz w:val="20"/>
+          <w:szCs w:val="20"/>
+        </w:rPr>
+        <w:t xml:space="preserve">mean, median, outlier, skewed, measure of center</w:t>
+      </w:r>
+    </w:p>
+    <w:p>
+      <w:pPr>
+        <w:spacing w:after="60"/>
+      </w:pPr>
+      <w:r>
+        <w:rPr>
+          <w:b/>
+          <w:bCs/>
+          <w:color w:val="12355B"/>
+          <w:sz w:val="19"/>
+          <w:szCs w:val="19"/>
+        </w:rPr>
+        <w:t xml:space="preserve">Listen for: </w:t>
+      </w:r>
+      <w:r>
+        <w:rPr>
+          <w:i/>
+          <w:iCs/>
+          <w:color w:val="5F6F80"/>
+          <w:sz w:val="19"/>
+          <w:szCs w:val="19"/>
+        </w:rPr>
+        <w:t xml:space="preserve">Students explain $85 is misleading because the $260 courtside seat skews the mean upward, and the median (~$51) better reflects a typical ticket.</w:t>
+      </w:r>
+    </w:p>
+    <w:p>
+      <w:pPr>
+        <w:spacing w:after="60"/>
+      </w:pPr>
+      <w:r>
+        <w:rPr>
+          <w:b/>
+          <w:bCs/>
+          <w:color w:val="9A6B12"/>
+          <w:sz w:val="20"/>
+          <w:szCs w:val="20"/>
+        </w:rPr>
+        <w:t xml:space="preserve">Level 2: </w:t>
+      </w:r>
+      <w:r>
+        <w:rPr>
+          <w:sz w:val="20"/>
+          <w:szCs w:val="20"/>
+        </w:rPr>
+        <w:t xml:space="preserve">Critique: could the reporter be using the mean ON PURPOSE to make tickets sound pricier? Argue whether that is honest.</w:t>
+      </w:r>
+    </w:p>
+    <w:p>
+      <w:pPr>
+        <w:spacing w:after="60"/>
+        <w:ind w:left="360"/>
+      </w:pPr>
+      <w:r>
+        <w:rPr>
+          <w:sz w:val="20"/>
+          <w:szCs w:val="20"/>
+        </w:rPr>
+        <w:t xml:space="preserve">• Using the mean here could be misleading because ___.</w:t>
+      </w:r>
+    </w:p>
+    <w:p>
+      <w:pPr>
+        <w:spacing w:after="60"/>
+        <w:ind w:left="360"/>
+      </w:pPr>
+      <w:r>
+        <w:rPr>
+          <w:sz w:val="20"/>
+          <w:szCs w:val="20"/>
+        </w:rPr>
+        <w:t xml:space="preserve">• An honest report would show ___ so readers understand ___.</w:t>
+      </w:r>
+    </w:p>
+    <w:p>
+      <w:pPr>
+        <w:spacing w:after="60"/>
+      </w:pPr>
+      <w:r>
+        <w:rPr>
+          <w:b/>
+          <w:bCs/>
+          <w:color w:val="12355B"/>
+          <w:sz w:val="21"/>
+          <w:szCs w:val="21"/>
+        </w:rPr>
+        <w:t xml:space="preserve">4. [Reflect] </w:t>
+      </w:r>
+      <w:r>
+        <w:rPr>
+          <w:b/>
+          <w:bCs/>
+          <w:sz w:val="21"/>
+          <w:szCs w:val="21"/>
+        </w:rPr>
+        <w:t xml:space="preserve">For the data set 15, 18, 16, 17, 15, 72, which measure of center best represents the data, and why?</w:t>
+      </w:r>
+    </w:p>
+    <w:p>
+      <w:pPr>
+        <w:spacing w:after="60"/>
+      </w:pPr>
+      <w:r>
+        <w:rPr>
+          <w:b/>
+          <w:bCs/>
+          <w:color w:val="1FA6A2"/>
+          <w:sz w:val="20"/>
+          <w:szCs w:val="20"/>
+        </w:rPr>
+        <w:t xml:space="preserve">Level 1 — Start here: </w:t>
+      </w:r>
+      <w:r>
+        <w:rPr>
+          <w:sz w:val="20"/>
+          <w:szCs w:val="20"/>
+        </w:rPr>
+        <w:t xml:space="preserve">An extreme value makes the median the more representative measure of center.</w:t>
+      </w:r>
+    </w:p>
+    <w:p>
+      <w:pPr>
+        <w:spacing w:after="60"/>
+      </w:pPr>
+      <w:r>
+        <w:rPr>
+          <w:sz w:val="21"/>
+          <w:szCs w:val="21"/>
+        </w:rPr>
+        <w:t xml:space="preserve">The ___ best represents the data because ___.</w:t>
+      </w:r>
+      <w:r>
+        <w:rPr>
+          <w:i/>
+          <w:iCs/>
+          <w:color w:val="5F6F80"/>
+          <w:sz w:val="19"/>
+          <w:szCs w:val="19"/>
+        </w:rPr>
+        <w:br/>
+        <w:t xml:space="preserve">
+La ___ representa mejor los datos porque ___.</w:t>
+      </w:r>
+    </w:p>
+    <w:p>
+      <w:pPr>
+        <w:spacing w:after="60"/>
+      </w:pPr>
+      <w:r>
+        <w:rPr>
+          <w:sz w:val="21"/>
+          <w:szCs w:val="21"/>
+        </w:rPr>
+        <w:t xml:space="preserve">The value ___ is an outlier that distorts the mean.</w:t>
+      </w:r>
+      <w:r>
+        <w:rPr>
+          <w:i/>
+          <w:iCs/>
+          <w:color w:val="5F6F80"/>
+          <w:sz w:val="19"/>
+          <w:szCs w:val="19"/>
+        </w:rPr>
+        <w:br/>
+        <w:t xml:space="preserve">
+El valor ___ es un valor atípico que distorsiona la media.</w:t>
+      </w:r>
+    </w:p>
+    <w:p>
+      <w:pPr>
+        <w:spacing w:after="60"/>
+      </w:pPr>
+      <w:r>
+        <w:rPr>
+          <w:b/>
+          <w:bCs/>
+          <w:color w:val="12355B"/>
+          <w:sz w:val="20"/>
+          <w:szCs w:val="20"/>
+        </w:rPr>
+        <w:t xml:space="preserve">Word bank: </w:t>
+      </w:r>
+      <w:r>
+        <w:rPr>
+          <w:color w:val="1FA6A2"/>
+          <w:sz w:val="20"/>
+          <w:szCs w:val="20"/>
+        </w:rPr>
+        <w:t xml:space="preserve">mean, median, outlier, skewed, measure of center</w:t>
+      </w:r>
+    </w:p>
+    <w:p>
+      <w:pPr>
+        <w:spacing w:after="60"/>
+      </w:pPr>
+      <w:r>
+        <w:rPr>
+          <w:b/>
+          <w:bCs/>
+          <w:color w:val="12355B"/>
+          <w:sz w:val="19"/>
+          <w:szCs w:val="19"/>
+        </w:rPr>
+        <w:t xml:space="preserve">Listen for: </w:t>
+      </w:r>
+      <w:r>
+        <w:rPr>
+          <w:i/>
+          <w:iCs/>
+          <w:color w:val="5F6F80"/>
+          <w:sz w:val="19"/>
+          <w:szCs w:val="19"/>
+        </w:rPr>
+        <w:t xml:space="preserve">Students choose the median (~16.5), identify 72 as the outlier, and explain it would inflate the mean.</w:t>
+      </w:r>
+    </w:p>
+    <w:p>
+      <w:pPr>
+        <w:spacing w:after="60"/>
+      </w:pPr>
+      <w:r>
+        <w:rPr>
+          <w:b/>
+          <w:bCs/>
+          <w:color w:val="9A6B12"/>
+          <w:sz w:val="20"/>
+          <w:szCs w:val="20"/>
+        </w:rPr>
+        <w:t xml:space="preserve">Level 2: </w:t>
+      </w:r>
+      <w:r>
+        <w:rPr>
+          <w:sz w:val="20"/>
+          <w:szCs w:val="20"/>
+        </w:rPr>
+        <w:t xml:space="preserve">Generalize: state a rule for deciding between the mean and the median for any data set.</w:t>
+      </w:r>
+    </w:p>
+    <w:p>
+      <w:pPr>
+        <w:spacing w:after="60"/>
+        <w:ind w:left="360"/>
+      </w:pPr>
+      <w:r>
+        <w:rPr>
+          <w:sz w:val="20"/>
+          <w:szCs w:val="20"/>
+        </w:rPr>
+        <w:t xml:space="preserve">• Choose the median when the data has ___.</w:t>
+      </w:r>
+    </w:p>
+    <w:p>
+      <w:pPr>
+        <w:spacing w:after="60"/>
+        <w:ind w:left="360"/>
+      </w:pPr>
+      <w:r>
+        <w:rPr>
+          <w:sz w:val="20"/>
+          <w:szCs w:val="20"/>
+        </w:rPr>
+        <w:t xml:space="preserve">• Choose the mean when ___, because ___.</w:t>
       </w:r>
     </w:p>
     <w:p>
@@ -1213,7 +1781,7 @@
           <w:sz w:val="21"/>
           <w:szCs w:val="21"/>
         </w:rPr>
-        <w:t xml:space="preserve">I chose the ___ because ___.</w:t>
+        <w:t xml:space="preserve">The league should report the ___ because ___.</w:t>
       </w:r>
       <w:r>
         <w:rPr>
@@ -1225,19 +1793,19 @@
         </w:rPr>
         <w:br/>
         <w:t xml:space="preserve">
-Elegí la ___ porque ___.</w:t>
-      </w:r>
-    </w:p>
-    <w:p>
-      <w:pPr>
-        <w:spacing w:after="60"/>
-      </w:pPr>
-      <w:r>
-        <w:rPr>
-          <w:sz w:val="21"/>
-          <w:szCs w:val="21"/>
-        </w:rPr>
-        <w:t xml:space="preserve">It fits the data because ___.</w:t>
+La liga debería reportar la ___ porque ___.</w:t>
+      </w:r>
+    </w:p>
+    <w:p>
+      <w:pPr>
+        <w:spacing w:after="60"/>
+      </w:pPr>
+      <w:r>
+        <w:rPr>
+          <w:sz w:val="21"/>
+          <w:szCs w:val="21"/>
+        </w:rPr>
+        <w:t xml:space="preserve">The 58-point game is an ___ that affects the mean.</w:t>
       </w:r>
       <w:r>
         <w:rPr>
@@ -1249,19 +1817,19 @@
         </w:rPr>
         <w:br/>
         <w:t xml:space="preserve">
-Encaja con los datos porque ___.</w:t>
-      </w:r>
-    </w:p>
-    <w:p>
-      <w:pPr>
-        <w:spacing w:after="60"/>
-      </w:pPr>
-      <w:r>
-        <w:rPr>
-          <w:sz w:val="21"/>
-          <w:szCs w:val="21"/>
-        </w:rPr>
-        <w:t xml:space="preserve">An average can mislead when ___.</w:t>
+El juego de 58 puntos es un ___ que afecta la media.</w:t>
+      </w:r>
+    </w:p>
+    <w:p>
+      <w:pPr>
+        <w:spacing w:after="60"/>
+      </w:pPr>
+      <w:r>
+        <w:rPr>
+          <w:sz w:val="21"/>
+          <w:szCs w:val="21"/>
+        </w:rPr>
+        <w:t xml:space="preserve">I use the median when the data has ___.</w:t>
       </w:r>
       <w:r>
         <w:rPr>
@@ -1273,7 +1841,7 @@
         </w:rPr>
         <w:br/>
         <w:t xml:space="preserve">
-Un promedio puede engañar cuando ___.</w:t>
+Uso la mediana cuando los datos tienen ___.</w:t>
       </w:r>
     </w:p>
     <w:p>

--- a/lessons/8-4/downloads/8-4-notes.docx
+++ b/lessons/8-4/downloads/8-4-notes.docx
@@ -489,6 +489,43 @@
       </w:pPr>
       <w:r>
         <w:rPr>
+          <w:b/>
+          <w:bCs/>
+          <w:color w:val="1FA6A2"/>
+          <w:sz w:val="20"/>
+          <w:szCs w:val="20"/>
+        </w:rPr>
+        <w:t xml:space="preserve">Hint (optional): </w:t>
+      </w:r>
+      <w:r>
+        <w:rPr>
+          <w:sz w:val="20"/>
+          <w:szCs w:val="20"/>
+        </w:rPr>
+        <w:t xml:space="preserve">Try starting with the word "mean" or "median". Re-read the question and underline what it is asking you to compare or find. Use one number or word from the problem as your evidence.</w:t>
+      </w:r>
+    </w:p>
+    <w:p>
+      <w:pPr>
+        <w:spacing w:after="60"/>
+      </w:pPr>
+      <w:r>
+        <w:rPr>
+          <w:b/>
+          <w:bCs/>
+          <w:color w:val="12355B"/>
+          <w:sz w:val="19"/>
+          <w:szCs w:val="19"/>
+        </w:rPr>
+        <w:t xml:space="preserve">Sentence starters (optional)</w:t>
+      </w:r>
+    </w:p>
+    <w:p>
+      <w:pPr>
+        <w:spacing w:after="60"/>
+      </w:pPr>
+      <w:r>
+        <w:rPr>
           <w:sz w:val="21"/>
           <w:szCs w:val="21"/>
         </w:rPr>
@@ -679,6 +716,43 @@
       </w:pPr>
       <w:r>
         <w:rPr>
+          <w:b/>
+          <w:bCs/>
+          <w:color w:val="1FA6A2"/>
+          <w:sz w:val="20"/>
+          <w:szCs w:val="20"/>
+        </w:rPr>
+        <w:t xml:space="preserve">Hint (optional): </w:t>
+      </w:r>
+      <w:r>
+        <w:rPr>
+          <w:sz w:val="20"/>
+          <w:szCs w:val="20"/>
+        </w:rPr>
+        <w:t xml:space="preserve">Try starting with the word "mean" or "median". Re-read the question and underline what it is asking you to compare or find. Use one number or word from the problem as your evidence.</w:t>
+      </w:r>
+    </w:p>
+    <w:p>
+      <w:pPr>
+        <w:spacing w:after="60"/>
+      </w:pPr>
+      <w:r>
+        <w:rPr>
+          <w:b/>
+          <w:bCs/>
+          <w:color w:val="12355B"/>
+          <w:sz w:val="19"/>
+          <w:szCs w:val="19"/>
+        </w:rPr>
+        <w:t xml:space="preserve">Sentence starters (optional)</w:t>
+      </w:r>
+    </w:p>
+    <w:p>
+      <w:pPr>
+        <w:spacing w:after="60"/>
+      </w:pPr>
+      <w:r>
+        <w:rPr>
           <w:sz w:val="21"/>
           <w:szCs w:val="21"/>
         </w:rPr>
@@ -869,6 +943,43 @@
       </w:pPr>
       <w:r>
         <w:rPr>
+          <w:b/>
+          <w:bCs/>
+          <w:color w:val="1FA6A2"/>
+          <w:sz w:val="20"/>
+          <w:szCs w:val="20"/>
+        </w:rPr>
+        <w:t xml:space="preserve">Hint (optional): </w:t>
+      </w:r>
+      <w:r>
+        <w:rPr>
+          <w:sz w:val="20"/>
+          <w:szCs w:val="20"/>
+        </w:rPr>
+        <w:t xml:space="preserve">Try starting with the word "mean" or "median". Re-read the question and underline what it is asking you to compare or find. Use one number or word from the problem as your evidence.</w:t>
+      </w:r>
+    </w:p>
+    <w:p>
+      <w:pPr>
+        <w:spacing w:after="60"/>
+      </w:pPr>
+      <w:r>
+        <w:rPr>
+          <w:b/>
+          <w:bCs/>
+          <w:color w:val="12355B"/>
+          <w:sz w:val="19"/>
+          <w:szCs w:val="19"/>
+        </w:rPr>
+        <w:t xml:space="preserve">Sentence starters (optional)</w:t>
+      </w:r>
+    </w:p>
+    <w:p>
+      <w:pPr>
+        <w:spacing w:after="60"/>
+      </w:pPr>
+      <w:r>
+        <w:rPr>
           <w:sz w:val="21"/>
           <w:szCs w:val="21"/>
         </w:rPr>
@@ -1051,6 +1162,43 @@
           <w:szCs w:val="20"/>
         </w:rPr>
         <w:t xml:space="preserve">An extreme value makes the median the more representative measure of center.</w:t>
+      </w:r>
+    </w:p>
+    <w:p>
+      <w:pPr>
+        <w:spacing w:after="60"/>
+      </w:pPr>
+      <w:r>
+        <w:rPr>
+          <w:b/>
+          <w:bCs/>
+          <w:color w:val="1FA6A2"/>
+          <w:sz w:val="20"/>
+          <w:szCs w:val="20"/>
+        </w:rPr>
+        <w:t xml:space="preserve">Hint (optional): </w:t>
+      </w:r>
+      <w:r>
+        <w:rPr>
+          <w:sz w:val="20"/>
+          <w:szCs w:val="20"/>
+        </w:rPr>
+        <w:t xml:space="preserve">Try starting with the word "mean" or "median". Re-read the question and underline what it is asking you to compare or find. Use one number or word from the problem as your evidence.</w:t>
+      </w:r>
+    </w:p>
+    <w:p>
+      <w:pPr>
+        <w:spacing w:after="60"/>
+      </w:pPr>
+      <w:r>
+        <w:rPr>
+          <w:b/>
+          <w:bCs/>
+          <w:color w:val="12355B"/>
+          <w:sz w:val="19"/>
+          <w:szCs w:val="19"/>
+        </w:rPr>
+        <w:t xml:space="preserve">Sentence starters (optional)</w:t>
       </w:r>
     </w:p>
     <w:p>

--- a/lessons/8-4/downloads/8-4-notes.docx
+++ b/lessons/8-4/downloads/8-4-notes.docx
@@ -97,6 +97,69 @@
       </w:pPr>
       <w:r>
         <w:rPr>
+          <w:i/>
+          <w:iCs/>
+          <w:color w:val="5F6F80"/>
+          <w:sz w:val="19"/>
+          <w:szCs w:val="19"/>
+        </w:rPr>
+        <w:t xml:space="preserve">Picture first, then the word, then a plain-language meaning.</w:t>
+      </w:r>
+    </w:p>
+    <w:p>
+      <w:pPr>
+        <w:keepNext/>
+        <w:spacing w:after="20" w:before="120"/>
+        <w:jc w:val="center"/>
+      </w:pPr>
+      <w:r>
+        <w:drawing>
+          <wp:inline distT="0" distB="0" distL="0" distR="0">
+            <wp:extent cx="1238250" cy="933450"/>
+            <wp:effectExtent t="0" r="0" b="0" l="0"/>
+            <wp:docPr id="1" name="" descr="" title=""/>
+            <wp:cNvGraphicFramePr>
+              <a:graphicFrameLocks xmlns:a="http://schemas.openxmlformats.org/drawingml/2006/main" noChangeAspect="1"/>
+            </wp:cNvGraphicFramePr>
+            <a:graphic xmlns:a="http://schemas.openxmlformats.org/drawingml/2006/main">
+              <a:graphicData uri="http://schemas.openxmlformats.org/drawingml/2006/picture">
+                <pic:pic xmlns:pic="http://schemas.openxmlformats.org/drawingml/2006/picture">
+                  <pic:nvPicPr>
+                    <pic:cNvPr id="0" name="" descr=""/>
+                    <pic:cNvPicPr>
+                      <a:picLocks noChangeAspect="1" noChangeArrowheads="1"/>
+                    </pic:cNvPicPr>
+                  </pic:nvPicPr>
+                  <pic:blipFill>
+                    <a:blip r:embed="rId9" cstate="none"/>
+                    <a:srcRect/>
+                    <a:stretch>
+                      <a:fillRect/>
+                    </a:stretch>
+                  </pic:blipFill>
+                  <pic:spPr bwMode="auto">
+                    <a:xfrm>
+                      <a:off x="0" y="0"/>
+                      <a:ext cx="1238250" cy="933450"/>
+                    </a:xfrm>
+                    <a:prstGeom prst="rect">
+                      <a:avLst/>
+                    </a:prstGeom>
+                  </pic:spPr>
+                </pic:pic>
+              </a:graphicData>
+            </a:graphic>
+          </wp:inline>
+        </w:drawing>
+      </w:r>
+    </w:p>
+    <w:p>
+      <w:pPr>
+        <w:keepNext/>
+        <w:spacing w:after="20"/>
+      </w:pPr>
+      <w:r>
+        <w:rPr>
           <w:b/>
           <w:bCs/>
           <w:color w:val="12355B"/>
@@ -118,7 +181,7 @@
     </w:p>
     <w:p>
       <w:pPr>
-        <w:spacing w:after="60"/>
+        <w:spacing w:after="160"/>
       </w:pPr>
       <w:r>
         <w:rPr>
@@ -130,22 +193,55 @@
     </w:p>
     <w:p>
       <w:pPr>
-        <w:spacing w:after="60"/>
-      </w:pPr>
-      <w:r>
-        <w:rPr>
-          <w:i/>
-          <w:iCs/>
-          <w:color w:val="5F6F80"/>
-          <w:sz w:val="19"/>
-          <w:szCs w:val="19"/>
-        </w:rPr>
-        <w:t xml:space="preserve">Mean of 10, 20, 30 = (10+20+30) ÷ 3 = 20</w:t>
-      </w:r>
-    </w:p>
-    <w:p>
-      <w:pPr>
-        <w:spacing w:after="60"/>
+        <w:keepNext/>
+        <w:spacing w:after="20" w:before="120"/>
+        <w:jc w:val="center"/>
+      </w:pPr>
+      <w:r>
+        <w:drawing>
+          <wp:inline distT="0" distB="0" distL="0" distR="0">
+            <wp:extent cx="1238250" cy="933450"/>
+            <wp:effectExtent t="0" r="0" b="0" l="0"/>
+            <wp:docPr id="1" name="" descr="" title=""/>
+            <wp:cNvGraphicFramePr>
+              <a:graphicFrameLocks xmlns:a="http://schemas.openxmlformats.org/drawingml/2006/main" noChangeAspect="1"/>
+            </wp:cNvGraphicFramePr>
+            <a:graphic xmlns:a="http://schemas.openxmlformats.org/drawingml/2006/main">
+              <a:graphicData uri="http://schemas.openxmlformats.org/drawingml/2006/picture">
+                <pic:pic xmlns:pic="http://schemas.openxmlformats.org/drawingml/2006/picture">
+                  <pic:nvPicPr>
+                    <pic:cNvPr id="0" name="" descr=""/>
+                    <pic:cNvPicPr>
+                      <a:picLocks noChangeAspect="1" noChangeArrowheads="1"/>
+                    </pic:cNvPicPr>
+                  </pic:nvPicPr>
+                  <pic:blipFill>
+                    <a:blip r:embed="rId10" cstate="none"/>
+                    <a:srcRect/>
+                    <a:stretch>
+                      <a:fillRect/>
+                    </a:stretch>
+                  </pic:blipFill>
+                  <pic:spPr bwMode="auto">
+                    <a:xfrm>
+                      <a:off x="0" y="0"/>
+                      <a:ext cx="1238250" cy="933450"/>
+                    </a:xfrm>
+                    <a:prstGeom prst="rect">
+                      <a:avLst/>
+                    </a:prstGeom>
+                  </pic:spPr>
+                </pic:pic>
+              </a:graphicData>
+            </a:graphic>
+          </wp:inline>
+        </w:drawing>
+      </w:r>
+    </w:p>
+    <w:p>
+      <w:pPr>
+        <w:keepNext/>
+        <w:spacing w:after="20"/>
       </w:pPr>
       <w:r>
         <w:rPr>
@@ -170,7 +266,7 @@
     </w:p>
     <w:p>
       <w:pPr>
-        <w:spacing w:after="60"/>
+        <w:spacing w:after="160"/>
       </w:pPr>
       <w:r>
         <w:rPr>
@@ -182,22 +278,55 @@
     </w:p>
     <w:p>
       <w:pPr>
-        <w:spacing w:after="60"/>
-      </w:pPr>
-      <w:r>
-        <w:rPr>
-          <w:i/>
-          <w:iCs/>
-          <w:color w:val="5F6F80"/>
-          <w:sz w:val="19"/>
-          <w:szCs w:val="19"/>
-        </w:rPr>
-        <w:t xml:space="preserve">Data: 5, 8, 12, 15, 20 → median is 12 (the 3rd of 5 values)</w:t>
-      </w:r>
-    </w:p>
-    <w:p>
-      <w:pPr>
-        <w:spacing w:after="60"/>
+        <w:keepNext/>
+        <w:spacing w:after="20" w:before="120"/>
+        <w:jc w:val="center"/>
+      </w:pPr>
+      <w:r>
+        <w:drawing>
+          <wp:inline distT="0" distB="0" distL="0" distR="0">
+            <wp:extent cx="1238250" cy="933450"/>
+            <wp:effectExtent t="0" r="0" b="0" l="0"/>
+            <wp:docPr id="1" name="" descr="" title=""/>
+            <wp:cNvGraphicFramePr>
+              <a:graphicFrameLocks xmlns:a="http://schemas.openxmlformats.org/drawingml/2006/main" noChangeAspect="1"/>
+            </wp:cNvGraphicFramePr>
+            <a:graphic xmlns:a="http://schemas.openxmlformats.org/drawingml/2006/main">
+              <a:graphicData uri="http://schemas.openxmlformats.org/drawingml/2006/picture">
+                <pic:pic xmlns:pic="http://schemas.openxmlformats.org/drawingml/2006/picture">
+                  <pic:nvPicPr>
+                    <pic:cNvPr id="0" name="" descr=""/>
+                    <pic:cNvPicPr>
+                      <a:picLocks noChangeAspect="1" noChangeArrowheads="1"/>
+                    </pic:cNvPicPr>
+                  </pic:nvPicPr>
+                  <pic:blipFill>
+                    <a:blip r:embed="rId11" cstate="none"/>
+                    <a:srcRect/>
+                    <a:stretch>
+                      <a:fillRect/>
+                    </a:stretch>
+                  </pic:blipFill>
+                  <pic:spPr bwMode="auto">
+                    <a:xfrm>
+                      <a:off x="0" y="0"/>
+                      <a:ext cx="1238250" cy="933450"/>
+                    </a:xfrm>
+                    <a:prstGeom prst="rect">
+                      <a:avLst/>
+                    </a:prstGeom>
+                  </pic:spPr>
+                </pic:pic>
+              </a:graphicData>
+            </a:graphic>
+          </wp:inline>
+        </w:drawing>
+      </w:r>
+    </w:p>
+    <w:p>
+      <w:pPr>
+        <w:keepNext/>
+        <w:spacing w:after="20"/>
       </w:pPr>
       <w:r>
         <w:rPr>
@@ -222,7 +351,7 @@
     </w:p>
     <w:p>
       <w:pPr>
-        <w:spacing w:after="60"/>
+        <w:spacing w:after="160"/>
       </w:pPr>
       <w:r>
         <w:rPr>
@@ -234,22 +363,55 @@
     </w:p>
     <w:p>
       <w:pPr>
-        <w:spacing w:after="60"/>
-      </w:pPr>
-      <w:r>
-        <w:rPr>
-          <w:i/>
-          <w:iCs/>
-          <w:color w:val="5F6F80"/>
-          <w:sz w:val="19"/>
-          <w:szCs w:val="19"/>
-        </w:rPr>
-        <w:t xml:space="preserve">Data: 12, 14, 13, 15, 45 → 45 is far from the cluster, so it is an outlier</w:t>
-      </w:r>
-    </w:p>
-    <w:p>
-      <w:pPr>
-        <w:spacing w:after="60"/>
+        <w:keepNext/>
+        <w:spacing w:after="20" w:before="120"/>
+        <w:jc w:val="center"/>
+      </w:pPr>
+      <w:r>
+        <w:drawing>
+          <wp:inline distT="0" distB="0" distL="0" distR="0">
+            <wp:extent cx="1238250" cy="933450"/>
+            <wp:effectExtent t="0" r="0" b="0" l="0"/>
+            <wp:docPr id="1" name="" descr="" title=""/>
+            <wp:cNvGraphicFramePr>
+              <a:graphicFrameLocks xmlns:a="http://schemas.openxmlformats.org/drawingml/2006/main" noChangeAspect="1"/>
+            </wp:cNvGraphicFramePr>
+            <a:graphic xmlns:a="http://schemas.openxmlformats.org/drawingml/2006/main">
+              <a:graphicData uri="http://schemas.openxmlformats.org/drawingml/2006/picture">
+                <pic:pic xmlns:pic="http://schemas.openxmlformats.org/drawingml/2006/picture">
+                  <pic:nvPicPr>
+                    <pic:cNvPr id="0" name="" descr=""/>
+                    <pic:cNvPicPr>
+                      <a:picLocks noChangeAspect="1" noChangeArrowheads="1"/>
+                    </pic:cNvPicPr>
+                  </pic:nvPicPr>
+                  <pic:blipFill>
+                    <a:blip r:embed="rId12" cstate="none"/>
+                    <a:srcRect/>
+                    <a:stretch>
+                      <a:fillRect/>
+                    </a:stretch>
+                  </pic:blipFill>
+                  <pic:spPr bwMode="auto">
+                    <a:xfrm>
+                      <a:off x="0" y="0"/>
+                      <a:ext cx="1238250" cy="933450"/>
+                    </a:xfrm>
+                    <a:prstGeom prst="rect">
+                      <a:avLst/>
+                    </a:prstGeom>
+                  </pic:spPr>
+                </pic:pic>
+              </a:graphicData>
+            </a:graphic>
+          </wp:inline>
+        </w:drawing>
+      </w:r>
+    </w:p>
+    <w:p>
+      <w:pPr>
+        <w:keepNext/>
+        <w:spacing w:after="20"/>
       </w:pPr>
       <w:r>
         <w:rPr>
@@ -274,7 +436,7 @@
     </w:p>
     <w:p>
       <w:pPr>
-        <w:spacing w:after="60"/>
+        <w:spacing w:after="160"/>
       </w:pPr>
       <w:r>
         <w:rPr>
@@ -286,22 +448,55 @@
     </w:p>
     <w:p>
       <w:pPr>
-        <w:spacing w:after="60"/>
-      </w:pPr>
-      <w:r>
-        <w:rPr>
-          <w:i/>
-          <w:iCs/>
-          <w:color w:val="5F6F80"/>
-          <w:sz w:val="19"/>
-          <w:szCs w:val="19"/>
-        </w:rPr>
-        <w:t xml:space="preserve">Scores: 5, 6, 7, 8, 8, 35 → most scores are low, but 35 creates a tail to the right (skewed right)</w:t>
-      </w:r>
-    </w:p>
-    <w:p>
-      <w:pPr>
-        <w:spacing w:after="60"/>
+        <w:keepNext/>
+        <w:spacing w:after="20" w:before="120"/>
+        <w:jc w:val="center"/>
+      </w:pPr>
+      <w:r>
+        <w:drawing>
+          <wp:inline distT="0" distB="0" distL="0" distR="0">
+            <wp:extent cx="1238250" cy="933450"/>
+            <wp:effectExtent t="0" r="0" b="0" l="0"/>
+            <wp:docPr id="1" name="" descr="" title=""/>
+            <wp:cNvGraphicFramePr>
+              <a:graphicFrameLocks xmlns:a="http://schemas.openxmlformats.org/drawingml/2006/main" noChangeAspect="1"/>
+            </wp:cNvGraphicFramePr>
+            <a:graphic xmlns:a="http://schemas.openxmlformats.org/drawingml/2006/main">
+              <a:graphicData uri="http://schemas.openxmlformats.org/drawingml/2006/picture">
+                <pic:pic xmlns:pic="http://schemas.openxmlformats.org/drawingml/2006/picture">
+                  <pic:nvPicPr>
+                    <pic:cNvPr id="0" name="" descr=""/>
+                    <pic:cNvPicPr>
+                      <a:picLocks noChangeAspect="1" noChangeArrowheads="1"/>
+                    </pic:cNvPicPr>
+                  </pic:nvPicPr>
+                  <pic:blipFill>
+                    <a:blip r:embed="rId12" cstate="none"/>
+                    <a:srcRect/>
+                    <a:stretch>
+                      <a:fillRect/>
+                    </a:stretch>
+                  </pic:blipFill>
+                  <pic:spPr bwMode="auto">
+                    <a:xfrm>
+                      <a:off x="0" y="0"/>
+                      <a:ext cx="1238250" cy="933450"/>
+                    </a:xfrm>
+                    <a:prstGeom prst="rect">
+                      <a:avLst/>
+                    </a:prstGeom>
+                  </pic:spPr>
+                </pic:pic>
+              </a:graphicData>
+            </a:graphic>
+          </wp:inline>
+        </w:drawing>
+      </w:r>
+    </w:p>
+    <w:p>
+      <w:pPr>
+        <w:keepNext/>
+        <w:spacing w:after="20"/>
       </w:pPr>
       <w:r>
         <w:rPr>
@@ -326,7 +521,7 @@
     </w:p>
     <w:p>
       <w:pPr>
-        <w:spacing w:after="60"/>
+        <w:spacing w:after="160"/>
       </w:pPr>
       <w:r>
         <w:rPr>
@@ -338,22 +533,55 @@
     </w:p>
     <w:p>
       <w:pPr>
-        <w:spacing w:after="60"/>
-      </w:pPr>
-      <w:r>
-        <w:rPr>
-          <w:i/>
-          <w:iCs/>
-          <w:color w:val="5F6F80"/>
-          <w:sz w:val="19"/>
-          <w:szCs w:val="19"/>
-        </w:rPr>
-        <w:t xml:space="preserve">Symmetric = even on both sides. Skewed = bunched on one side with a tail</w:t>
-      </w:r>
-    </w:p>
-    <w:p>
-      <w:pPr>
-        <w:spacing w:after="60"/>
+        <w:keepNext/>
+        <w:spacing w:after="20" w:before="120"/>
+        <w:jc w:val="center"/>
+      </w:pPr>
+      <w:r>
+        <w:drawing>
+          <wp:inline distT="0" distB="0" distL="0" distR="0">
+            <wp:extent cx="1238250" cy="933450"/>
+            <wp:effectExtent t="0" r="0" b="0" l="0"/>
+            <wp:docPr id="1" name="" descr="" title=""/>
+            <wp:cNvGraphicFramePr>
+              <a:graphicFrameLocks xmlns:a="http://schemas.openxmlformats.org/drawingml/2006/main" noChangeAspect="1"/>
+            </wp:cNvGraphicFramePr>
+            <a:graphic xmlns:a="http://schemas.openxmlformats.org/drawingml/2006/main">
+              <a:graphicData uri="http://schemas.openxmlformats.org/drawingml/2006/picture">
+                <pic:pic xmlns:pic="http://schemas.openxmlformats.org/drawingml/2006/picture">
+                  <pic:nvPicPr>
+                    <pic:cNvPr id="0" name="" descr=""/>
+                    <pic:cNvPicPr>
+                      <a:picLocks noChangeAspect="1" noChangeArrowheads="1"/>
+                    </pic:cNvPicPr>
+                  </pic:nvPicPr>
+                  <pic:blipFill>
+                    <a:blip r:embed="rId13" cstate="none"/>
+                    <a:srcRect/>
+                    <a:stretch>
+                      <a:fillRect/>
+                    </a:stretch>
+                  </pic:blipFill>
+                  <pic:spPr bwMode="auto">
+                    <a:xfrm>
+                      <a:off x="0" y="0"/>
+                      <a:ext cx="1238250" cy="933450"/>
+                    </a:xfrm>
+                    <a:prstGeom prst="rect">
+                      <a:avLst/>
+                    </a:prstGeom>
+                  </pic:spPr>
+                </pic:pic>
+              </a:graphicData>
+            </a:graphic>
+          </wp:inline>
+        </w:drawing>
+      </w:r>
+    </w:p>
+    <w:p>
+      <w:pPr>
+        <w:keepNext/>
+        <w:spacing w:after="20"/>
       </w:pPr>
       <w:r>
         <w:rPr>
@@ -378,7 +606,7 @@
     </w:p>
     <w:p>
       <w:pPr>
-        <w:spacing w:after="60"/>
+        <w:spacing w:after="160"/>
       </w:pPr>
       <w:r>
         <w:rPr>
@@ -386,21 +614,6 @@
           <w:szCs w:val="21"/>
         </w:rPr>
         <w:t xml:space="preserve">How spread out the numbers are.</w:t>
-      </w:r>
-    </w:p>
-    <w:p>
-      <w:pPr>
-        <w:spacing w:after="60"/>
-      </w:pPr>
-      <w:r>
-        <w:rPr>
-          <w:i/>
-          <w:iCs/>
-          <w:color w:val="5F6F80"/>
-          <w:sz w:val="19"/>
-          <w:szCs w:val="19"/>
-        </w:rPr>
-        <w:t xml:space="preserve">88, 90, 89, 91 (low variability) vs. 50, 70, 95, 100 (high variability)</w:t>
       </w:r>
     </w:p>
     <w:p>

--- a/lessons/8-4/downloads/8-4-notes.docx
+++ b/lessons/8-4/downloads/8-4-notes.docx
@@ -1366,6 +1366,153 @@
     </w:p>
     <w:p>
       <w:pPr>
+        <w:pStyle w:val="Heading2"/>
+        <w:spacing w:after="80" w:before="180"/>
+      </w:pPr>
+      <w:r>
+        <w:rPr>
+          <w:b/>
+          <w:bCs/>
+          <w:color w:val="12355B"/>
+          <w:sz w:val="24"/>
+          <w:szCs w:val="24"/>
+        </w:rPr>
+        <w:t xml:space="preserve">Solved Example</w:t>
+      </w:r>
+      <w:r>
+        <w:rPr>
+          <w:i/>
+          <w:iCs/>
+          <w:color w:val="1FA6A2"/>
+          <w:sz w:val="19"/>
+          <w:szCs w:val="19"/>
+        </w:rPr>
+        <w:t xml:space="preserve">   I Do — watch each step</w:t>
+      </w:r>
+    </w:p>
+    <w:p>
+      <w:pPr>
+        <w:keepNext/>
+        <w:spacing w:after="40"/>
+      </w:pPr>
+      <w:r>
+        <w:rPr>
+          <w:b/>
+          <w:bCs/>
+          <w:color w:val="12355B"/>
+          <w:sz w:val="21"/>
+          <w:szCs w:val="21"/>
+        </w:rPr>
+        <w:t xml:space="preserve">Problem:  </w:t>
+      </w:r>
+      <w:r>
+        <w:rPr>
+          <w:sz w:val="21"/>
+          <w:szCs w:val="21"/>
+        </w:rPr>
+        <w:t xml:space="preserve">A gymnast's scores are: 8.5, 8.8, 8.7, 8.6, 8.9. There are no outliers. Which measure best represents a typical score?</w:t>
+      </w:r>
+    </w:p>
+    <w:p>
+      <w:pPr>
+        <w:spacing w:after="30"/>
+        <w:ind w:left="420"/>
+      </w:pPr>
+      <w:r>
+        <w:rPr>
+          <w:sz w:val="20"/>
+          <w:szCs w:val="20"/>
+        </w:rPr>
+        <w:t xml:space="preserve">A)  Mean</w:t>
+      </w:r>
+    </w:p>
+    <w:p>
+      <w:pPr>
+        <w:spacing w:after="30"/>
+        <w:ind w:left="420"/>
+      </w:pPr>
+      <w:r>
+        <w:rPr>
+          <w:sz w:val="20"/>
+          <w:szCs w:val="20"/>
+        </w:rPr>
+        <w:t xml:space="preserve">B)  Median</w:t>
+      </w:r>
+    </w:p>
+    <w:p>
+      <w:pPr>
+        <w:spacing w:after="30"/>
+        <w:ind w:left="420"/>
+      </w:pPr>
+      <w:r>
+        <w:rPr>
+          <w:sz w:val="20"/>
+          <w:szCs w:val="20"/>
+        </w:rPr>
+        <w:t xml:space="preserve">C)  Neither — the data is too small</w:t>
+      </w:r>
+    </w:p>
+    <w:p>
+      <w:pPr>
+        <w:spacing w:after="30"/>
+        <w:ind w:left="420"/>
+      </w:pPr>
+      <w:r>
+        <w:rPr>
+          <w:sz w:val="20"/>
+          <w:szCs w:val="20"/>
+        </w:rPr>
+        <w:t xml:space="preserve">D)  Both are equally bad</w:t>
+      </w:r>
+    </w:p>
+    <w:p>
+      <w:pPr>
+        <w:spacing w:after="20" w:before="50"/>
+      </w:pPr>
+      <w:r>
+        <w:rPr>
+          <w:b/>
+          <w:bCs/>
+          <w:color w:val="1FA6A2"/>
+          <w:sz w:val="21"/>
+          <w:szCs w:val="21"/>
+        </w:rPr>
+        <w:t xml:space="preserve">Step 1:  </w:t>
+      </w:r>
+      <w:r>
+        <w:rPr>
+          <w:sz w:val="21"/>
+          <w:szCs w:val="21"/>
+        </w:rPr>
+        <w:t xml:space="preserve">The data is symmetric with no outliers, so the mean (8.7) best represents the typical score.</w:t>
+      </w:r>
+    </w:p>
+    <w:p>
+      <w:pPr>
+        <w:spacing w:after="40" w:before="60"/>
+      </w:pPr>
+      <w:r>
+        <w:rPr>
+          <w:b/>
+          <w:bCs/>
+          <w:color w:val="12355B"/>
+          <w:sz w:val="21"/>
+          <w:szCs w:val="21"/>
+        </w:rPr>
+        <w:t xml:space="preserve">Answer:  </w:t>
+      </w:r>
+      <w:r>
+        <w:rPr>
+          <w:b/>
+          <w:bCs/>
+          <w:sz w:val="21"/>
+          <w:szCs w:val="21"/>
+        </w:rPr>
+        <w:t xml:space="preserve">A. Mean</w:t>
+      </w:r>
+    </w:p>
+    <w:p>
+      <w:pPr>
         <w:pStyle w:val="Heading1"/>
         <w:pageBreakBefore/>
         <w:pBdr>
@@ -1408,6 +1555,170 @@
           <w:szCs w:val="19"/>
         </w:rPr>
         <w:t xml:space="preserve">   We Do — work with your class</w:t>
+      </w:r>
+    </w:p>
+    <w:p>
+      <w:pPr>
+        <w:keepNext/>
+        <w:spacing w:after="40" w:before="40"/>
+      </w:pPr>
+      <w:r>
+        <w:rPr>
+          <w:b/>
+          <w:bCs/>
+          <w:color w:val="12355B"/>
+          <w:sz w:val="21"/>
+          <w:szCs w:val="21"/>
+        </w:rPr>
+        <w:t xml:space="preserve">Problem:  </w:t>
+      </w:r>
+      <w:r>
+        <w:rPr>
+          <w:sz w:val="21"/>
+          <w:szCs w:val="21"/>
+        </w:rPr>
+        <w:t xml:space="preserve">A runner's mile times are: 7:10, 7:15, 7:12, 7:20, 12:00. The 12:00 was due to a cramp. Which measure best represents a typical mile?</w:t>
+      </w:r>
+    </w:p>
+    <w:p>
+      <w:pPr>
+        <w:spacing w:after="30"/>
+        <w:ind w:left="420"/>
+      </w:pPr>
+      <w:r>
+        <w:rPr>
+          <w:sz w:val="20"/>
+          <w:szCs w:val="20"/>
+        </w:rPr>
+        <w:t xml:space="preserve">A)  Median — the outlier 12:00 pulls the mean too high</w:t>
+      </w:r>
+    </w:p>
+    <w:p>
+      <w:pPr>
+        <w:spacing w:after="30"/>
+        <w:ind w:left="420"/>
+      </w:pPr>
+      <w:r>
+        <w:rPr>
+          <w:sz w:val="20"/>
+          <w:szCs w:val="20"/>
+        </w:rPr>
+        <w:t xml:space="preserve">B)  Mean — it uses all the data</w:t>
+      </w:r>
+    </w:p>
+    <w:p>
+      <w:pPr>
+        <w:spacing w:after="30"/>
+        <w:ind w:left="420"/>
+      </w:pPr>
+      <w:r>
+        <w:rPr>
+          <w:sz w:val="20"/>
+          <w:szCs w:val="20"/>
+        </w:rPr>
+        <w:t xml:space="preserve">C)  Mode — it shows the most common time</w:t>
+      </w:r>
+    </w:p>
+    <w:p>
+      <w:pPr>
+        <w:spacing w:after="30"/>
+        <w:ind w:left="420"/>
+      </w:pPr>
+      <w:r>
+        <w:rPr>
+          <w:sz w:val="20"/>
+          <w:szCs w:val="20"/>
+        </w:rPr>
+        <w:t xml:space="preserve">D)  Neither measure works</w:t>
+      </w:r>
+    </w:p>
+    <w:p>
+      <w:pPr>
+        <w:keepNext/>
+        <w:spacing w:after="0" w:before="50"/>
+      </w:pPr>
+      <w:r>
+        <w:rPr>
+          <w:b/>
+          <w:bCs/>
+          <w:color w:val="6B4FA0"/>
+          <w:sz w:val="21"/>
+          <w:szCs w:val="21"/>
+        </w:rPr>
+        <w:t xml:space="preserve">Step 1:</w:t>
+      </w:r>
+    </w:p>
+    <w:p>
+      <w:pPr>
+        <w:pBdr>
+          <w:bottom w:val="single" w:color="AFBECC" w:sz="6"/>
+        </w:pBdr>
+        <w:spacing w:after="30" w:before="150"/>
+      </w:pPr>
+      <w:r>
+        <w:t xml:space="preserve"/>
+      </w:r>
+    </w:p>
+    <w:p>
+      <w:pPr>
+        <w:keepNext/>
+        <w:spacing w:after="0" w:before="50"/>
+      </w:pPr>
+      <w:r>
+        <w:rPr>
+          <w:b/>
+          <w:bCs/>
+          <w:color w:val="6B4FA0"/>
+          <w:sz w:val="21"/>
+          <w:szCs w:val="21"/>
+        </w:rPr>
+        <w:t xml:space="preserve">Step 2:</w:t>
+      </w:r>
+    </w:p>
+    <w:p>
+      <w:pPr>
+        <w:pBdr>
+          <w:bottom w:val="single" w:color="AFBECC" w:sz="6"/>
+        </w:pBdr>
+        <w:spacing w:after="30" w:before="150"/>
+      </w:pPr>
+      <w:r>
+        <w:t xml:space="preserve"/>
+      </w:r>
+    </w:p>
+    <w:p>
+      <w:pPr>
+        <w:keepNext/>
+        <w:spacing w:after="0" w:before="60"/>
+      </w:pPr>
+      <w:r>
+        <w:rPr>
+          <w:b/>
+          <w:bCs/>
+          <w:color w:val="12355B"/>
+          <w:sz w:val="21"/>
+          <w:szCs w:val="21"/>
+        </w:rPr>
+        <w:t xml:space="preserve">Answer:</w:t>
+      </w:r>
+    </w:p>
+    <w:p>
+      <w:pPr>
+        <w:pBdr>
+          <w:bottom w:val="single" w:color="AFBECC" w:sz="6"/>
+        </w:pBdr>
+        <w:spacing w:after="30" w:before="150"/>
+      </w:pPr>
+      <w:r>
+        <w:t xml:space="preserve"/>
+      </w:r>
+    </w:p>
+    <w:p>
+      <w:pPr>
+        <w:spacing w:after="80"/>
+      </w:pPr>
+      <w:r>
+        <w:t xml:space="preserve"/>
       </w:r>
     </w:p>
     <w:tbl>
@@ -2008,67 +2319,7 @@
           <w:sz w:val="21"/>
           <w:szCs w:val="21"/>
         </w:rPr>
-        <w:t xml:space="preserve">A gymnast's scores are: 8.5, 8.8, 8.7, 8.6, 8.9. There are no outliers. Which measure best represents a typical score?</w:t>
-      </w:r>
-    </w:p>
-    <w:p>
-      <w:pPr>
-        <w:spacing w:after="40"/>
-        <w:ind w:left="420"/>
-      </w:pPr>
-      <w:r>
-        <w:rPr>
-          <w:sz w:val="20"/>
-          <w:szCs w:val="20"/>
-        </w:rPr>
-        <w:t xml:space="preserve">A)  Mean</w:t>
-      </w:r>
-    </w:p>
-    <w:p>
-      <w:pPr>
-        <w:spacing w:after="40"/>
-        <w:ind w:left="420"/>
-      </w:pPr>
-      <w:r>
-        <w:rPr>
-          <w:sz w:val="20"/>
-          <w:szCs w:val="20"/>
-        </w:rPr>
-        <w:t xml:space="preserve">B)  Median</w:t>
-      </w:r>
-    </w:p>
-    <w:p>
-      <w:pPr>
-        <w:spacing w:after="40"/>
-        <w:ind w:left="420"/>
-      </w:pPr>
-      <w:r>
-        <w:rPr>
-          <w:sz w:val="20"/>
-          <w:szCs w:val="20"/>
-        </w:rPr>
-        <w:t xml:space="preserve">C)  Neither — the data is too small</w:t>
-      </w:r>
-    </w:p>
-    <w:p>
-      <w:pPr>
-        <w:spacing w:after="40"/>
-        <w:ind w:left="420"/>
-      </w:pPr>
-      <w:r>
-        <w:rPr>
-          <w:sz w:val="20"/>
-          <w:szCs w:val="20"/>
-        </w:rPr>
-        <w:t xml:space="preserve">D)  Both are equally bad</w:t>
-      </w:r>
-    </w:p>
-    <w:p>
-      <w:pPr>
-        <w:spacing w:after="20"/>
-      </w:pPr>
-      <w:r>
-        <w:t xml:space="preserve"/>
+        <w:t xml:space="preserve">Match each data description with the best measure of center.</w:t>
       </w:r>
     </w:p>
     <w:tbl>
@@ -2113,6 +2364,22 @@
               <w:t xml:space="preserve"/>
             </w:r>
           </w:p>
+          <w:p>
+            <w:pPr>
+              <w:spacing w:after="0" w:line="320"/>
+            </w:pPr>
+            <w:r>
+              <w:t xml:space="preserve"/>
+            </w:r>
+          </w:p>
+          <w:p>
+            <w:pPr>
+              <w:spacing w:after="0" w:line="320"/>
+            </w:pPr>
+            <w:r>
+              <w:t xml:space="preserve"/>
+            </w:r>
+          </w:p>
         </w:tc>
       </w:tr>
     </w:tbl>
@@ -2138,7 +2405,7 @@
           <w:sz w:val="21"/>
           <w:szCs w:val="21"/>
         </w:rPr>
-        <w:t xml:space="preserve">A runner's mile times are: 7:10, 7:15, 7:12, 7:20, 12:00. The 12:00 was due to a cramp. Which measure best represents a typical mile?</w:t>
+        <w:t xml:space="preserve">Data set: 5, 6, 7, 7, 8, 50. The mean is about 13.8 and the median is 7. Which better represents the typical value?</w:t>
       </w:r>
     </w:p>
     <w:p>
@@ -2151,7 +2418,7 @@
           <w:sz w:val="20"/>
           <w:szCs w:val="20"/>
         </w:rPr>
-        <w:t xml:space="preserve">A)  Median — the outlier 12:00 pulls the mean too high</w:t>
+        <w:t xml:space="preserve">A)  Median (7) — the outlier 50 inflates the mean</w:t>
       </w:r>
     </w:p>
     <w:p>
@@ -2164,7 +2431,7 @@
           <w:sz w:val="20"/>
           <w:szCs w:val="20"/>
         </w:rPr>
-        <w:t xml:space="preserve">B)  Mean — it uses all the data</w:t>
+        <w:t xml:space="preserve">B)  Mean (13.8) — it includes all values</w:t>
       </w:r>
     </w:p>
     <w:p>
@@ -2177,7 +2444,7 @@
           <w:sz w:val="20"/>
           <w:szCs w:val="20"/>
         </w:rPr>
-        <w:t xml:space="preserve">C)  Mode — it shows the most common time</w:t>
+        <w:t xml:space="preserve">C)  Both are equally good</w:t>
       </w:r>
     </w:p>
     <w:p>
@@ -2190,7 +2457,7 @@
           <w:sz w:val="20"/>
           <w:szCs w:val="20"/>
         </w:rPr>
-        <w:t xml:space="preserve">D)  Neither measure works</w:t>
+        <w:t xml:space="preserve">D)  Neither works for this data</w:t>
       </w:r>
     </w:p>
     <w:p>
@@ -2268,7 +2535,67 @@
           <w:sz w:val="21"/>
           <w:szCs w:val="21"/>
         </w:rPr>
-        <w:t xml:space="preserve">Match each data description with the best measure of center.</w:t>
+        <w:t xml:space="preserve">A baseball player's batting averages over 6 seasons are: .280, .295, .290, .285, .300, .110. The .110 was an injury-shortened season. Which measure better represents the player's typical batting average?</w:t>
+      </w:r>
+    </w:p>
+    <w:p>
+      <w:pPr>
+        <w:spacing w:after="40"/>
+        <w:ind w:left="420"/>
+      </w:pPr>
+      <w:r>
+        <w:rPr>
+          <w:sz w:val="20"/>
+          <w:szCs w:val="20"/>
+        </w:rPr>
+        <w:t xml:space="preserve">A)  Median, because the .110 outlier pulls the mean down</w:t>
+      </w:r>
+    </w:p>
+    <w:p>
+      <w:pPr>
+        <w:spacing w:after="40"/>
+        <w:ind w:left="420"/>
+      </w:pPr>
+      <w:r>
+        <w:rPr>
+          <w:sz w:val="20"/>
+          <w:szCs w:val="20"/>
+        </w:rPr>
+        <w:t xml:space="preserve">B)  Mean, because it uses all the data</w:t>
+      </w:r>
+    </w:p>
+    <w:p>
+      <w:pPr>
+        <w:spacing w:after="40"/>
+        <w:ind w:left="420"/>
+      </w:pPr>
+      <w:r>
+        <w:rPr>
+          <w:sz w:val="20"/>
+          <w:szCs w:val="20"/>
+        </w:rPr>
+        <w:t xml:space="preserve">C)  Mean, because .110 is a real season</w:t>
+      </w:r>
+    </w:p>
+    <w:p>
+      <w:pPr>
+        <w:spacing w:after="40"/>
+        <w:ind w:left="420"/>
+      </w:pPr>
+      <w:r>
+        <w:rPr>
+          <w:sz w:val="20"/>
+          <w:szCs w:val="20"/>
+        </w:rPr>
+        <w:t xml:space="preserve">D)  Neither measure works</w:t>
+      </w:r>
+    </w:p>
+    <w:p>
+      <w:pPr>
+        <w:spacing w:after="20"/>
+      </w:pPr>
+      <w:r>
+        <w:t xml:space="preserve"/>
       </w:r>
     </w:p>
     <w:tbl>
@@ -2313,22 +2640,6 @@
               <w:t xml:space="preserve"/>
             </w:r>
           </w:p>
-          <w:p>
-            <w:pPr>
-              <w:spacing w:after="0" w:line="320"/>
-            </w:pPr>
-            <w:r>
-              <w:t xml:space="preserve"/>
-            </w:r>
-          </w:p>
-          <w:p>
-            <w:pPr>
-              <w:spacing w:after="0" w:line="320"/>
-            </w:pPr>
-            <w:r>
-              <w:t xml:space="preserve"/>
-            </w:r>
-          </w:p>
         </w:tc>
       </w:tr>
     </w:tbl>
@@ -2354,67 +2665,7 @@
           <w:sz w:val="21"/>
           <w:szCs w:val="21"/>
         </w:rPr>
-        <w:t xml:space="preserve">Data set: 5, 6, 7, 7, 8, 50. The mean is about 13.8 and the median is 7. Which better represents the typical value?</w:t>
-      </w:r>
-    </w:p>
-    <w:p>
-      <w:pPr>
-        <w:spacing w:after="40"/>
-        <w:ind w:left="420"/>
-      </w:pPr>
-      <w:r>
-        <w:rPr>
-          <w:sz w:val="20"/>
-          <w:szCs w:val="20"/>
-        </w:rPr>
-        <w:t xml:space="preserve">A)  Median (7) — the outlier 50 inflates the mean</w:t>
-      </w:r>
-    </w:p>
-    <w:p>
-      <w:pPr>
-        <w:spacing w:after="40"/>
-        <w:ind w:left="420"/>
-      </w:pPr>
-      <w:r>
-        <w:rPr>
-          <w:sz w:val="20"/>
-          <w:szCs w:val="20"/>
-        </w:rPr>
-        <w:t xml:space="preserve">B)  Mean (13.8) — it includes all values</w:t>
-      </w:r>
-    </w:p>
-    <w:p>
-      <w:pPr>
-        <w:spacing w:after="40"/>
-        <w:ind w:left="420"/>
-      </w:pPr>
-      <w:r>
-        <w:rPr>
-          <w:sz w:val="20"/>
-          <w:szCs w:val="20"/>
-        </w:rPr>
-        <w:t xml:space="preserve">C)  Both are equally good</w:t>
-      </w:r>
-    </w:p>
-    <w:p>
-      <w:pPr>
-        <w:spacing w:after="40"/>
-        <w:ind w:left="420"/>
-      </w:pPr>
-      <w:r>
-        <w:rPr>
-          <w:sz w:val="20"/>
-          <w:szCs w:val="20"/>
-        </w:rPr>
-        <w:t xml:space="preserve">D)  Neither works for this data</w:t>
-      </w:r>
-    </w:p>
-    <w:p>
-      <w:pPr>
-        <w:spacing w:after="20"/>
-      </w:pPr>
-      <w:r>
-        <w:t xml:space="preserve"/>
+        <w:t xml:space="preserve">Match the reason with whether to use mean or median.</w:t>
       </w:r>
     </w:p>
     <w:tbl>
@@ -2459,6 +2710,22 @@
               <w:t xml:space="preserve"/>
             </w:r>
           </w:p>
+          <w:p>
+            <w:pPr>
+              <w:spacing w:after="0" w:line="320"/>
+            </w:pPr>
+            <w:r>
+              <w:t xml:space="preserve"/>
+            </w:r>
+          </w:p>
+          <w:p>
+            <w:pPr>
+              <w:spacing w:after="0" w:line="320"/>
+            </w:pPr>
+            <w:r>
+              <w:t xml:space="preserve"/>
+            </w:r>
+          </w:p>
         </w:tc>
       </w:tr>
     </w:tbl>
@@ -3119,6 +3386,64 @@
           <w:sz w:val="24"/>
           <w:szCs w:val="24"/>
         </w:rPr>
+        <w:t xml:space="preserve">Worked Notes (I Do / We Do)</w:t>
+      </w:r>
+    </w:p>
+    <w:p>
+      <w:pPr>
+        <w:spacing w:after="80"/>
+      </w:pPr>
+      <w:r>
+        <w:rPr>
+          <w:b/>
+          <w:bCs/>
+          <w:sz w:val="21"/>
+          <w:szCs w:val="21"/>
+        </w:rPr>
+        <w:t xml:space="preserve">I Do:  </w:t>
+      </w:r>
+      <w:r>
+        <w:rPr>
+          <w:sz w:val="21"/>
+          <w:szCs w:val="21"/>
+        </w:rPr>
+        <w:t xml:space="preserve">A. Mean</w:t>
+      </w:r>
+    </w:p>
+    <w:p>
+      <w:pPr>
+        <w:spacing w:after="80"/>
+      </w:pPr>
+      <w:r>
+        <w:rPr>
+          <w:b/>
+          <w:bCs/>
+          <w:sz w:val="21"/>
+          <w:szCs w:val="21"/>
+        </w:rPr>
+        <w:t xml:space="preserve">We Do:  </w:t>
+      </w:r>
+      <w:r>
+        <w:rPr>
+          <w:sz w:val="21"/>
+          <w:szCs w:val="21"/>
+        </w:rPr>
+        <w:t xml:space="preserve">A. Median — the outlier 12:00 pulls the mean too high</w:t>
+      </w:r>
+    </w:p>
+    <w:p>
+      <w:pPr>
+        <w:pStyle w:val="Heading2"/>
+        <w:spacing w:after="80" w:before="180"/>
+      </w:pPr>
+      <w:r>
+        <w:rPr>
+          <w:b/>
+          <w:bCs/>
+          <w:color w:val="12355B"/>
+          <w:sz w:val="24"/>
+          <w:szCs w:val="24"/>
+        </w:rPr>
         <w:t xml:space="preserve">Independent Practice</w:t>
       </w:r>
     </w:p>
@@ -3140,7 +3465,31 @@
           <w:sz w:val="21"/>
           <w:szCs w:val="21"/>
         </w:rPr>
-        <w:t xml:space="preserve">A)  Mean</w:t>
+        <w:t xml:space="preserve">Answers vary.</w:t>
+      </w:r>
+      <w:r>
+        <w:t xml:space="preserve"/>
+      </w:r>
+    </w:p>
+    <w:p>
+      <w:pPr>
+        <w:spacing w:after="80"/>
+      </w:pPr>
+      <w:r>
+        <w:rPr>
+          <w:b/>
+          <w:bCs/>
+          <w:sz w:val="21"/>
+          <w:szCs w:val="21"/>
+        </w:rPr>
+        <w:t xml:space="preserve">2.  </w:t>
+      </w:r>
+      <w:r>
+        <w:rPr>
+          <w:sz w:val="21"/>
+          <w:szCs w:val="21"/>
+        </w:rPr>
+        <w:t xml:space="preserve">A)  Median (7) — the outlier 50 inflates the mean</w:t>
       </w:r>
       <w:r>
         <w:rPr>
@@ -3150,7 +3499,7 @@
           <w:sz w:val="19"/>
           <w:szCs w:val="19"/>
         </w:rPr>
-        <w:t xml:space="preserve">  — The data is symmetric with no outliers, so the mean (8.7) best represents the typical score.</w:t>
+        <w:t xml:space="preserve">  — The mean (13.8) is higher than 5 of the 6 values because the outlier 50 pulls it up. The median (7) better represents a typical value.</w:t>
       </w:r>
     </w:p>
     <w:p>
@@ -3164,14 +3513,14 @@
           <w:sz w:val="21"/>
           <w:szCs w:val="21"/>
         </w:rPr>
-        <w:t xml:space="preserve">2.  </w:t>
-      </w:r>
-      <w:r>
-        <w:rPr>
-          <w:sz w:val="21"/>
-          <w:szCs w:val="21"/>
-        </w:rPr>
-        <w:t xml:space="preserve">A)  Median — the outlier 12:00 pulls the mean too high</w:t>
+        <w:t xml:space="preserve">3.  </w:t>
+      </w:r>
+      <w:r>
+        <w:rPr>
+          <w:sz w:val="21"/>
+          <w:szCs w:val="21"/>
+        </w:rPr>
+        <w:t xml:space="preserve">A)  Median, because the .110 outlier pulls the mean down</w:t>
       </w:r>
       <w:r>
         <w:rPr>
@@ -3181,7 +3530,7 @@
           <w:sz w:val="19"/>
           <w:szCs w:val="19"/>
         </w:rPr>
-        <w:t xml:space="preserve">  — The 12:00 is an outlier that pulls the mean up. The median (7:15) better represents the runner's typical time.</w:t>
+        <w:t xml:space="preserve">  — The .110 is an outlier that pulls the mean down to .260. The median (.2875) better represents typical performance because it isn't affected by the extreme value.</w:t>
       </w:r>
     </w:p>
     <w:p>
@@ -3195,7 +3544,7 @@
           <w:sz w:val="21"/>
           <w:szCs w:val="21"/>
         </w:rPr>
-        <w:t xml:space="preserve">3.  </w:t>
+        <w:t xml:space="preserve">4.  </w:t>
       </w:r>
       <w:r>
         <w:rPr>
@@ -3206,37 +3555,6 @@
       </w:r>
       <w:r>
         <w:t xml:space="preserve"/>
-      </w:r>
-    </w:p>
-    <w:p>
-      <w:pPr>
-        <w:spacing w:after="80"/>
-      </w:pPr>
-      <w:r>
-        <w:rPr>
-          <w:b/>
-          <w:bCs/>
-          <w:sz w:val="21"/>
-          <w:szCs w:val="21"/>
-        </w:rPr>
-        <w:t xml:space="preserve">4.  </w:t>
-      </w:r>
-      <w:r>
-        <w:rPr>
-          <w:sz w:val="21"/>
-          <w:szCs w:val="21"/>
-        </w:rPr>
-        <w:t xml:space="preserve">A)  Median (7) — the outlier 50 inflates the mean</w:t>
-      </w:r>
-      <w:r>
-        <w:rPr>
-          <w:i/>
-          <w:iCs/>
-          <w:color w:val="5F6F80"/>
-          <w:sz w:val="19"/>
-          <w:szCs w:val="19"/>
-        </w:rPr>
-        <w:t xml:space="preserve">  — The mean (13.8) is higher than 5 of the 6 values because the outlier 50 pulls it up. The median (7) better represents a typical value.</w:t>
       </w:r>
     </w:p>
     <w:p>

--- a/lessons/8-4/downloads/8-4-notes.docx
+++ b/lessons/8-4/downloads/8-4-notes.docx
@@ -1177,6 +1177,238 @@
     <w:p>
       <w:pPr>
         <w:pStyle w:val="Heading1"/>
+        <w:pBdr>
+          <w:bottom w:val="single" w:color="1FA6A2" w:sz="14" w:space="6"/>
+        </w:pBdr>
+        <w:spacing w:after="140" w:before="260"/>
+      </w:pPr>
+      <w:r>
+        <w:rPr>
+          <w:b/>
+          <w:bCs/>
+          <w:color w:val="12355B"/>
+          <w:sz w:val="30"/>
+          <w:szCs w:val="30"/>
+        </w:rPr>
+        <w:t xml:space="preserve">Guided Notes</w:t>
+      </w:r>
+    </w:p>
+    <w:p>
+      <w:pPr>
+        <w:spacing w:after="100"/>
+      </w:pPr>
+      <w:r>
+        <w:rPr>
+          <w:i/>
+          <w:iCs/>
+          <w:color w:val="5F6F80"/>
+          <w:sz w:val="19"/>
+          <w:szCs w:val="19"/>
+        </w:rPr>
+        <w:t xml:space="preserve">Fill in each blank as we go. Use the Word Bank to help you.</w:t>
+      </w:r>
+    </w:p>
+    <w:tbl>
+      <w:tblPr>
+        <w:tblW w:type="pct" w:w="100%"/>
+        <w:tblBorders>
+          <w:top w:val="single" w:color="BBD0DE" w:sz="8"/>
+          <w:left w:val="single" w:color="BBD0DE" w:sz="8"/>
+          <w:bottom w:val="single" w:color="BBD0DE" w:sz="8"/>
+          <w:right w:val="single" w:color="BBD0DE" w:sz="8"/>
+          <w:insideH w:val="single" w:color="auto" w:sz="4"/>
+          <w:insideV w:val="single" w:color="auto" w:sz="4"/>
+        </w:tblBorders>
+      </w:tblPr>
+      <w:tblGrid>
+        <w:gridCol w:w="100"/>
+      </w:tblGrid>
+      <w:tr>
+        <w:tc>
+          <w:tcPr>
+            <w:shd w:fill="EEF4F8" w:color="auto" w:val="clear"/>
+            <w:tcMar>
+              <w:top w:type="dxa" w:w="120"/>
+              <w:left w:type="dxa" w:w="180"/>
+              <w:bottom w:type="dxa" w:w="120"/>
+              <w:right w:type="dxa" w:w="180"/>
+            </w:tcMar>
+          </w:tcPr>
+          <w:p>
+            <w:pPr>
+              <w:spacing w:after="40"/>
+            </w:pPr>
+            <w:r>
+              <w:rPr>
+                <w:b/>
+                <w:bCs/>
+                <w:color w:val="1FA6A2"/>
+                <w:sz w:val="18"/>
+                <w:szCs w:val="18"/>
+              </w:rPr>
+              <w:t xml:space="preserve">WORD BANK</w:t>
+            </w:r>
+          </w:p>
+          <w:p>
+            <w:pPr>
+              <w:spacing w:after="80"/>
+            </w:pPr>
+            <w:r>
+              <w:rPr>
+                <w:b/>
+                <w:bCs/>
+                <w:sz w:val="21"/>
+                <w:szCs w:val="21"/>
+              </w:rPr>
+              <w:t xml:space="preserve">Mean      •      Median      •      Outlier      •      Skewed      •      Data distribution      •      Variability</w:t>
+            </w:r>
+          </w:p>
+        </w:tc>
+      </w:tr>
+    </w:tbl>
+    <w:p>
+      <w:pPr>
+        <w:spacing w:after="80"/>
+      </w:pPr>
+      <w:r>
+        <w:t xml:space="preserve"/>
+      </w:r>
+    </w:p>
+    <w:p>
+      <w:pPr>
+        <w:spacing w:after="120" w:before="80"/>
+      </w:pPr>
+      <w:r>
+        <w:rPr>
+          <w:b/>
+          <w:bCs/>
+          <w:color w:val="12355B"/>
+          <w:sz w:val="22"/>
+          <w:szCs w:val="22"/>
+        </w:rPr>
+        <w:t xml:space="preserve">1.  </w:t>
+      </w:r>
+      <w:r>
+        <w:rPr>
+          <w:sz w:val="22"/>
+          <w:szCs w:val="22"/>
+        </w:rPr>
+        <w:t xml:space="preserve">The average of a data set is the ___.</w:t>
+      </w:r>
+    </w:p>
+    <w:p>
+      <w:pPr>
+        <w:spacing w:after="120" w:before="80"/>
+      </w:pPr>
+      <w:r>
+        <w:rPr>
+          <w:b/>
+          <w:bCs/>
+          <w:color w:val="12355B"/>
+          <w:sz w:val="22"/>
+          <w:szCs w:val="22"/>
+        </w:rPr>
+        <w:t xml:space="preserve">2.  </w:t>
+      </w:r>
+      <w:r>
+        <w:rPr>
+          <w:sz w:val="22"/>
+          <w:szCs w:val="22"/>
+        </w:rPr>
+        <w:t xml:space="preserve">The middle value when data is in order, often best when there is an outlier, is the ___.</w:t>
+      </w:r>
+    </w:p>
+    <w:p>
+      <w:pPr>
+        <w:spacing w:after="120" w:before="80"/>
+      </w:pPr>
+      <w:r>
+        <w:rPr>
+          <w:b/>
+          <w:bCs/>
+          <w:color w:val="12355B"/>
+          <w:sz w:val="22"/>
+          <w:szCs w:val="22"/>
+        </w:rPr>
+        <w:t xml:space="preserve">3.  </w:t>
+      </w:r>
+      <w:r>
+        <w:rPr>
+          <w:sz w:val="22"/>
+          <w:szCs w:val="22"/>
+        </w:rPr>
+        <w:t xml:space="preserve">A value far from the rest of the data, which can pull the mean, is an ___.</w:t>
+      </w:r>
+    </w:p>
+    <w:p>
+      <w:pPr>
+        <w:spacing w:after="120" w:before="80"/>
+      </w:pPr>
+      <w:r>
+        <w:rPr>
+          <w:b/>
+          <w:bCs/>
+          <w:color w:val="12355B"/>
+          <w:sz w:val="22"/>
+          <w:szCs w:val="22"/>
+        </w:rPr>
+        <w:t xml:space="preserve">4.  </w:t>
+      </w:r>
+      <w:r>
+        <w:rPr>
+          <w:sz w:val="22"/>
+          <w:szCs w:val="22"/>
+        </w:rPr>
+        <w:t xml:space="preserve">Data that is bunched on one side with a tail on the other is ___.</w:t>
+      </w:r>
+    </w:p>
+    <w:p>
+      <w:pPr>
+        <w:spacing w:after="120" w:before="80"/>
+      </w:pPr>
+      <w:r>
+        <w:rPr>
+          <w:b/>
+          <w:bCs/>
+          <w:color w:val="12355B"/>
+          <w:sz w:val="22"/>
+          <w:szCs w:val="22"/>
+        </w:rPr>
+        <w:t xml:space="preserve">5.  </w:t>
+      </w:r>
+      <w:r>
+        <w:rPr>
+          <w:sz w:val="22"/>
+          <w:szCs w:val="22"/>
+        </w:rPr>
+        <w:t xml:space="preserve">The way data values are spread out is the ___.</w:t>
+      </w:r>
+    </w:p>
+    <w:p>
+      <w:pPr>
+        <w:spacing w:after="120" w:before="80"/>
+      </w:pPr>
+      <w:r>
+        <w:rPr>
+          <w:b/>
+          <w:bCs/>
+          <w:color w:val="12355B"/>
+          <w:sz w:val="22"/>
+          <w:szCs w:val="22"/>
+        </w:rPr>
+        <w:t xml:space="preserve">6.  </w:t>
+      </w:r>
+      <w:r>
+        <w:rPr>
+          <w:sz w:val="22"/>
+          <w:szCs w:val="22"/>
+        </w:rPr>
+        <w:t xml:space="preserve">How much the data values differ is the ___.</w:t>
+      </w:r>
+    </w:p>
+    <w:p>
+      <w:pPr>
+        <w:pStyle w:val="Heading1"/>
         <w:pageBreakBefore/>
         <w:pBdr>
           <w:bottom w:val="single" w:color="1FA6A2" w:sz="14" w:space="6"/>
@@ -2238,6 +2470,87 @@
     </w:p>
     <w:p>
       <w:pPr>
+        <w:spacing w:after="40" w:before="80"/>
+      </w:pPr>
+      <w:r>
+        <w:rPr>
+          <w:b/>
+          <w:bCs/>
+          <w:color w:val="12355B"/>
+          <w:sz w:val="21"/>
+          <w:szCs w:val="21"/>
+        </w:rPr>
+        <w:t xml:space="preserve">5. </w:t>
+      </w:r>
+      <w:r>
+        <w:rPr>
+          <w:b/>
+          <w:bCs/>
+          <w:color w:val="6B4FA0"/>
+          <w:sz w:val="19"/>
+          <w:szCs w:val="19"/>
+        </w:rPr>
+        <w:t xml:space="preserve">[Practice] </w:t>
+      </w:r>
+      <w:r>
+        <w:rPr>
+          <w:b/>
+          <w:bCs/>
+          <w:sz w:val="21"/>
+          <w:szCs w:val="21"/>
+        </w:rPr>
+        <w:t xml:space="preserve">During practice on Appropriate Measures, what strategy did you use when a problem felt tricky?</w:t>
+      </w:r>
+    </w:p>
+    <w:p>
+      <w:pPr>
+        <w:spacing w:after="60"/>
+      </w:pPr>
+      <w:r>
+        <w:rPr>
+          <w:color w:val="1A2733"/>
+          <w:sz w:val="21"/>
+          <w:szCs w:val="21"/>
+        </w:rPr>
+        <w:t xml:space="preserve">Start with:  I use the median when the data has ___.</w:t>
+      </w:r>
+      <w:r>
+        <w:rPr>
+          <w:i/>
+          <w:iCs/>
+          <w:color w:val="5F6F80"/>
+          <w:sz w:val="19"/>
+          <w:szCs w:val="19"/>
+        </w:rPr>
+        <w:br/>
+        <w:t xml:space="preserve">Uso la mediana cuando los datos tienen ___.</w:t>
+      </w:r>
+    </w:p>
+    <w:p>
+      <w:pPr>
+        <w:spacing w:after="80"/>
+      </w:pPr>
+      <w:r>
+        <w:rPr>
+          <w:b/>
+          <w:bCs/>
+          <w:color w:val="12355B"/>
+          <w:sz w:val="19"/>
+          <w:szCs w:val="19"/>
+        </w:rPr>
+        <w:t xml:space="preserve">Word bank:  </w:t>
+      </w:r>
+      <w:r>
+        <w:rPr>
+          <w:color w:val="1FA6A2"/>
+          <w:sz w:val="19"/>
+          <w:szCs w:val="19"/>
+        </w:rPr>
+        <w:t xml:space="preserve">Mean,  Median,  Outlier,  Skewed</w:t>
+      </w:r>
+    </w:p>
+    <w:p>
+      <w:pPr>
         <w:pStyle w:val="Heading1"/>
         <w:pageBreakBefore/>
         <w:pBdr>
@@ -2746,33 +3059,7 @@
           <w:sz w:val="30"/>
           <w:szCs w:val="30"/>
         </w:rPr>
-        <w:t xml:space="preserve">Write About the Math</w:t>
-      </w:r>
-    </w:p>
-    <w:p>
-      <w:pPr>
-        <w:pStyle w:val="Heading2"/>
-        <w:spacing w:after="80" w:before="180"/>
-      </w:pPr>
-      <w:r>
-        <w:rPr>
-          <w:b/>
-          <w:bCs/>
-          <w:color w:val="12355B"/>
-          <w:sz w:val="24"/>
-          <w:szCs w:val="24"/>
-        </w:rPr>
-        <w:t xml:space="preserve">Build Strong Sentences</w:t>
-      </w:r>
-      <w:r>
-        <w:rPr>
-          <w:i/>
-          <w:iCs/>
-          <w:color w:val="B97A12"/>
-          <w:sz w:val="19"/>
-          <w:szCs w:val="19"/>
-        </w:rPr>
-        <w:t xml:space="preserve">   The Writing Revolution</w:t>
+        <w:t xml:space="preserve">Exit Ticket</w:t>
       </w:r>
     </w:p>
     <w:p>
@@ -2787,435 +3074,86 @@
           <w:sz w:val="19"/>
           <w:szCs w:val="19"/>
         </w:rPr>
-        <w:t xml:space="preserve">I can explain my choice using the words mean, median, outlier, and skewed.</w:t>
-      </w:r>
-    </w:p>
-    <w:p>
-      <w:pPr>
-        <w:pStyle w:val="Heading2"/>
-        <w:spacing w:after="80" w:before="180"/>
-      </w:pPr>
-      <w:r>
-        <w:rPr>
-          <w:b/>
-          <w:bCs/>
-          <w:color w:val="12355B"/>
-          <w:sz w:val="24"/>
-          <w:szCs w:val="24"/>
-        </w:rPr>
-        <w:t xml:space="preserve">1. Kernel Sentence</w:t>
-      </w:r>
-      <w:r>
-        <w:rPr>
-          <w:i/>
-          <w:iCs/>
-          <w:color w:val="1FA6A2"/>
-          <w:sz w:val="19"/>
-          <w:szCs w:val="19"/>
-        </w:rPr>
-        <w:t xml:space="preserve">   subject + verb</w:t>
-      </w:r>
-    </w:p>
-    <w:tbl>
-      <w:tblPr>
-        <w:tblW w:type="pct" w:w="100%"/>
-        <w:tblBorders>
-          <w:top w:val="single" w:color="B97A12" w:sz="8"/>
-          <w:left w:val="single" w:color="B97A12" w:sz="8"/>
-          <w:bottom w:val="single" w:color="B97A12" w:sz="8"/>
-          <w:right w:val="single" w:color="B97A12" w:sz="8"/>
-          <w:insideH w:val="single" w:color="auto" w:sz="4"/>
-          <w:insideV w:val="single" w:color="auto" w:sz="4"/>
-        </w:tblBorders>
-      </w:tblPr>
-      <w:tblGrid>
-        <w:gridCol w:w="100"/>
-      </w:tblGrid>
-      <w:tr>
-        <w:tc>
-          <w:tcPr>
-            <w:shd w:fill="FBF3E2" w:color="auto" w:val="clear"/>
-            <w:tcMar>
-              <w:top w:type="dxa" w:w="120"/>
-              <w:left w:type="dxa" w:w="180"/>
-              <w:bottom w:type="dxa" w:w="120"/>
-              <w:right w:type="dxa" w:w="180"/>
-            </w:tcMar>
-          </w:tcPr>
-          <w:p>
-            <w:pPr>
-              <w:spacing w:after="0"/>
-            </w:pPr>
-            <w:r>
-              <w:rPr>
-                <w:b/>
-                <w:bCs/>
-                <w:color w:val="1FA6A2"/>
-                <w:sz w:val="20"/>
-                <w:szCs w:val="20"/>
-              </w:rPr>
-              <w:t xml:space="preserve">Model:  </w:t>
-            </w:r>
-            <w:r>
-              <w:rPr>
-                <w:sz w:val="20"/>
-                <w:szCs w:val="20"/>
-              </w:rPr>
-              <w:t xml:space="preserve">Mean is the average. Add all the numbers, then divide by how many there are.</w:t>
-            </w:r>
-          </w:p>
-        </w:tc>
-      </w:tr>
-    </w:tbl>
+        <w:t xml:space="preserve">Answer on your own. This shows what you learned today.</w:t>
+      </w:r>
+    </w:p>
+    <w:p>
+      <w:pPr>
+        <w:spacing w:after="80" w:before="80"/>
+      </w:pPr>
+      <w:r>
+        <w:rPr>
+          <w:color w:val="B97A12"/>
+          <w:sz w:val="22"/>
+          <w:szCs w:val="22"/>
+        </w:rPr>
+        <w:t xml:space="preserve">★  </w:t>
+      </w:r>
+      <w:r>
+        <w:rPr>
+          <w:b/>
+          <w:bCs/>
+          <w:sz w:val="22"/>
+          <w:szCs w:val="22"/>
+        </w:rPr>
+        <w:t xml:space="preserve">Data set: 15, 18, 16, 17, 15, 72. Which measure of center best represents the data?</w:t>
+      </w:r>
+    </w:p>
+    <w:p>
+      <w:pPr>
+        <w:spacing w:after="60"/>
+        <w:ind w:left="420"/>
+      </w:pPr>
+      <w:r>
+        <w:rPr>
+          <w:sz w:val="21"/>
+          <w:szCs w:val="21"/>
+        </w:rPr>
+        <w:t xml:space="preserve">A)  Median, because 72 is an outlier</w:t>
+      </w:r>
+    </w:p>
+    <w:p>
+      <w:pPr>
+        <w:spacing w:after="60"/>
+        <w:ind w:left="420"/>
+      </w:pPr>
+      <w:r>
+        <w:rPr>
+          <w:sz w:val="21"/>
+          <w:szCs w:val="21"/>
+        </w:rPr>
+        <w:t xml:space="preserve">B)  Mean, because it uses all values</w:t>
+      </w:r>
+    </w:p>
+    <w:p>
+      <w:pPr>
+        <w:spacing w:after="60"/>
+        <w:ind w:left="420"/>
+      </w:pPr>
+      <w:r>
+        <w:rPr>
+          <w:sz w:val="21"/>
+          <w:szCs w:val="21"/>
+        </w:rPr>
+        <w:t xml:space="preserve">C)  Mean, because it is always best</w:t>
+      </w:r>
+    </w:p>
+    <w:p>
+      <w:pPr>
+        <w:spacing w:after="60"/>
+        <w:ind w:left="420"/>
+      </w:pPr>
+      <w:r>
+        <w:rPr>
+          <w:sz w:val="21"/>
+          <w:szCs w:val="21"/>
+        </w:rPr>
+        <w:t xml:space="preserve">D)  Neither works for this data</w:t>
+      </w:r>
+    </w:p>
     <w:p>
       <w:pPr>
         <w:spacing w:after="40"/>
-      </w:pPr>
-      <w:r>
-        <w:t xml:space="preserve"/>
-      </w:r>
-    </w:p>
-    <w:p>
-      <w:pPr>
-        <w:spacing w:after="60"/>
-      </w:pPr>
-      <w:r>
-        <w:rPr>
-          <w:color w:val="1A2733"/>
-          <w:sz w:val="21"/>
-          <w:szCs w:val="21"/>
-        </w:rPr>
-        <w:t xml:space="preserve">Write a kernel sentence about mean. Use a subject and a verb.</w:t>
-      </w:r>
-      <w:r>
-        <w:rPr>
-          <w:i/>
-          <w:iCs/>
-          <w:color w:val="5F6F80"/>
-          <w:sz w:val="19"/>
-          <w:szCs w:val="19"/>
-        </w:rPr>
-        <w:br/>
-        <w:t xml:space="preserve">Escribe una oración base sobre media. Usa un sujeto y un verbo.</w:t>
-      </w:r>
-    </w:p>
-    <w:p>
-      <w:pPr>
-        <w:pBdr>
-          <w:bottom w:val="single" w:color="AFBECC" w:sz="6"/>
-        </w:pBdr>
-        <w:spacing w:after="30" w:before="150"/>
-      </w:pPr>
-      <w:r>
-        <w:t xml:space="preserve"/>
-      </w:r>
-    </w:p>
-    <w:p>
-      <w:pPr>
-        <w:pBdr>
-          <w:bottom w:val="single" w:color="AFBECC" w:sz="6"/>
-        </w:pBdr>
-        <w:spacing w:after="30" w:before="150"/>
-      </w:pPr>
-      <w:r>
-        <w:t xml:space="preserve"/>
-      </w:r>
-    </w:p>
-    <w:p>
-      <w:pPr>
-        <w:pStyle w:val="Heading2"/>
-        <w:spacing w:after="80" w:before="180"/>
-      </w:pPr>
-      <w:r>
-        <w:rPr>
-          <w:b/>
-          <w:bCs/>
-          <w:color w:val="12355B"/>
-          <w:sz w:val="24"/>
-          <w:szCs w:val="24"/>
-        </w:rPr>
-        <w:t xml:space="preserve">2. Sentence Expansion</w:t>
-      </w:r>
-      <w:r>
-        <w:rPr>
-          <w:i/>
-          <w:iCs/>
-          <w:color w:val="1FA6A2"/>
-          <w:sz w:val="19"/>
-          <w:szCs w:val="19"/>
-        </w:rPr>
-        <w:t xml:space="preserve">   because · but · so</w:t>
-      </w:r>
-    </w:p>
-    <w:p>
-      <w:pPr>
-        <w:spacing w:after="80"/>
-      </w:pPr>
-      <w:r>
-        <w:rPr>
-          <w:b/>
-          <w:bCs/>
-          <w:color w:val="1FA6A2"/>
-          <w:sz w:val="20"/>
-          <w:szCs w:val="20"/>
-        </w:rPr>
-        <w:t xml:space="preserve">Kernel:  </w:t>
-      </w:r>
-      <w:r>
-        <w:rPr>
-          <w:sz w:val="20"/>
-          <w:szCs w:val="20"/>
-        </w:rPr>
-        <w:t xml:space="preserve">Mean matters in math</w:t>
-      </w:r>
-    </w:p>
-    <w:p>
-      <w:pPr>
-        <w:spacing w:after="80"/>
-      </w:pPr>
-      <w:r>
-        <w:rPr>
-          <w:b/>
-          <w:bCs/>
-          <w:color w:val="12355B"/>
-          <w:sz w:val="21"/>
-          <w:szCs w:val="21"/>
-        </w:rPr>
-        <w:t xml:space="preserve">because  </w:t>
-      </w:r>
-      <w:r>
-        <w:rPr>
-          <w:sz w:val="21"/>
-          <w:szCs w:val="21"/>
-        </w:rPr>
-        <w:t xml:space="preserve">Mean matters in math because ___.</w:t>
-      </w:r>
-      <w:r>
-        <w:rPr>
-          <w:i/>
-          <w:iCs/>
-          <w:color w:val="5F6F80"/>
-          <w:sz w:val="19"/>
-          <w:szCs w:val="19"/>
-        </w:rPr>
-        <w:br/>
-        <w:t xml:space="preserve">Media importa en matemáticas porque ___.</w:t>
-      </w:r>
-    </w:p>
-    <w:p>
-      <w:pPr>
-        <w:pBdr>
-          <w:bottom w:val="single" w:color="AFBECC" w:sz="6"/>
-        </w:pBdr>
-        <w:spacing w:after="30" w:before="150"/>
-      </w:pPr>
-      <w:r>
-        <w:t xml:space="preserve"/>
-      </w:r>
-    </w:p>
-    <w:p>
-      <w:pPr>
-        <w:spacing w:after="80"/>
-      </w:pPr>
-      <w:r>
-        <w:rPr>
-          <w:b/>
-          <w:bCs/>
-          <w:color w:val="12355B"/>
-          <w:sz w:val="21"/>
-          <w:szCs w:val="21"/>
-        </w:rPr>
-        <w:t xml:space="preserve">but  </w:t>
-      </w:r>
-      <w:r>
-        <w:rPr>
-          <w:sz w:val="21"/>
-          <w:szCs w:val="21"/>
-        </w:rPr>
-        <w:t xml:space="preserve">Mean matters in math, but ___.</w:t>
-      </w:r>
-      <w:r>
-        <w:rPr>
-          <w:i/>
-          <w:iCs/>
-          <w:color w:val="5F6F80"/>
-          <w:sz w:val="19"/>
-          <w:szCs w:val="19"/>
-        </w:rPr>
-        <w:br/>
-        <w:t xml:space="preserve">Media importa en matemáticas, pero ___.</w:t>
-      </w:r>
-    </w:p>
-    <w:p>
-      <w:pPr>
-        <w:pBdr>
-          <w:bottom w:val="single" w:color="AFBECC" w:sz="6"/>
-        </w:pBdr>
-        <w:spacing w:after="30" w:before="150"/>
-      </w:pPr>
-      <w:r>
-        <w:t xml:space="preserve"/>
-      </w:r>
-    </w:p>
-    <w:p>
-      <w:pPr>
-        <w:spacing w:after="80"/>
-      </w:pPr>
-      <w:r>
-        <w:rPr>
-          <w:b/>
-          <w:bCs/>
-          <w:color w:val="12355B"/>
-          <w:sz w:val="21"/>
-          <w:szCs w:val="21"/>
-        </w:rPr>
-        <w:t xml:space="preserve">so  </w:t>
-      </w:r>
-      <w:r>
-        <w:rPr>
-          <w:sz w:val="21"/>
-          <w:szCs w:val="21"/>
-        </w:rPr>
-        <w:t xml:space="preserve">Mean matters in math, so ___.</w:t>
-      </w:r>
-      <w:r>
-        <w:rPr>
-          <w:i/>
-          <w:iCs/>
-          <w:color w:val="5F6F80"/>
-          <w:sz w:val="19"/>
-          <w:szCs w:val="19"/>
-        </w:rPr>
-        <w:br/>
-        <w:t xml:space="preserve">Media importa en matemáticas, entonces ___.</w:t>
-      </w:r>
-    </w:p>
-    <w:p>
-      <w:pPr>
-        <w:pBdr>
-          <w:bottom w:val="single" w:color="AFBECC" w:sz="6"/>
-        </w:pBdr>
-        <w:spacing w:after="30" w:before="150"/>
-      </w:pPr>
-      <w:r>
-        <w:t xml:space="preserve"/>
-      </w:r>
-    </w:p>
-    <w:p>
-      <w:pPr>
-        <w:pStyle w:val="Heading2"/>
-        <w:spacing w:after="80" w:before="180"/>
-      </w:pPr>
-      <w:r>
-        <w:rPr>
-          <w:b/>
-          <w:bCs/>
-          <w:color w:val="12355B"/>
-          <w:sz w:val="24"/>
-          <w:szCs w:val="24"/>
-        </w:rPr>
-        <w:t xml:space="preserve">3. Explain Your Reasoning</w:t>
-      </w:r>
-      <w:r>
-        <w:rPr>
-          <w:i/>
-          <w:iCs/>
-          <w:color w:val="1FA6A2"/>
-          <w:sz w:val="19"/>
-          <w:szCs w:val="19"/>
-        </w:rPr>
-        <w:t xml:space="preserve">   use a sentence starter</w:t>
-      </w:r>
-    </w:p>
-    <w:p>
-      <w:pPr>
-        <w:spacing w:after="60"/>
-      </w:pPr>
-      <w:r>
-        <w:rPr>
-          <w:color w:val="1A2733"/>
-          <w:sz w:val="21"/>
-          <w:szCs w:val="21"/>
-        </w:rPr>
-        <w:t xml:space="preserve">The league should report the ___ because ___.</w:t>
-      </w:r>
-      <w:r>
-        <w:rPr>
-          <w:i/>
-          <w:iCs/>
-          <w:color w:val="5F6F80"/>
-          <w:sz w:val="19"/>
-          <w:szCs w:val="19"/>
-        </w:rPr>
-        <w:br/>
-        <w:t xml:space="preserve">La liga debería reportar la ___ porque ___.</w:t>
-      </w:r>
-    </w:p>
-    <w:p>
-      <w:pPr>
-        <w:spacing w:after="60"/>
-      </w:pPr>
-      <w:r>
-        <w:rPr>
-          <w:color w:val="1A2733"/>
-          <w:sz w:val="21"/>
-          <w:szCs w:val="21"/>
-        </w:rPr>
-        <w:t xml:space="preserve">The 58-point game is an ___ that affects the mean.</w:t>
-      </w:r>
-      <w:r>
-        <w:rPr>
-          <w:i/>
-          <w:iCs/>
-          <w:color w:val="5F6F80"/>
-          <w:sz w:val="19"/>
-          <w:szCs w:val="19"/>
-        </w:rPr>
-        <w:br/>
-        <w:t xml:space="preserve">El juego de 58 puntos es un ___ que afecta la media.</w:t>
-      </w:r>
-    </w:p>
-    <w:p>
-      <w:pPr>
-        <w:spacing w:after="60"/>
-      </w:pPr>
-      <w:r>
-        <w:rPr>
-          <w:color w:val="1A2733"/>
-          <w:sz w:val="21"/>
-          <w:szCs w:val="21"/>
-        </w:rPr>
-        <w:t xml:space="preserve">I use the median when the data has ___.</w:t>
-      </w:r>
-      <w:r>
-        <w:rPr>
-          <w:i/>
-          <w:iCs/>
-          <w:color w:val="5F6F80"/>
-          <w:sz w:val="19"/>
-          <w:szCs w:val="19"/>
-        </w:rPr>
-        <w:br/>
-        <w:t xml:space="preserve">Uso la mediana cuando los datos tienen ___.</w:t>
-      </w:r>
-    </w:p>
-    <w:p>
-      <w:pPr>
-        <w:pBdr>
-          <w:bottom w:val="single" w:color="AFBECC" w:sz="6"/>
-        </w:pBdr>
-        <w:spacing w:after="30" w:before="150"/>
-      </w:pPr>
-      <w:r>
-        <w:t xml:space="preserve"/>
-      </w:r>
-    </w:p>
-    <w:p>
-      <w:pPr>
-        <w:pBdr>
-          <w:bottom w:val="single" w:color="AFBECC" w:sz="6"/>
-        </w:pBdr>
-        <w:spacing w:after="30" w:before="150"/>
       </w:pPr>
       <w:r>
         <w:t xml:space="preserve"/>
@@ -3238,7 +3176,7 @@
           <w:sz w:val="30"/>
           <w:szCs w:val="30"/>
         </w:rPr>
-        <w:t xml:space="preserve">Exit Ticket</w:t>
+        <w:t xml:space="preserve">Answer Key &amp; Teacher Guide</w:t>
       </w:r>
     </w:p>
     <w:p>
@@ -3253,115 +3191,269 @@
           <w:sz w:val="19"/>
           <w:szCs w:val="19"/>
         </w:rPr>
-        <w:t xml:space="preserve">Answer on your own. This shows what you learned today.</w:t>
-      </w:r>
-    </w:p>
-    <w:p>
-      <w:pPr>
-        <w:spacing w:after="80" w:before="80"/>
-      </w:pPr>
-      <w:r>
-        <w:rPr>
-          <w:color w:val="B97A12"/>
-          <w:sz w:val="22"/>
-          <w:szCs w:val="22"/>
-        </w:rPr>
-        <w:t xml:space="preserve">★  </w:t>
-      </w:r>
-      <w:r>
-        <w:rPr>
-          <w:b/>
-          <w:bCs/>
-          <w:sz w:val="22"/>
-          <w:szCs w:val="22"/>
-        </w:rPr>
-        <w:t xml:space="preserve">Data set: 15, 18, 16, 17, 15, 72. Which measure of center best represents the data?</w:t>
-      </w:r>
-    </w:p>
-    <w:p>
-      <w:pPr>
-        <w:spacing w:after="60"/>
-        <w:ind w:left="420"/>
-      </w:pPr>
-      <w:r>
-        <w:rPr>
-          <w:sz w:val="21"/>
-          <w:szCs w:val="21"/>
-        </w:rPr>
-        <w:t xml:space="preserve">A)  Median, because 72 is an outlier</w:t>
-      </w:r>
-    </w:p>
-    <w:p>
-      <w:pPr>
-        <w:spacing w:after="60"/>
-        <w:ind w:left="420"/>
-      </w:pPr>
-      <w:r>
-        <w:rPr>
-          <w:sz w:val="21"/>
-          <w:szCs w:val="21"/>
-        </w:rPr>
-        <w:t xml:space="preserve">B)  Mean, because it uses all values</w:t>
-      </w:r>
-    </w:p>
-    <w:p>
-      <w:pPr>
-        <w:spacing w:after="60"/>
-        <w:ind w:left="420"/>
-      </w:pPr>
-      <w:r>
-        <w:rPr>
-          <w:sz w:val="21"/>
-          <w:szCs w:val="21"/>
-        </w:rPr>
-        <w:t xml:space="preserve">C)  Mean, because it is always best</w:t>
-      </w:r>
-    </w:p>
-    <w:p>
-      <w:pPr>
-        <w:spacing w:after="60"/>
-        <w:ind w:left="420"/>
-      </w:pPr>
-      <w:r>
-        <w:rPr>
-          <w:sz w:val="21"/>
-          <w:szCs w:val="21"/>
-        </w:rPr>
-        <w:t xml:space="preserve">D)  Neither works for this data</w:t>
-      </w:r>
-    </w:p>
-    <w:p>
-      <w:pPr>
-        <w:spacing w:after="40"/>
-      </w:pPr>
+        <w:t xml:space="preserve">Teacher reference — remove or fold back before distributing to students.</w:t>
+      </w:r>
+    </w:p>
+    <w:p>
+      <w:pPr>
+        <w:pStyle w:val="Heading2"/>
+        <w:spacing w:after="80" w:before="180"/>
+      </w:pPr>
+      <w:r>
+        <w:rPr>
+          <w:b/>
+          <w:bCs/>
+          <w:color w:val="12355B"/>
+          <w:sz w:val="24"/>
+          <w:szCs w:val="24"/>
+        </w:rPr>
+        <w:t xml:space="preserve">Guided Notes (Fill-in)</w:t>
+      </w:r>
+    </w:p>
+    <w:p>
+      <w:pPr>
+        <w:spacing w:after="80"/>
+      </w:pPr>
+      <w:r>
+        <w:rPr>
+          <w:b/>
+          <w:bCs/>
+          <w:sz w:val="21"/>
+          <w:szCs w:val="21"/>
+        </w:rPr>
+        <w:t xml:space="preserve">Notes 1:  </w:t>
+      </w:r>
+      <w:r>
+        <w:rPr>
+          <w:sz w:val="21"/>
+          <w:szCs w:val="21"/>
+        </w:rPr>
+        <w:t xml:space="preserve">Mean</w:t>
+      </w:r>
+    </w:p>
+    <w:p>
+      <w:pPr>
+        <w:spacing w:after="80"/>
+      </w:pPr>
+      <w:r>
+        <w:rPr>
+          <w:b/>
+          <w:bCs/>
+          <w:sz w:val="21"/>
+          <w:szCs w:val="21"/>
+        </w:rPr>
+        <w:t xml:space="preserve">Notes 2:  </w:t>
+      </w:r>
+      <w:r>
+        <w:rPr>
+          <w:sz w:val="21"/>
+          <w:szCs w:val="21"/>
+        </w:rPr>
+        <w:t xml:space="preserve">Median</w:t>
+      </w:r>
+    </w:p>
+    <w:p>
+      <w:pPr>
+        <w:spacing w:after="80"/>
+      </w:pPr>
+      <w:r>
+        <w:rPr>
+          <w:b/>
+          <w:bCs/>
+          <w:sz w:val="21"/>
+          <w:szCs w:val="21"/>
+        </w:rPr>
+        <w:t xml:space="preserve">Notes 3:  </w:t>
+      </w:r>
+      <w:r>
+        <w:rPr>
+          <w:sz w:val="21"/>
+          <w:szCs w:val="21"/>
+        </w:rPr>
+        <w:t xml:space="preserve">Outlier</w:t>
+      </w:r>
+    </w:p>
+    <w:p>
+      <w:pPr>
+        <w:spacing w:after="80"/>
+      </w:pPr>
+      <w:r>
+        <w:rPr>
+          <w:b/>
+          <w:bCs/>
+          <w:sz w:val="21"/>
+          <w:szCs w:val="21"/>
+        </w:rPr>
+        <w:t xml:space="preserve">Notes 4:  </w:t>
+      </w:r>
+      <w:r>
+        <w:rPr>
+          <w:sz w:val="21"/>
+          <w:szCs w:val="21"/>
+        </w:rPr>
+        <w:t xml:space="preserve">Skewed</w:t>
+      </w:r>
+    </w:p>
+    <w:p>
+      <w:pPr>
+        <w:spacing w:after="80"/>
+      </w:pPr>
+      <w:r>
+        <w:rPr>
+          <w:b/>
+          <w:bCs/>
+          <w:sz w:val="21"/>
+          <w:szCs w:val="21"/>
+        </w:rPr>
+        <w:t xml:space="preserve">Notes 5:  </w:t>
+      </w:r>
+      <w:r>
+        <w:rPr>
+          <w:sz w:val="21"/>
+          <w:szCs w:val="21"/>
+        </w:rPr>
+        <w:t xml:space="preserve">Data distribution</w:t>
+      </w:r>
+    </w:p>
+    <w:p>
+      <w:pPr>
+        <w:spacing w:after="80"/>
+      </w:pPr>
+      <w:r>
+        <w:rPr>
+          <w:b/>
+          <w:bCs/>
+          <w:sz w:val="21"/>
+          <w:szCs w:val="21"/>
+        </w:rPr>
+        <w:t xml:space="preserve">Notes 6:  </w:t>
+      </w:r>
+      <w:r>
+        <w:rPr>
+          <w:sz w:val="21"/>
+          <w:szCs w:val="21"/>
+        </w:rPr>
+        <w:t xml:space="preserve">Variability</w:t>
+      </w:r>
+    </w:p>
+    <w:p>
+      <w:pPr>
+        <w:pStyle w:val="Heading2"/>
+        <w:spacing w:after="80" w:before="180"/>
+      </w:pPr>
+      <w:r>
+        <w:rPr>
+          <w:b/>
+          <w:bCs/>
+          <w:color w:val="12355B"/>
+          <w:sz w:val="24"/>
+          <w:szCs w:val="24"/>
+        </w:rPr>
+        <w:t xml:space="preserve">Worked Notes (I Do / We Do)</w:t>
+      </w:r>
+    </w:p>
+    <w:p>
+      <w:pPr>
+        <w:spacing w:after="80"/>
+      </w:pPr>
+      <w:r>
+        <w:rPr>
+          <w:b/>
+          <w:bCs/>
+          <w:sz w:val="21"/>
+          <w:szCs w:val="21"/>
+        </w:rPr>
+        <w:t xml:space="preserve">I Do:  </w:t>
+      </w:r>
+      <w:r>
+        <w:rPr>
+          <w:sz w:val="21"/>
+          <w:szCs w:val="21"/>
+        </w:rPr>
+        <w:t xml:space="preserve">A. Mean</w:t>
+      </w:r>
+    </w:p>
+    <w:p>
+      <w:pPr>
+        <w:spacing w:after="80"/>
+      </w:pPr>
+      <w:r>
+        <w:rPr>
+          <w:b/>
+          <w:bCs/>
+          <w:sz w:val="21"/>
+          <w:szCs w:val="21"/>
+        </w:rPr>
+        <w:t xml:space="preserve">We Do:  </w:t>
+      </w:r>
+      <w:r>
+        <w:rPr>
+          <w:sz w:val="21"/>
+          <w:szCs w:val="21"/>
+        </w:rPr>
+        <w:t xml:space="preserve">A. Median — the outlier 12:00 pulls the mean too high</w:t>
+      </w:r>
+    </w:p>
+    <w:p>
+      <w:pPr>
+        <w:pStyle w:val="Heading2"/>
+        <w:spacing w:after="80" w:before="180"/>
+      </w:pPr>
+      <w:r>
+        <w:rPr>
+          <w:b/>
+          <w:bCs/>
+          <w:color w:val="12355B"/>
+          <w:sz w:val="24"/>
+          <w:szCs w:val="24"/>
+        </w:rPr>
+        <w:t xml:space="preserve">Independent Practice</w:t>
+      </w:r>
+    </w:p>
+    <w:p>
+      <w:pPr>
+        <w:spacing w:after="80"/>
+      </w:pPr>
+      <w:r>
+        <w:rPr>
+          <w:b/>
+          <w:bCs/>
+          <w:sz w:val="21"/>
+          <w:szCs w:val="21"/>
+        </w:rPr>
+        <w:t xml:space="preserve">1.  </w:t>
+      </w:r>
+      <w:r>
+        <w:rPr>
+          <w:sz w:val="21"/>
+          <w:szCs w:val="21"/>
+        </w:rPr>
+        <w:t xml:space="preserve">Answers vary.</w:t>
+      </w:r>
       <w:r>
         <w:t xml:space="preserve"/>
       </w:r>
     </w:p>
     <w:p>
       <w:pPr>
-        <w:pStyle w:val="Heading1"/>
-        <w:pageBreakBefore/>
-        <w:pBdr>
-          <w:bottom w:val="single" w:color="1FA6A2" w:sz="14" w:space="6"/>
-        </w:pBdr>
-        <w:spacing w:after="140" w:before="0"/>
-      </w:pPr>
-      <w:r>
-        <w:rPr>
-          <w:b/>
-          <w:bCs/>
-          <w:color w:val="12355B"/>
-          <w:sz w:val="30"/>
-          <w:szCs w:val="30"/>
-        </w:rPr>
-        <w:t xml:space="preserve">Answer Key &amp; Teacher Guide</w:t>
-      </w:r>
-    </w:p>
-    <w:p>
-      <w:pPr>
-        <w:spacing w:after="100"/>
-      </w:pPr>
+        <w:spacing w:after="80"/>
+      </w:pPr>
+      <w:r>
+        <w:rPr>
+          <w:b/>
+          <w:bCs/>
+          <w:sz w:val="21"/>
+          <w:szCs w:val="21"/>
+        </w:rPr>
+        <w:t xml:space="preserve">2.  </w:t>
+      </w:r>
+      <w:r>
+        <w:rPr>
+          <w:sz w:val="21"/>
+          <w:szCs w:val="21"/>
+        </w:rPr>
+        <w:t xml:space="preserve">A)  Median (7) — the outlier 50 inflates the mean</w:t>
+      </w:r>
       <w:r>
         <w:rPr>
           <w:i/>
@@ -3370,23 +3462,7 @@
           <w:sz w:val="19"/>
           <w:szCs w:val="19"/>
         </w:rPr>
-        <w:t xml:space="preserve">Teacher reference — remove or fold back before distributing to students.</w:t>
-      </w:r>
-    </w:p>
-    <w:p>
-      <w:pPr>
-        <w:pStyle w:val="Heading2"/>
-        <w:spacing w:after="80" w:before="180"/>
-      </w:pPr>
-      <w:r>
-        <w:rPr>
-          <w:b/>
-          <w:bCs/>
-          <w:color w:val="12355B"/>
-          <w:sz w:val="24"/>
-          <w:szCs w:val="24"/>
-        </w:rPr>
-        <w:t xml:space="preserve">Worked Notes (I Do / We Do)</w:t>
+        <w:t xml:space="preserve">  — The mean (13.8) is higher than 5 of the 6 values because the outlier 50 pulls it up. The median (7) better represents a typical value.</w:t>
       </w:r>
     </w:p>
     <w:p>
@@ -3400,96 +3476,14 @@
           <w:sz w:val="21"/>
           <w:szCs w:val="21"/>
         </w:rPr>
-        <w:t xml:space="preserve">I Do:  </w:t>
-      </w:r>
-      <w:r>
-        <w:rPr>
-          <w:sz w:val="21"/>
-          <w:szCs w:val="21"/>
-        </w:rPr>
-        <w:t xml:space="preserve">A. Mean</w:t>
-      </w:r>
-    </w:p>
-    <w:p>
-      <w:pPr>
-        <w:spacing w:after="80"/>
-      </w:pPr>
-      <w:r>
-        <w:rPr>
-          <w:b/>
-          <w:bCs/>
-          <w:sz w:val="21"/>
-          <w:szCs w:val="21"/>
-        </w:rPr>
-        <w:t xml:space="preserve">We Do:  </w:t>
-      </w:r>
-      <w:r>
-        <w:rPr>
-          <w:sz w:val="21"/>
-          <w:szCs w:val="21"/>
-        </w:rPr>
-        <w:t xml:space="preserve">A. Median — the outlier 12:00 pulls the mean too high</w:t>
-      </w:r>
-    </w:p>
-    <w:p>
-      <w:pPr>
-        <w:pStyle w:val="Heading2"/>
-        <w:spacing w:after="80" w:before="180"/>
-      </w:pPr>
-      <w:r>
-        <w:rPr>
-          <w:b/>
-          <w:bCs/>
-          <w:color w:val="12355B"/>
-          <w:sz w:val="24"/>
-          <w:szCs w:val="24"/>
-        </w:rPr>
-        <w:t xml:space="preserve">Independent Practice</w:t>
-      </w:r>
-    </w:p>
-    <w:p>
-      <w:pPr>
-        <w:spacing w:after="80"/>
-      </w:pPr>
-      <w:r>
-        <w:rPr>
-          <w:b/>
-          <w:bCs/>
-          <w:sz w:val="21"/>
-          <w:szCs w:val="21"/>
-        </w:rPr>
-        <w:t xml:space="preserve">1.  </w:t>
-      </w:r>
-      <w:r>
-        <w:rPr>
-          <w:sz w:val="21"/>
-          <w:szCs w:val="21"/>
-        </w:rPr>
-        <w:t xml:space="preserve">Answers vary.</w:t>
-      </w:r>
-      <w:r>
-        <w:t xml:space="preserve"/>
-      </w:r>
-    </w:p>
-    <w:p>
-      <w:pPr>
-        <w:spacing w:after="80"/>
-      </w:pPr>
-      <w:r>
-        <w:rPr>
-          <w:b/>
-          <w:bCs/>
-          <w:sz w:val="21"/>
-          <w:szCs w:val="21"/>
-        </w:rPr>
-        <w:t xml:space="preserve">2.  </w:t>
-      </w:r>
-      <w:r>
-        <w:rPr>
-          <w:sz w:val="21"/>
-          <w:szCs w:val="21"/>
-        </w:rPr>
-        <w:t xml:space="preserve">A)  Median (7) — the outlier 50 inflates the mean</w:t>
+        <w:t xml:space="preserve">3.  </w:t>
+      </w:r>
+      <w:r>
+        <w:rPr>
+          <w:sz w:val="21"/>
+          <w:szCs w:val="21"/>
+        </w:rPr>
+        <w:t xml:space="preserve">A)  Median, because the .110 outlier pulls the mean down</w:t>
       </w:r>
       <w:r>
         <w:rPr>
@@ -3499,7 +3493,7 @@
           <w:sz w:val="19"/>
           <w:szCs w:val="19"/>
         </w:rPr>
-        <w:t xml:space="preserve">  — The mean (13.8) is higher than 5 of the 6 values because the outlier 50 pulls it up. The median (7) better represents a typical value.</w:t>
+        <w:t xml:space="preserve">  — The .110 is an outlier that pulls the mean down to .260. The median (.2875) better represents typical performance because it isn't affected by the extreme value.</w:t>
       </w:r>
     </w:p>
     <w:p>
@@ -3513,14 +3507,45 @@
           <w:sz w:val="21"/>
           <w:szCs w:val="21"/>
         </w:rPr>
-        <w:t xml:space="preserve">3.  </w:t>
-      </w:r>
-      <w:r>
-        <w:rPr>
-          <w:sz w:val="21"/>
-          <w:szCs w:val="21"/>
-        </w:rPr>
-        <w:t xml:space="preserve">A)  Median, because the .110 outlier pulls the mean down</w:t>
+        <w:t xml:space="preserve">4.  </w:t>
+      </w:r>
+      <w:r>
+        <w:rPr>
+          <w:sz w:val="21"/>
+          <w:szCs w:val="21"/>
+        </w:rPr>
+        <w:t xml:space="preserve">Answers vary.</w:t>
+      </w:r>
+      <w:r>
+        <w:t xml:space="preserve"/>
+      </w:r>
+    </w:p>
+    <w:p>
+      <w:pPr>
+        <w:pStyle w:val="Heading2"/>
+        <w:spacing w:after="80" w:before="180"/>
+      </w:pPr>
+      <w:r>
+        <w:rPr>
+          <w:b/>
+          <w:bCs/>
+          <w:color w:val="12355B"/>
+          <w:sz w:val="24"/>
+          <w:szCs w:val="24"/>
+        </w:rPr>
+        <w:t xml:space="preserve">Exit Ticket</w:t>
+      </w:r>
+    </w:p>
+    <w:p>
+      <w:pPr>
+        <w:spacing w:after="80"/>
+      </w:pPr>
+      <w:r>
+        <w:rPr>
+          <w:sz w:val="21"/>
+          <w:szCs w:val="21"/>
+        </w:rPr>
+        <w:t xml:space="preserve">A)  Median, because 72 is an outlier</w:t>
       </w:r>
       <w:r>
         <w:rPr>
@@ -3530,221 +3555,7 @@
           <w:sz w:val="19"/>
           <w:szCs w:val="19"/>
         </w:rPr>
-        <w:t xml:space="preserve">  — The .110 is an outlier that pulls the mean down to .260. The median (.2875) better represents typical performance because it isn't affected by the extreme value.</w:t>
-      </w:r>
-    </w:p>
-    <w:p>
-      <w:pPr>
-        <w:spacing w:after="80"/>
-      </w:pPr>
-      <w:r>
-        <w:rPr>
-          <w:b/>
-          <w:bCs/>
-          <w:sz w:val="21"/>
-          <w:szCs w:val="21"/>
-        </w:rPr>
-        <w:t xml:space="preserve">4.  </w:t>
-      </w:r>
-      <w:r>
-        <w:rPr>
-          <w:sz w:val="21"/>
-          <w:szCs w:val="21"/>
-        </w:rPr>
-        <w:t xml:space="preserve">Answers vary.</w:t>
-      </w:r>
-      <w:r>
-        <w:t xml:space="preserve"/>
-      </w:r>
-    </w:p>
-    <w:p>
-      <w:pPr>
-        <w:pStyle w:val="Heading2"/>
-        <w:spacing w:after="80" w:before="180"/>
-      </w:pPr>
-      <w:r>
-        <w:rPr>
-          <w:b/>
-          <w:bCs/>
-          <w:color w:val="12355B"/>
-          <w:sz w:val="24"/>
-          <w:szCs w:val="24"/>
-        </w:rPr>
-        <w:t xml:space="preserve">Exit Ticket</w:t>
-      </w:r>
-    </w:p>
-    <w:p>
-      <w:pPr>
-        <w:spacing w:after="80"/>
-      </w:pPr>
-      <w:r>
-        <w:rPr>
-          <w:sz w:val="21"/>
-          <w:szCs w:val="21"/>
-        </w:rPr>
-        <w:t xml:space="preserve">A)  Median, because 72 is an outlier</w:t>
-      </w:r>
-      <w:r>
-        <w:rPr>
-          <w:i/>
-          <w:iCs/>
-          <w:color w:val="5F6F80"/>
-          <w:sz w:val="19"/>
-          <w:szCs w:val="19"/>
-        </w:rPr>
         <w:t xml:space="preserve">  — The value 72 is an outlier. The mean (25.5) is pulled high by 72 and doesn't represent the typical values. The median (16.5) is a better measure of center.</w:t>
-      </w:r>
-    </w:p>
-    <w:p>
-      <w:pPr>
-        <w:pStyle w:val="Heading2"/>
-        <w:spacing w:after="80" w:before="180"/>
-      </w:pPr>
-      <w:r>
-        <w:rPr>
-          <w:b/>
-          <w:bCs/>
-          <w:color w:val="12355B"/>
-          <w:sz w:val="24"/>
-          <w:szCs w:val="24"/>
-        </w:rPr>
-        <w:t xml:space="preserve">Writing (TWR) — what to look for</w:t>
-      </w:r>
-    </w:p>
-    <w:p>
-      <w:pPr>
-        <w:spacing w:after="80"/>
-      </w:pPr>
-      <w:r>
-        <w:rPr>
-          <w:sz w:val="20"/>
-          <w:szCs w:val="20"/>
-        </w:rPr>
-        <w:t xml:space="preserve">Kernel sentence: a complete sentence needs a subject and a verb. Example: Mean is the average. Add all the numbers, then divide by how many there are.</w:t>
-      </w:r>
-    </w:p>
-    <w:p>
-      <w:pPr>
-        <w:spacing w:after="80"/>
-      </w:pPr>
-      <w:r>
-        <w:rPr>
-          <w:sz w:val="20"/>
-          <w:szCs w:val="20"/>
-        </w:rPr>
-        <w:t xml:space="preserve">Expansion: because = reason, but = contrast/exception, so = result. Answers vary; each must keep the kernel idea.</w:t>
-      </w:r>
-    </w:p>
-    <w:p>
-      <w:pPr>
-        <w:pStyle w:val="Heading2"/>
-        <w:spacing w:after="80" w:before="180"/>
-      </w:pPr>
-      <w:r>
-        <w:rPr>
-          <w:b/>
-          <w:bCs/>
-          <w:color w:val="12355B"/>
-          <w:sz w:val="24"/>
-          <w:szCs w:val="24"/>
-        </w:rPr>
-        <w:t xml:space="preserve">Turn &amp; Talk — listen for</w:t>
-      </w:r>
-    </w:p>
-    <w:p>
-      <w:pPr>
-        <w:spacing w:after="80"/>
-      </w:pPr>
-      <w:r>
-        <w:rPr>
-          <w:b/>
-          <w:bCs/>
-          <w:sz w:val="19"/>
-          <w:szCs w:val="19"/>
-        </w:rPr>
-        <w:t xml:space="preserve">1.  </w:t>
-      </w:r>
-      <w:r>
-        <w:rPr>
-          <w:i/>
-          <w:iCs/>
-          <w:color w:val="5F6F80"/>
-          <w:sz w:val="19"/>
-          <w:szCs w:val="19"/>
-        </w:rPr>
-        <w:t xml:space="preserve">Students choose the median (23) and identify 58 as an outlier that pulls the mean up to 27.6, making it unrepresentative.</w:t>
-      </w:r>
-    </w:p>
-    <w:p>
-      <w:pPr>
-        <w:spacing w:after="80"/>
-      </w:pPr>
-      <w:r>
-        <w:rPr>
-          <w:b/>
-          <w:bCs/>
-          <w:sz w:val="19"/>
-          <w:szCs w:val="19"/>
-        </w:rPr>
-        <w:t xml:space="preserve">2.  </w:t>
-      </w:r>
-      <w:r>
-        <w:rPr>
-          <w:i/>
-          <w:iCs/>
-          <w:color w:val="5F6F80"/>
-          <w:sz w:val="19"/>
-          <w:szCs w:val="19"/>
-        </w:rPr>
-        <w:t xml:space="preserve">A strong answer says the presence of an outlier or skew signals the median, while symmetric data with no outliers fits the mean.</w:t>
-      </w:r>
-    </w:p>
-    <w:p>
-      <w:pPr>
-        <w:spacing w:after="80"/>
-      </w:pPr>
-      <w:r>
-        <w:rPr>
-          <w:b/>
-          <w:bCs/>
-          <w:sz w:val="19"/>
-          <w:szCs w:val="19"/>
-        </w:rPr>
-        <w:t xml:space="preserve">3.  </w:t>
-      </w:r>
-      <w:r>
-        <w:rPr>
-          <w:i/>
-          <w:iCs/>
-          <w:color w:val="5F6F80"/>
-          <w:sz w:val="19"/>
-          <w:szCs w:val="19"/>
-        </w:rPr>
-        <w:t xml:space="preserve">Students explain $85 is misleading because the $260 courtside seat skews the mean upward, and the median (~$51) better reflects a typical ticket.</w:t>
-      </w:r>
-    </w:p>
-    <w:p>
-      <w:pPr>
-        <w:spacing w:after="80"/>
-      </w:pPr>
-      <w:r>
-        <w:rPr>
-          <w:b/>
-          <w:bCs/>
-          <w:sz w:val="19"/>
-          <w:szCs w:val="19"/>
-        </w:rPr>
-        <w:t xml:space="preserve">4.  </w:t>
-      </w:r>
-      <w:r>
-        <w:rPr>
-          <w:i/>
-          <w:iCs/>
-          <w:color w:val="5F6F80"/>
-          <w:sz w:val="19"/>
-          <w:szCs w:val="19"/>
-        </w:rPr>
-        <w:t xml:space="preserve">Students choose the median (~16.5), identify 72 as the outlier, and explain it would inflate the mean.</w:t>
       </w:r>
     </w:p>
     <w:sectPr>

--- a/lessons/8-4/downloads/8-4-notes.docx
+++ b/lessons/8-4/downloads/8-4-notes.docx
@@ -3157,405 +3157,6 @@
       </w:pPr>
       <w:r>
         <w:t xml:space="preserve"/>
-      </w:r>
-    </w:p>
-    <w:p>
-      <w:pPr>
-        <w:pStyle w:val="Heading1"/>
-        <w:pageBreakBefore/>
-        <w:pBdr>
-          <w:bottom w:val="single" w:color="1FA6A2" w:sz="14" w:space="6"/>
-        </w:pBdr>
-        <w:spacing w:after="140" w:before="0"/>
-      </w:pPr>
-      <w:r>
-        <w:rPr>
-          <w:b/>
-          <w:bCs/>
-          <w:color w:val="12355B"/>
-          <w:sz w:val="30"/>
-          <w:szCs w:val="30"/>
-        </w:rPr>
-        <w:t xml:space="preserve">Answer Key &amp; Teacher Guide</w:t>
-      </w:r>
-    </w:p>
-    <w:p>
-      <w:pPr>
-        <w:spacing w:after="100"/>
-      </w:pPr>
-      <w:r>
-        <w:rPr>
-          <w:i/>
-          <w:iCs/>
-          <w:color w:val="5F6F80"/>
-          <w:sz w:val="19"/>
-          <w:szCs w:val="19"/>
-        </w:rPr>
-        <w:t xml:space="preserve">Teacher reference — remove or fold back before distributing to students.</w:t>
-      </w:r>
-    </w:p>
-    <w:p>
-      <w:pPr>
-        <w:pStyle w:val="Heading2"/>
-        <w:spacing w:after="80" w:before="180"/>
-      </w:pPr>
-      <w:r>
-        <w:rPr>
-          <w:b/>
-          <w:bCs/>
-          <w:color w:val="12355B"/>
-          <w:sz w:val="24"/>
-          <w:szCs w:val="24"/>
-        </w:rPr>
-        <w:t xml:space="preserve">Guided Notes (Fill-in)</w:t>
-      </w:r>
-    </w:p>
-    <w:p>
-      <w:pPr>
-        <w:spacing w:after="80"/>
-      </w:pPr>
-      <w:r>
-        <w:rPr>
-          <w:b/>
-          <w:bCs/>
-          <w:sz w:val="21"/>
-          <w:szCs w:val="21"/>
-        </w:rPr>
-        <w:t xml:space="preserve">Notes 1:  </w:t>
-      </w:r>
-      <w:r>
-        <w:rPr>
-          <w:sz w:val="21"/>
-          <w:szCs w:val="21"/>
-        </w:rPr>
-        <w:t xml:space="preserve">Mean</w:t>
-      </w:r>
-    </w:p>
-    <w:p>
-      <w:pPr>
-        <w:spacing w:after="80"/>
-      </w:pPr>
-      <w:r>
-        <w:rPr>
-          <w:b/>
-          <w:bCs/>
-          <w:sz w:val="21"/>
-          <w:szCs w:val="21"/>
-        </w:rPr>
-        <w:t xml:space="preserve">Notes 2:  </w:t>
-      </w:r>
-      <w:r>
-        <w:rPr>
-          <w:sz w:val="21"/>
-          <w:szCs w:val="21"/>
-        </w:rPr>
-        <w:t xml:space="preserve">Median</w:t>
-      </w:r>
-    </w:p>
-    <w:p>
-      <w:pPr>
-        <w:spacing w:after="80"/>
-      </w:pPr>
-      <w:r>
-        <w:rPr>
-          <w:b/>
-          <w:bCs/>
-          <w:sz w:val="21"/>
-          <w:szCs w:val="21"/>
-        </w:rPr>
-        <w:t xml:space="preserve">Notes 3:  </w:t>
-      </w:r>
-      <w:r>
-        <w:rPr>
-          <w:sz w:val="21"/>
-          <w:szCs w:val="21"/>
-        </w:rPr>
-        <w:t xml:space="preserve">Outlier</w:t>
-      </w:r>
-    </w:p>
-    <w:p>
-      <w:pPr>
-        <w:spacing w:after="80"/>
-      </w:pPr>
-      <w:r>
-        <w:rPr>
-          <w:b/>
-          <w:bCs/>
-          <w:sz w:val="21"/>
-          <w:szCs w:val="21"/>
-        </w:rPr>
-        <w:t xml:space="preserve">Notes 4:  </w:t>
-      </w:r>
-      <w:r>
-        <w:rPr>
-          <w:sz w:val="21"/>
-          <w:szCs w:val="21"/>
-        </w:rPr>
-        <w:t xml:space="preserve">Skewed</w:t>
-      </w:r>
-    </w:p>
-    <w:p>
-      <w:pPr>
-        <w:spacing w:after="80"/>
-      </w:pPr>
-      <w:r>
-        <w:rPr>
-          <w:b/>
-          <w:bCs/>
-          <w:sz w:val="21"/>
-          <w:szCs w:val="21"/>
-        </w:rPr>
-        <w:t xml:space="preserve">Notes 5:  </w:t>
-      </w:r>
-      <w:r>
-        <w:rPr>
-          <w:sz w:val="21"/>
-          <w:szCs w:val="21"/>
-        </w:rPr>
-        <w:t xml:space="preserve">Data distribution</w:t>
-      </w:r>
-    </w:p>
-    <w:p>
-      <w:pPr>
-        <w:spacing w:after="80"/>
-      </w:pPr>
-      <w:r>
-        <w:rPr>
-          <w:b/>
-          <w:bCs/>
-          <w:sz w:val="21"/>
-          <w:szCs w:val="21"/>
-        </w:rPr>
-        <w:t xml:space="preserve">Notes 6:  </w:t>
-      </w:r>
-      <w:r>
-        <w:rPr>
-          <w:sz w:val="21"/>
-          <w:szCs w:val="21"/>
-        </w:rPr>
-        <w:t xml:space="preserve">Variability</w:t>
-      </w:r>
-    </w:p>
-    <w:p>
-      <w:pPr>
-        <w:pStyle w:val="Heading2"/>
-        <w:spacing w:after="80" w:before="180"/>
-      </w:pPr>
-      <w:r>
-        <w:rPr>
-          <w:b/>
-          <w:bCs/>
-          <w:color w:val="12355B"/>
-          <w:sz w:val="24"/>
-          <w:szCs w:val="24"/>
-        </w:rPr>
-        <w:t xml:space="preserve">Worked Notes (I Do / We Do)</w:t>
-      </w:r>
-    </w:p>
-    <w:p>
-      <w:pPr>
-        <w:spacing w:after="80"/>
-      </w:pPr>
-      <w:r>
-        <w:rPr>
-          <w:b/>
-          <w:bCs/>
-          <w:sz w:val="21"/>
-          <w:szCs w:val="21"/>
-        </w:rPr>
-        <w:t xml:space="preserve">I Do:  </w:t>
-      </w:r>
-      <w:r>
-        <w:rPr>
-          <w:sz w:val="21"/>
-          <w:szCs w:val="21"/>
-        </w:rPr>
-        <w:t xml:space="preserve">A. Mean</w:t>
-      </w:r>
-    </w:p>
-    <w:p>
-      <w:pPr>
-        <w:spacing w:after="80"/>
-      </w:pPr>
-      <w:r>
-        <w:rPr>
-          <w:b/>
-          <w:bCs/>
-          <w:sz w:val="21"/>
-          <w:szCs w:val="21"/>
-        </w:rPr>
-        <w:t xml:space="preserve">We Do:  </w:t>
-      </w:r>
-      <w:r>
-        <w:rPr>
-          <w:sz w:val="21"/>
-          <w:szCs w:val="21"/>
-        </w:rPr>
-        <w:t xml:space="preserve">A. Median — the outlier 12:00 pulls the mean too high</w:t>
-      </w:r>
-    </w:p>
-    <w:p>
-      <w:pPr>
-        <w:pStyle w:val="Heading2"/>
-        <w:spacing w:after="80" w:before="180"/>
-      </w:pPr>
-      <w:r>
-        <w:rPr>
-          <w:b/>
-          <w:bCs/>
-          <w:color w:val="12355B"/>
-          <w:sz w:val="24"/>
-          <w:szCs w:val="24"/>
-        </w:rPr>
-        <w:t xml:space="preserve">Independent Practice</w:t>
-      </w:r>
-    </w:p>
-    <w:p>
-      <w:pPr>
-        <w:spacing w:after="80"/>
-      </w:pPr>
-      <w:r>
-        <w:rPr>
-          <w:b/>
-          <w:bCs/>
-          <w:sz w:val="21"/>
-          <w:szCs w:val="21"/>
-        </w:rPr>
-        <w:t xml:space="preserve">1.  </w:t>
-      </w:r>
-      <w:r>
-        <w:rPr>
-          <w:sz w:val="21"/>
-          <w:szCs w:val="21"/>
-        </w:rPr>
-        <w:t xml:space="preserve">Answers vary.</w:t>
-      </w:r>
-      <w:r>
-        <w:t xml:space="preserve"/>
-      </w:r>
-    </w:p>
-    <w:p>
-      <w:pPr>
-        <w:spacing w:after="80"/>
-      </w:pPr>
-      <w:r>
-        <w:rPr>
-          <w:b/>
-          <w:bCs/>
-          <w:sz w:val="21"/>
-          <w:szCs w:val="21"/>
-        </w:rPr>
-        <w:t xml:space="preserve">2.  </w:t>
-      </w:r>
-      <w:r>
-        <w:rPr>
-          <w:sz w:val="21"/>
-          <w:szCs w:val="21"/>
-        </w:rPr>
-        <w:t xml:space="preserve">A)  Median (7) — the outlier 50 inflates the mean</w:t>
-      </w:r>
-      <w:r>
-        <w:rPr>
-          <w:i/>
-          <w:iCs/>
-          <w:color w:val="5F6F80"/>
-          <w:sz w:val="19"/>
-          <w:szCs w:val="19"/>
-        </w:rPr>
-        <w:t xml:space="preserve">  — The mean (13.8) is higher than 5 of the 6 values because the outlier 50 pulls it up. The median (7) better represents a typical value.</w:t>
-      </w:r>
-    </w:p>
-    <w:p>
-      <w:pPr>
-        <w:spacing w:after="80"/>
-      </w:pPr>
-      <w:r>
-        <w:rPr>
-          <w:b/>
-          <w:bCs/>
-          <w:sz w:val="21"/>
-          <w:szCs w:val="21"/>
-        </w:rPr>
-        <w:t xml:space="preserve">3.  </w:t>
-      </w:r>
-      <w:r>
-        <w:rPr>
-          <w:sz w:val="21"/>
-          <w:szCs w:val="21"/>
-        </w:rPr>
-        <w:t xml:space="preserve">A)  Median, because the .110 outlier pulls the mean down</w:t>
-      </w:r>
-      <w:r>
-        <w:rPr>
-          <w:i/>
-          <w:iCs/>
-          <w:color w:val="5F6F80"/>
-          <w:sz w:val="19"/>
-          <w:szCs w:val="19"/>
-        </w:rPr>
-        <w:t xml:space="preserve">  — The .110 is an outlier that pulls the mean down to .260. The median (.2875) better represents typical performance because it isn't affected by the extreme value.</w:t>
-      </w:r>
-    </w:p>
-    <w:p>
-      <w:pPr>
-        <w:spacing w:after="80"/>
-      </w:pPr>
-      <w:r>
-        <w:rPr>
-          <w:b/>
-          <w:bCs/>
-          <w:sz w:val="21"/>
-          <w:szCs w:val="21"/>
-        </w:rPr>
-        <w:t xml:space="preserve">4.  </w:t>
-      </w:r>
-      <w:r>
-        <w:rPr>
-          <w:sz w:val="21"/>
-          <w:szCs w:val="21"/>
-        </w:rPr>
-        <w:t xml:space="preserve">Answers vary.</w:t>
-      </w:r>
-      <w:r>
-        <w:t xml:space="preserve"/>
-      </w:r>
-    </w:p>
-    <w:p>
-      <w:pPr>
-        <w:pStyle w:val="Heading2"/>
-        <w:spacing w:after="80" w:before="180"/>
-      </w:pPr>
-      <w:r>
-        <w:rPr>
-          <w:b/>
-          <w:bCs/>
-          <w:color w:val="12355B"/>
-          <w:sz w:val="24"/>
-          <w:szCs w:val="24"/>
-        </w:rPr>
-        <w:t xml:space="preserve">Exit Ticket</w:t>
-      </w:r>
-    </w:p>
-    <w:p>
-      <w:pPr>
-        <w:spacing w:after="80"/>
-      </w:pPr>
-      <w:r>
-        <w:rPr>
-          <w:sz w:val="21"/>
-          <w:szCs w:val="21"/>
-        </w:rPr>
-        <w:t xml:space="preserve">A)  Median, because 72 is an outlier</w:t>
-      </w:r>
-      <w:r>
-        <w:rPr>
-          <w:i/>
-          <w:iCs/>
-          <w:color w:val="5F6F80"/>
-          <w:sz w:val="19"/>
-          <w:szCs w:val="19"/>
-        </w:rPr>
-        <w:t xml:space="preserve">  — The value 72 is an outlier. The mean (25.5) is pulled high by 72 and doesn't represent the typical values. The median (16.5) is a better measure of center.</w:t>
       </w:r>
     </w:p>
     <w:sectPr>

--- a/lessons/8-4/downloads/8-4-notes.docx
+++ b/lessons/8-4/downloads/8-4-notes.docx
@@ -14,7 +14,7 @@
           <w:sz w:val="18"/>
           <w:szCs w:val="18"/>
         </w:rPr>
-        <w:t xml:space="preserve">UNIT 8  ·  LESSON 4      STANDARD 6.SP.5D</w:t>
+        <w:t xml:space="preserve">UNIT 8  ·  LESSON 4      STANDARD 6.DS.6D</w:t>
       </w:r>
     </w:p>
     <w:p>
@@ -2612,6 +2612,32 @@
     </w:p>
     <w:p>
       <w:pPr>
+        <w:pStyle w:val="Heading2"/>
+        <w:spacing w:after="80" w:before="180"/>
+      </w:pPr>
+      <w:r>
+        <w:rPr>
+          <w:b/>
+          <w:bCs/>
+          <w:color w:val="12355B"/>
+          <w:sz w:val="24"/>
+          <w:szCs w:val="24"/>
+        </w:rPr>
+        <w:t xml:space="preserve">Level 1 Support</w:t>
+      </w:r>
+      <w:r>
+        <w:rPr>
+          <w:i/>
+          <w:iCs/>
+          <w:color w:val="1FA6A2"/>
+          <w:sz w:val="19"/>
+          <w:szCs w:val="19"/>
+        </w:rPr>
+        <w:t xml:space="preserve">   extra scaffolding</w:t>
+      </w:r>
+    </w:p>
+    <w:p>
+      <w:pPr>
         <w:keepNext/>
         <w:spacing w:after="60" w:before="160"/>
       </w:pPr>
@@ -2826,6 +2852,32 @@
         </w:tc>
       </w:tr>
     </w:tbl>
+    <w:p>
+      <w:pPr>
+        <w:pStyle w:val="Heading2"/>
+        <w:spacing w:after="80" w:before="180"/>
+      </w:pPr>
+      <w:r>
+        <w:rPr>
+          <w:b/>
+          <w:bCs/>
+          <w:color w:val="12355B"/>
+          <w:sz w:val="24"/>
+          <w:szCs w:val="24"/>
+        </w:rPr>
+        <w:t xml:space="preserve">On Level</w:t>
+      </w:r>
+      <w:r>
+        <w:rPr>
+          <w:i/>
+          <w:iCs/>
+          <w:color w:val="12355B"/>
+          <w:sz w:val="19"/>
+          <w:szCs w:val="19"/>
+        </w:rPr>
+        <w:t xml:space="preserve">   grade-level practice</w:t>
+      </w:r>
+    </w:p>
     <w:p>
       <w:pPr>
         <w:keepNext/>

--- a/lessons/8-4/downloads/8-4-notes.docx
+++ b/lessons/8-4/downloads/8-4-notes.docx
@@ -1404,6 +1404,1302 @@
           <w:szCs w:val="22"/>
         </w:rPr>
         <w:t xml:space="preserve">How much the data values differ is the ___.</w:t>
+      </w:r>
+    </w:p>
+    <w:p>
+      <w:pPr>
+        <w:pStyle w:val="Heading1"/>
+        <w:pageBreakBefore/>
+        <w:pBdr>
+          <w:bottom w:val="single" w:color="1FA6A2" w:sz="14" w:space="6"/>
+        </w:pBdr>
+        <w:spacing w:after="140" w:before="0"/>
+      </w:pPr>
+      <w:r>
+        <w:rPr>
+          <w:b/>
+          <w:bCs/>
+          <w:color w:val="12355B"/>
+          <w:sz w:val="30"/>
+          <w:szCs w:val="30"/>
+        </w:rPr>
+        <w:t xml:space="preserve">Write About the Math</w:t>
+      </w:r>
+    </w:p>
+    <w:p>
+      <w:pPr>
+        <w:spacing w:after="100"/>
+      </w:pPr>
+      <w:r>
+        <w:rPr>
+          <w:i/>
+          <w:iCs/>
+          <w:color w:val="5F6F80"/>
+          <w:sz w:val="19"/>
+          <w:szCs w:val="19"/>
+        </w:rPr>
+        <w:t xml:space="preserve">Use the support level you need. Every level answers the same math question.</w:t>
+      </w:r>
+    </w:p>
+    <w:p>
+      <w:pPr>
+        <w:pStyle w:val="Heading2"/>
+        <w:spacing w:after="80" w:before="180"/>
+      </w:pPr>
+      <w:r>
+        <w:rPr>
+          <w:b/>
+          <w:bCs/>
+          <w:color w:val="12355B"/>
+          <w:sz w:val="24"/>
+          <w:szCs w:val="24"/>
+        </w:rPr>
+        <w:t xml:space="preserve">1. Understand the Question</w:t>
+      </w:r>
+      <w:r>
+        <w:rPr>
+          <w:i/>
+          <w:iCs/>
+          <w:color w:val="B97A12"/>
+          <w:sz w:val="19"/>
+          <w:szCs w:val="19"/>
+        </w:rPr>
+        <w:t xml:space="preserve">   explain</w:t>
+      </w:r>
+    </w:p>
+    <w:tbl>
+      <w:tblPr>
+        <w:tblW w:type="pct" w:w="100%"/>
+        <w:tblBorders>
+          <w:top w:val="single" w:color="1FA6A2" w:sz="8"/>
+          <w:left w:val="single" w:color="1FA6A2" w:sz="8"/>
+          <w:bottom w:val="single" w:color="1FA6A2" w:sz="8"/>
+          <w:right w:val="single" w:color="1FA6A2" w:sz="8"/>
+          <w:insideH w:val="single" w:color="auto" w:sz="4"/>
+          <w:insideV w:val="single" w:color="auto" w:sz="4"/>
+        </w:tblBorders>
+      </w:tblPr>
+      <w:tblGrid>
+        <w:gridCol w:w="100"/>
+      </w:tblGrid>
+      <w:tr>
+        <w:tc>
+          <w:tcPr>
+            <w:shd w:fill="E6F4F3" w:color="auto" w:val="clear"/>
+            <w:tcMar>
+              <w:top w:type="dxa" w:w="120"/>
+              <w:left w:type="dxa" w:w="180"/>
+              <w:bottom w:type="dxa" w:w="120"/>
+              <w:right w:type="dxa" w:w="180"/>
+            </w:tcMar>
+          </w:tcPr>
+          <w:p>
+            <w:pPr>
+              <w:spacing w:after="60"/>
+            </w:pPr>
+            <w:r>
+              <w:rPr>
+                <w:color w:val="1A2733"/>
+                <w:sz w:val="21"/>
+                <w:szCs w:val="21"/>
+              </w:rPr>
+              <w:t xml:space="preserve">As you sort scenarios into 'Use Mean' or 'Use Median,' what clue tells you a data set needs the median instead of the mean?</w:t>
+            </w:r>
+          </w:p>
+          <w:p>
+            <w:pPr>
+              <w:spacing w:after="0"/>
+            </w:pPr>
+            <w:r>
+              <w:rPr>
+                <w:b/>
+                <w:bCs/>
+                <w:color w:val="12355B"/>
+                <w:sz w:val="20"/>
+                <w:szCs w:val="20"/>
+              </w:rPr>
+              <w:t xml:space="preserve">Your job:  </w:t>
+            </w:r>
+            <w:r>
+              <w:rPr>
+                <w:sz w:val="20"/>
+                <w:szCs w:val="20"/>
+              </w:rPr>
+              <w:t xml:space="preserve">Answer the question. Use math evidence. Explain how the evidence proves your answer.</w:t>
+            </w:r>
+            <w:r>
+              <w:rPr>
+                <w:i/>
+                <w:iCs/>
+                <w:color w:val="5F6F80"/>
+                <w:sz w:val="18"/>
+                <w:szCs w:val="18"/>
+              </w:rPr>
+              <w:br/>
+              <w:t xml:space="preserve">Responde la pregunta. Usa evidencia matemática. Explica cómo la evidencia demuestra tu respuesta.</w:t>
+            </w:r>
+          </w:p>
+        </w:tc>
+      </w:tr>
+    </w:tbl>
+    <w:p>
+      <w:pPr>
+        <w:pStyle w:val="Heading2"/>
+        <w:spacing w:after="80" w:before="180"/>
+      </w:pPr>
+      <w:r>
+        <w:rPr>
+          <w:b/>
+          <w:bCs/>
+          <w:color w:val="12355B"/>
+          <w:sz w:val="24"/>
+          <w:szCs w:val="24"/>
+        </w:rPr>
+        <w:t xml:space="preserve">2. Plan Your Math Words</w:t>
+      </w:r>
+      <w:r>
+        <w:rPr>
+          <w:i/>
+          <w:iCs/>
+          <w:color w:val="1FA6A2"/>
+          <w:sz w:val="19"/>
+          <w:szCs w:val="19"/>
+        </w:rPr>
+        <w:t xml:space="preserve">   check at least two</w:t>
+      </w:r>
+    </w:p>
+    <w:p>
+      <w:pPr>
+        <w:spacing w:after="60"/>
+      </w:pPr>
+      <w:r>
+        <w:rPr>
+          <w:b/>
+          <w:bCs/>
+          <w:color w:val="1FA6A2"/>
+          <w:sz w:val="22"/>
+          <w:szCs w:val="22"/>
+        </w:rPr>
+        <w:t xml:space="preserve">☐  </w:t>
+      </w:r>
+      <w:r>
+        <w:rPr>
+          <w:b/>
+          <w:bCs/>
+          <w:color w:val="12355B"/>
+          <w:sz w:val="20"/>
+          <w:szCs w:val="20"/>
+        </w:rPr>
+        <w:t xml:space="preserve">Mean — </w:t>
+      </w:r>
+      <w:r>
+        <w:rPr>
+          <w:sz w:val="20"/>
+          <w:szCs w:val="20"/>
+        </w:rPr>
+        <w:t xml:space="preserve">The average. Add all the numbers, then divide by how many there are.</w:t>
+      </w:r>
+      <w:r>
+        <w:rPr>
+          <w:i/>
+          <w:iCs/>
+          <w:color w:val="5F6F80"/>
+          <w:sz w:val="18"/>
+          <w:szCs w:val="18"/>
+        </w:rPr>
+        <w:br/>
+        <w:t xml:space="preserve">Media — El promedio. Suma todos los números y divide entre cuántos hay.</w:t>
+      </w:r>
+    </w:p>
+    <w:p>
+      <w:pPr>
+        <w:spacing w:after="60"/>
+      </w:pPr>
+      <w:r>
+        <w:rPr>
+          <w:b/>
+          <w:bCs/>
+          <w:color w:val="1FA6A2"/>
+          <w:sz w:val="22"/>
+          <w:szCs w:val="22"/>
+        </w:rPr>
+        <w:t xml:space="preserve">☐  </w:t>
+      </w:r>
+      <w:r>
+        <w:rPr>
+          <w:b/>
+          <w:bCs/>
+          <w:color w:val="12355B"/>
+          <w:sz w:val="20"/>
+          <w:szCs w:val="20"/>
+        </w:rPr>
+        <w:t xml:space="preserve">Median — </w:t>
+      </w:r>
+      <w:r>
+        <w:rPr>
+          <w:sz w:val="20"/>
+          <w:szCs w:val="20"/>
+        </w:rPr>
+        <w:t xml:space="preserve">The middle number when you put them in order.</w:t>
+      </w:r>
+      <w:r>
+        <w:rPr>
+          <w:i/>
+          <w:iCs/>
+          <w:color w:val="5F6F80"/>
+          <w:sz w:val="18"/>
+          <w:szCs w:val="18"/>
+        </w:rPr>
+        <w:br/>
+        <w:t xml:space="preserve">Mediana — El número del medio cuando los pones en orden.</w:t>
+      </w:r>
+    </w:p>
+    <w:p>
+      <w:pPr>
+        <w:spacing w:after="60"/>
+      </w:pPr>
+      <w:r>
+        <w:rPr>
+          <w:b/>
+          <w:bCs/>
+          <w:color w:val="1FA6A2"/>
+          <w:sz w:val="22"/>
+          <w:szCs w:val="22"/>
+        </w:rPr>
+        <w:t xml:space="preserve">☐  </w:t>
+      </w:r>
+      <w:r>
+        <w:rPr>
+          <w:b/>
+          <w:bCs/>
+          <w:color w:val="12355B"/>
+          <w:sz w:val="20"/>
+          <w:szCs w:val="20"/>
+        </w:rPr>
+        <w:t xml:space="preserve">Outlier — </w:t>
+      </w:r>
+      <w:r>
+        <w:rPr>
+          <w:sz w:val="20"/>
+          <w:szCs w:val="20"/>
+        </w:rPr>
+        <w:t xml:space="preserve">A number that is much bigger or smaller than the rest.</w:t>
+      </w:r>
+      <w:r>
+        <w:rPr>
+          <w:i/>
+          <w:iCs/>
+          <w:color w:val="5F6F80"/>
+          <w:sz w:val="18"/>
+          <w:szCs w:val="18"/>
+        </w:rPr>
+        <w:br/>
+        <w:t xml:space="preserve">Valor atípico — Un número mucho mayor o menor que los demás.</w:t>
+      </w:r>
+    </w:p>
+    <w:p>
+      <w:pPr>
+        <w:spacing w:after="60"/>
+      </w:pPr>
+      <w:r>
+        <w:rPr>
+          <w:b/>
+          <w:bCs/>
+          <w:color w:val="1FA6A2"/>
+          <w:sz w:val="22"/>
+          <w:szCs w:val="22"/>
+        </w:rPr>
+        <w:t xml:space="preserve">☐  </w:t>
+      </w:r>
+      <w:r>
+        <w:rPr>
+          <w:b/>
+          <w:bCs/>
+          <w:color w:val="12355B"/>
+          <w:sz w:val="20"/>
+          <w:szCs w:val="20"/>
+        </w:rPr>
+        <w:t xml:space="preserve">Skewed — </w:t>
+      </w:r>
+      <w:r>
+        <w:rPr>
+          <w:sz w:val="20"/>
+          <w:szCs w:val="20"/>
+        </w:rPr>
+        <w:t xml:space="preserve">When most data sits on one side with a tail on the other.</w:t>
+      </w:r>
+      <w:r>
+        <w:rPr>
+          <w:i/>
+          <w:iCs/>
+          <w:color w:val="5F6F80"/>
+          <w:sz w:val="18"/>
+          <w:szCs w:val="18"/>
+        </w:rPr>
+        <w:br/>
+        <w:t xml:space="preserve">Sesgado — Cuando la mayoría de los datos está de un lado con una cola del otro.</w:t>
+      </w:r>
+    </w:p>
+    <w:p>
+      <w:pPr>
+        <w:spacing w:after="60"/>
+      </w:pPr>
+      <w:r>
+        <w:rPr>
+          <w:b/>
+          <w:bCs/>
+          <w:color w:val="1FA6A2"/>
+          <w:sz w:val="22"/>
+          <w:szCs w:val="22"/>
+        </w:rPr>
+        <w:t xml:space="preserve">☐  </w:t>
+      </w:r>
+      <w:r>
+        <w:rPr>
+          <w:b/>
+          <w:bCs/>
+          <w:color w:val="12355B"/>
+          <w:sz w:val="20"/>
+          <w:szCs w:val="20"/>
+        </w:rPr>
+        <w:t xml:space="preserve">Data distribution — </w:t>
+      </w:r>
+      <w:r>
+        <w:rPr>
+          <w:sz w:val="20"/>
+          <w:szCs w:val="20"/>
+        </w:rPr>
+        <w:t xml:space="preserve">How the data looks: where it sits and how spread out it is.</w:t>
+      </w:r>
+      <w:r>
+        <w:rPr>
+          <w:i/>
+          <w:iCs/>
+          <w:color w:val="5F6F80"/>
+          <w:sz w:val="18"/>
+          <w:szCs w:val="18"/>
+        </w:rPr>
+        <w:br/>
+        <w:t xml:space="preserve">Distribución de datos — Cómo se ven los datos: dónde están y qué tan separados están.</w:t>
+      </w:r>
+    </w:p>
+    <w:tbl>
+      <w:tblPr>
+        <w:tblW w:type="pct" w:w="100%"/>
+        <w:tblBorders>
+          <w:top w:val="single" w:color="1FA6A2" w:sz="8"/>
+          <w:left w:val="single" w:color="1FA6A2" w:sz="8"/>
+          <w:bottom w:val="single" w:color="1FA6A2" w:sz="8"/>
+          <w:right w:val="single" w:color="1FA6A2" w:sz="8"/>
+          <w:insideH w:val="single" w:color="auto" w:sz="4"/>
+          <w:insideV w:val="single" w:color="auto" w:sz="4"/>
+        </w:tblBorders>
+      </w:tblPr>
+      <w:tblGrid>
+        <w:gridCol w:w="100"/>
+      </w:tblGrid>
+      <w:tr>
+        <w:tc>
+          <w:tcPr>
+            <w:shd w:fill="F7FFFD" w:color="auto" w:val="clear"/>
+            <w:tcMar>
+              <w:top w:type="dxa" w:w="120"/>
+              <w:left w:type="dxa" w:w="180"/>
+              <w:bottom w:type="dxa" w:w="120"/>
+              <w:right w:type="dxa" w:w="180"/>
+            </w:tcMar>
+          </w:tcPr>
+          <w:p>
+            <w:pPr>
+              <w:spacing w:after="50"/>
+            </w:pPr>
+            <w:r>
+              <w:rPr>
+                <w:b/>
+                <w:bCs/>
+                <w:color w:val="1FA6A2"/>
+                <w:sz w:val="20"/>
+                <w:szCs w:val="20"/>
+              </w:rPr>
+              <w:t xml:space="preserve">Say it first:  </w:t>
+            </w:r>
+            <w:r>
+              <w:rPr>
+                <w:sz w:val="20"/>
+                <w:szCs w:val="20"/>
+              </w:rPr>
+              <w:t xml:space="preserve">Say your idea to a partner or quietly to yourself before you write.</w:t>
+            </w:r>
+          </w:p>
+          <w:p>
+            <w:pPr>
+              <w:spacing w:after="60"/>
+            </w:pPr>
+            <w:r>
+              <w:rPr>
+                <w:color w:val="1A2733"/>
+                <w:sz w:val="21"/>
+                <w:szCs w:val="21"/>
+              </w:rPr>
+              <w:t xml:space="preserve">I use the median when the data has ___.</w:t>
+            </w:r>
+            <w:r>
+              <w:rPr>
+                <w:i/>
+                <w:iCs/>
+                <w:color w:val="5F6F80"/>
+                <w:sz w:val="19"/>
+                <w:szCs w:val="19"/>
+              </w:rPr>
+              <w:br/>
+              <w:t xml:space="preserve">Uso la mediana cuando los datos tienen ___.</w:t>
+            </w:r>
+          </w:p>
+        </w:tc>
+      </w:tr>
+    </w:tbl>
+    <w:p>
+      <w:pPr>
+        <w:pStyle w:val="Heading2"/>
+        <w:spacing w:after="80" w:before="180"/>
+      </w:pPr>
+      <w:r>
+        <w:rPr>
+          <w:b/>
+          <w:bCs/>
+          <w:color w:val="12355B"/>
+          <w:sz w:val="24"/>
+          <w:szCs w:val="24"/>
+        </w:rPr>
+        <w:t xml:space="preserve">3. Build Your Explanation</w:t>
+      </w:r>
+      <w:r>
+        <w:rPr>
+          <w:i/>
+          <w:iCs/>
+          <w:color w:val="B97A12"/>
+          <w:sz w:val="19"/>
+          <w:szCs w:val="19"/>
+        </w:rPr>
+        <w:t xml:space="preserve">   choose your support</w:t>
+      </w:r>
+    </w:p>
+    <w:tbl>
+      <w:tblPr>
+        <w:tblW w:type="pct" w:w="100%"/>
+        <w:tblBorders>
+          <w:top w:val="single" w:color="BBD0DE" w:sz="8"/>
+          <w:left w:val="single" w:color="BBD0DE" w:sz="8"/>
+          <w:bottom w:val="single" w:color="BBD0DE" w:sz="8"/>
+          <w:right w:val="single" w:color="BBD0DE" w:sz="8"/>
+          <w:insideH w:val="single" w:color="auto" w:sz="4"/>
+          <w:insideV w:val="single" w:color="auto" w:sz="4"/>
+        </w:tblBorders>
+      </w:tblPr>
+      <w:tblGrid>
+        <w:gridCol w:w="100"/>
+      </w:tblGrid>
+      <w:tr>
+        <w:tc>
+          <w:tcPr>
+            <w:shd w:fill="EEF4F8" w:color="auto" w:val="clear"/>
+            <w:tcMar>
+              <w:top w:type="dxa" w:w="120"/>
+              <w:left w:type="dxa" w:w="180"/>
+              <w:bottom w:type="dxa" w:w="120"/>
+              <w:right w:type="dxa" w:w="180"/>
+            </w:tcMar>
+          </w:tcPr>
+          <w:p>
+            <w:pPr>
+              <w:spacing w:after="50"/>
+            </w:pPr>
+            <w:r>
+              <w:rPr>
+                <w:i/>
+                <w:iCs/>
+                <w:color w:val="5F6F80"/>
+                <w:sz w:val="19"/>
+                <w:szCs w:val="19"/>
+              </w:rPr>
+              <w:t xml:space="preserve">This model shows the parts of an explanation. It does not answer your writing question.</w:t>
+            </w:r>
+          </w:p>
+          <w:p>
+            <w:pPr>
+              <w:spacing w:after="80"/>
+            </w:pPr>
+            <w:r>
+              <w:rPr>
+                <w:b/>
+                <w:bCs/>
+                <w:color w:val="12355B"/>
+                <w:sz w:val="19"/>
+                <w:szCs w:val="19"/>
+              </w:rPr>
+              <w:t xml:space="preserve">Claim:  </w:t>
+            </w:r>
+            <w:r>
+              <w:rPr>
+                <w:sz w:val="19"/>
+                <w:szCs w:val="19"/>
+              </w:rPr>
+              <w:t xml:space="preserve">An outlier can pull the mean away from what is typical, making the median a better choice.</w:t>
+            </w:r>
+          </w:p>
+          <w:p>
+            <w:pPr>
+              <w:spacing w:after="80"/>
+            </w:pPr>
+            <w:r>
+              <w:rPr>
+                <w:b/>
+                <w:bCs/>
+                <w:color w:val="12355B"/>
+                <w:sz w:val="19"/>
+                <w:szCs w:val="19"/>
+              </w:rPr>
+              <w:t xml:space="preserve">Evidence:  </w:t>
+            </w:r>
+            <w:r>
+              <w:rPr>
+                <w:sz w:val="19"/>
+                <w:szCs w:val="19"/>
+              </w:rPr>
+              <w:t xml:space="preserve">Students choose the median (23) and identify 58 as an outlier that pulls the mean up to 27.6, making it unrepresentative.</w:t>
+            </w:r>
+          </w:p>
+          <w:p>
+            <w:pPr>
+              <w:spacing w:after="80"/>
+            </w:pPr>
+            <w:r>
+              <w:rPr>
+                <w:b/>
+                <w:bCs/>
+                <w:color w:val="12355B"/>
+                <w:sz w:val="19"/>
+                <w:szCs w:val="19"/>
+              </w:rPr>
+              <w:t xml:space="preserve">Reasoning:  </w:t>
+            </w:r>
+            <w:r>
+              <w:rPr>
+                <w:sz w:val="19"/>
+                <w:szCs w:val="19"/>
+              </w:rPr>
+              <w:t xml:space="preserve">This evidence connects the definition of mean to the mathematical claim.</w:t>
+            </w:r>
+          </w:p>
+        </w:tc>
+      </w:tr>
+    </w:tbl>
+    <w:p>
+      <w:pPr>
+        <w:pStyle w:val="Heading2"/>
+        <w:spacing w:after="80" w:before="180"/>
+      </w:pPr>
+      <w:r>
+        <w:rPr>
+          <w:b/>
+          <w:bCs/>
+          <w:color w:val="12355B"/>
+          <w:sz w:val="24"/>
+          <w:szCs w:val="24"/>
+        </w:rPr>
+        <w:t xml:space="preserve">Start</w:t>
+      </w:r>
+      <w:r>
+        <w:rPr>
+          <w:i/>
+          <w:iCs/>
+          <w:color w:val="1FA6A2"/>
+          <w:sz w:val="19"/>
+          <w:szCs w:val="19"/>
+        </w:rPr>
+        <w:t xml:space="preserve">   Most language support</w:t>
+      </w:r>
+    </w:p>
+    <w:p>
+      <w:pPr>
+        <w:spacing w:after="60"/>
+      </w:pPr>
+      <w:r>
+        <w:rPr>
+          <w:color w:val="1A2733"/>
+          <w:sz w:val="21"/>
+          <w:szCs w:val="21"/>
+        </w:rPr>
+        <w:t xml:space="preserve">Complete the frames. Use the word bank.</w:t>
+      </w:r>
+      <w:r>
+        <w:rPr>
+          <w:i/>
+          <w:iCs/>
+          <w:color w:val="5F6F80"/>
+          <w:sz w:val="19"/>
+          <w:szCs w:val="19"/>
+        </w:rPr>
+        <w:br/>
+        <w:t xml:space="preserve">Completa las oraciones. Usa el banco de palabras.</w:t>
+      </w:r>
+    </w:p>
+    <w:p>
+      <w:pPr>
+        <w:spacing w:after="60"/>
+      </w:pPr>
+      <w:r>
+        <w:rPr>
+          <w:color w:val="1A2733"/>
+          <w:sz w:val="21"/>
+          <w:szCs w:val="21"/>
+        </w:rPr>
+        <w:t xml:space="preserve">I use the median when the data has ___.</w:t>
+      </w:r>
+      <w:r>
+        <w:rPr>
+          <w:i/>
+          <w:iCs/>
+          <w:color w:val="5F6F80"/>
+          <w:sz w:val="19"/>
+          <w:szCs w:val="19"/>
+        </w:rPr>
+        <w:br/>
+        <w:t xml:space="preserve">Uso la mediana cuando los datos tienen ___.</w:t>
+      </w:r>
+    </w:p>
+    <w:p>
+      <w:pPr>
+        <w:spacing w:after="60"/>
+      </w:pPr>
+      <w:r>
+        <w:rPr>
+          <w:color w:val="1A2733"/>
+          <w:sz w:val="21"/>
+          <w:szCs w:val="21"/>
+        </w:rPr>
+        <w:t xml:space="preserve">I use the mean when the data is ___.</w:t>
+      </w:r>
+      <w:r>
+        <w:rPr>
+          <w:i/>
+          <w:iCs/>
+          <w:color w:val="5F6F80"/>
+          <w:sz w:val="19"/>
+          <w:szCs w:val="19"/>
+        </w:rPr>
+        <w:br/>
+        <w:t xml:space="preserve">Uso la media cuando los datos son ___.</w:t>
+      </w:r>
+    </w:p>
+    <w:tbl>
+      <w:tblPr>
+        <w:tblW w:type="pct" w:w="100%"/>
+        <w:tblBorders>
+          <w:top w:val="single" w:color="C7D2DD" w:sz="6"/>
+          <w:left w:val="single" w:color="C7D2DD" w:sz="6"/>
+          <w:bottom w:val="single" w:color="C7D2DD" w:sz="6"/>
+          <w:right w:val="single" w:color="C7D2DD" w:sz="6"/>
+          <w:insideH w:val="single" w:color="auto" w:sz="4"/>
+          <w:insideV w:val="single" w:color="auto" w:sz="4"/>
+        </w:tblBorders>
+      </w:tblPr>
+      <w:tblGrid>
+        <w:gridCol w:w="100"/>
+      </w:tblGrid>
+      <w:tr>
+        <w:tc>
+          <w:tcPr>
+            <w:shd w:fill="FBF3E2" w:color="auto" w:val="clear"/>
+            <w:tcMar>
+              <w:top w:type="dxa" w:w="60"/>
+              <w:left w:type="dxa" w:w="120"/>
+              <w:bottom w:type="dxa" w:w="60"/>
+              <w:right w:type="dxa" w:w="120"/>
+            </w:tcMar>
+          </w:tcPr>
+          <w:p>
+            <w:pPr>
+              <w:spacing w:after="0" w:line="320"/>
+            </w:pPr>
+            <w:r>
+              <w:t xml:space="preserve"/>
+            </w:r>
+          </w:p>
+          <w:p>
+            <w:pPr>
+              <w:spacing w:after="0" w:line="320"/>
+            </w:pPr>
+            <w:r>
+              <w:t xml:space="preserve"/>
+            </w:r>
+          </w:p>
+          <w:p>
+            <w:pPr>
+              <w:spacing w:after="0" w:line="320"/>
+            </w:pPr>
+            <w:r>
+              <w:t xml:space="preserve"/>
+            </w:r>
+          </w:p>
+        </w:tc>
+      </w:tr>
+    </w:tbl>
+    <w:p>
+      <w:pPr>
+        <w:pStyle w:val="Heading2"/>
+        <w:spacing w:after="80" w:before="180"/>
+      </w:pPr>
+      <w:r>
+        <w:rPr>
+          <w:b/>
+          <w:bCs/>
+          <w:color w:val="12355B"/>
+          <w:sz w:val="24"/>
+          <w:szCs w:val="24"/>
+        </w:rPr>
+        <w:t xml:space="preserve">Build</w:t>
+      </w:r>
+      <w:r>
+        <w:rPr>
+          <w:i/>
+          <w:iCs/>
+          <w:color w:val="B97A12"/>
+          <w:sz w:val="19"/>
+          <w:szCs w:val="19"/>
+        </w:rPr>
+        <w:t xml:space="preserve">   Some language support</w:t>
+      </w:r>
+    </w:p>
+    <w:p>
+      <w:pPr>
+        <w:spacing w:after="60"/>
+      </w:pPr>
+      <w:r>
+        <w:rPr>
+          <w:color w:val="1A2733"/>
+          <w:sz w:val="21"/>
+          <w:szCs w:val="21"/>
+        </w:rPr>
+        <w:t xml:space="preserve">Write two connected sentences. Use because, so, or but.</w:t>
+      </w:r>
+      <w:r>
+        <w:rPr>
+          <w:i/>
+          <w:iCs/>
+          <w:color w:val="5F6F80"/>
+          <w:sz w:val="19"/>
+          <w:szCs w:val="19"/>
+        </w:rPr>
+        <w:br/>
+        <w:t xml:space="preserve">Escribe dos oraciones conectadas. Usa porque, entonces o pero.</w:t>
+      </w:r>
+    </w:p>
+    <w:p>
+      <w:pPr>
+        <w:spacing w:after="60"/>
+      </w:pPr>
+      <w:r>
+        <w:rPr>
+          <w:color w:val="1A2733"/>
+          <w:sz w:val="21"/>
+          <w:szCs w:val="21"/>
+        </w:rPr>
+        <w:t xml:space="preserve">My claim is ___.</w:t>
+      </w:r>
+      <w:r>
+        <w:rPr>
+          <w:i/>
+          <w:iCs/>
+          <w:color w:val="5F6F80"/>
+          <w:sz w:val="19"/>
+          <w:szCs w:val="19"/>
+        </w:rPr>
+        <w:br/>
+        <w:t xml:space="preserve">Mi afirmación es ___.</w:t>
+      </w:r>
+    </w:p>
+    <w:p>
+      <w:pPr>
+        <w:spacing w:after="60"/>
+      </w:pPr>
+      <w:r>
+        <w:rPr>
+          <w:color w:val="1A2733"/>
+          <w:sz w:val="21"/>
+          <w:szCs w:val="21"/>
+        </w:rPr>
+        <w:t xml:space="preserve">I know because ___.</w:t>
+      </w:r>
+      <w:r>
+        <w:rPr>
+          <w:i/>
+          <w:iCs/>
+          <w:color w:val="5F6F80"/>
+          <w:sz w:val="19"/>
+          <w:szCs w:val="19"/>
+        </w:rPr>
+        <w:br/>
+        <w:t xml:space="preserve">Lo sé porque ___.</w:t>
+      </w:r>
+    </w:p>
+    <w:p>
+      <w:pPr>
+        <w:spacing w:after="60"/>
+      </w:pPr>
+      <w:r>
+        <w:rPr>
+          <w:color w:val="1A2733"/>
+          <w:sz w:val="21"/>
+          <w:szCs w:val="21"/>
+        </w:rPr>
+        <w:t xml:space="preserve">So ___.</w:t>
+      </w:r>
+      <w:r>
+        <w:rPr>
+          <w:i/>
+          <w:iCs/>
+          <w:color w:val="5F6F80"/>
+          <w:sz w:val="19"/>
+          <w:szCs w:val="19"/>
+        </w:rPr>
+        <w:br/>
+        <w:t xml:space="preserve">Entonces ___.</w:t>
+      </w:r>
+    </w:p>
+    <w:tbl>
+      <w:tblPr>
+        <w:tblW w:type="pct" w:w="100%"/>
+        <w:tblBorders>
+          <w:top w:val="single" w:color="C7D2DD" w:sz="6"/>
+          <w:left w:val="single" w:color="C7D2DD" w:sz="6"/>
+          <w:bottom w:val="single" w:color="C7D2DD" w:sz="6"/>
+          <w:right w:val="single" w:color="C7D2DD" w:sz="6"/>
+          <w:insideH w:val="single" w:color="auto" w:sz="4"/>
+          <w:insideV w:val="single" w:color="auto" w:sz="4"/>
+        </w:tblBorders>
+      </w:tblPr>
+      <w:tblGrid>
+        <w:gridCol w:w="100"/>
+      </w:tblGrid>
+      <w:tr>
+        <w:tc>
+          <w:tcPr>
+            <w:shd w:fill="FBF3E2" w:color="auto" w:val="clear"/>
+            <w:tcMar>
+              <w:top w:type="dxa" w:w="60"/>
+              <w:left w:type="dxa" w:w="120"/>
+              <w:bottom w:type="dxa" w:w="60"/>
+              <w:right w:type="dxa" w:w="120"/>
+            </w:tcMar>
+          </w:tcPr>
+          <w:p>
+            <w:pPr>
+              <w:spacing w:after="0" w:line="320"/>
+            </w:pPr>
+            <w:r>
+              <w:t xml:space="preserve"/>
+            </w:r>
+          </w:p>
+          <w:p>
+            <w:pPr>
+              <w:spacing w:after="0" w:line="320"/>
+            </w:pPr>
+            <w:r>
+              <w:t xml:space="preserve"/>
+            </w:r>
+          </w:p>
+          <w:p>
+            <w:pPr>
+              <w:spacing w:after="0" w:line="320"/>
+            </w:pPr>
+            <w:r>
+              <w:t xml:space="preserve"/>
+            </w:r>
+          </w:p>
+        </w:tc>
+      </w:tr>
+    </w:tbl>
+    <w:p>
+      <w:pPr>
+        <w:pStyle w:val="Heading2"/>
+        <w:spacing w:after="80" w:before="180"/>
+      </w:pPr>
+      <w:r>
+        <w:rPr>
+          <w:b/>
+          <w:bCs/>
+          <w:color w:val="12355B"/>
+          <w:sz w:val="24"/>
+          <w:szCs w:val="24"/>
+        </w:rPr>
+        <w:t xml:space="preserve">Explain</w:t>
+      </w:r>
+      <w:r>
+        <w:rPr>
+          <w:i/>
+          <w:iCs/>
+          <w:color w:val="B97A12"/>
+          <w:sz w:val="19"/>
+          <w:szCs w:val="19"/>
+        </w:rPr>
+        <w:t xml:space="preserve">   Light language support</w:t>
+      </w:r>
+    </w:p>
+    <w:p>
+      <w:pPr>
+        <w:spacing w:after="60"/>
+      </w:pPr>
+      <w:r>
+        <w:rPr>
+          <w:color w:val="1A2733"/>
+          <w:sz w:val="21"/>
+          <w:szCs w:val="21"/>
+        </w:rPr>
+        <w:t xml:space="preserve">Write a claim, give math evidence, and explain your reasoning.</w:t>
+      </w:r>
+      <w:r>
+        <w:rPr>
+          <w:i/>
+          <w:iCs/>
+          <w:color w:val="5F6F80"/>
+          <w:sz w:val="19"/>
+          <w:szCs w:val="19"/>
+        </w:rPr>
+        <w:br/>
+        <w:t xml:space="preserve">Escribe una afirmación, da evidencia matemática y explica tu razonamiento.</w:t>
+      </w:r>
+    </w:p>
+    <w:p>
+      <w:pPr>
+        <w:spacing w:after="60"/>
+      </w:pPr>
+      <w:r>
+        <w:rPr>
+          <w:color w:val="1A2733"/>
+          <w:sz w:val="21"/>
+          <w:szCs w:val="21"/>
+        </w:rPr>
+        <w:t xml:space="preserve">My claim is ___.</w:t>
+      </w:r>
+      <w:r>
+        <w:rPr>
+          <w:i/>
+          <w:iCs/>
+          <w:color w:val="5F6F80"/>
+          <w:sz w:val="19"/>
+          <w:szCs w:val="19"/>
+        </w:rPr>
+        <w:br/>
+        <w:t xml:space="preserve">Mi afirmación es ___.</w:t>
+      </w:r>
+    </w:p>
+    <w:p>
+      <w:pPr>
+        <w:spacing w:after="60"/>
+      </w:pPr>
+      <w:r>
+        <w:rPr>
+          <w:color w:val="1A2733"/>
+          <w:sz w:val="21"/>
+          <w:szCs w:val="21"/>
+        </w:rPr>
+        <w:t xml:space="preserve">My math evidence is ___.</w:t>
+      </w:r>
+      <w:r>
+        <w:rPr>
+          <w:i/>
+          <w:iCs/>
+          <w:color w:val="5F6F80"/>
+          <w:sz w:val="19"/>
+          <w:szCs w:val="19"/>
+        </w:rPr>
+        <w:br/>
+        <w:t xml:space="preserve">Mi evidencia matemática es ___.</w:t>
+      </w:r>
+    </w:p>
+    <w:p>
+      <w:pPr>
+        <w:spacing w:after="60"/>
+      </w:pPr>
+      <w:r>
+        <w:rPr>
+          <w:color w:val="1A2733"/>
+          <w:sz w:val="21"/>
+          <w:szCs w:val="21"/>
+        </w:rPr>
+        <w:t xml:space="preserve">This proves ___ because ___.</w:t>
+      </w:r>
+      <w:r>
+        <w:rPr>
+          <w:i/>
+          <w:iCs/>
+          <w:color w:val="5F6F80"/>
+          <w:sz w:val="19"/>
+          <w:szCs w:val="19"/>
+        </w:rPr>
+        <w:br/>
+        <w:t xml:space="preserve">Esto demuestra ___ porque ___.</w:t>
+      </w:r>
+    </w:p>
+    <w:tbl>
+      <w:tblPr>
+        <w:tblW w:type="pct" w:w="100%"/>
+        <w:tblBorders>
+          <w:top w:val="single" w:color="C7D2DD" w:sz="6"/>
+          <w:left w:val="single" w:color="C7D2DD" w:sz="6"/>
+          <w:bottom w:val="single" w:color="C7D2DD" w:sz="6"/>
+          <w:right w:val="single" w:color="C7D2DD" w:sz="6"/>
+          <w:insideH w:val="single" w:color="auto" w:sz="4"/>
+          <w:insideV w:val="single" w:color="auto" w:sz="4"/>
+        </w:tblBorders>
+      </w:tblPr>
+      <w:tblGrid>
+        <w:gridCol w:w="100"/>
+      </w:tblGrid>
+      <w:tr>
+        <w:tc>
+          <w:tcPr>
+            <w:shd w:fill="FBF3E2" w:color="auto" w:val="clear"/>
+            <w:tcMar>
+              <w:top w:type="dxa" w:w="60"/>
+              <w:left w:type="dxa" w:w="120"/>
+              <w:bottom w:type="dxa" w:w="60"/>
+              <w:right w:type="dxa" w:w="120"/>
+            </w:tcMar>
+          </w:tcPr>
+          <w:p>
+            <w:pPr>
+              <w:spacing w:after="0" w:line="320"/>
+            </w:pPr>
+            <w:r>
+              <w:t xml:space="preserve"/>
+            </w:r>
+          </w:p>
+          <w:p>
+            <w:pPr>
+              <w:spacing w:after="0" w:line="320"/>
+            </w:pPr>
+            <w:r>
+              <w:t xml:space="preserve"/>
+            </w:r>
+          </w:p>
+          <w:p>
+            <w:pPr>
+              <w:spacing w:after="0" w:line="320"/>
+            </w:pPr>
+            <w:r>
+              <w:t xml:space="preserve"/>
+            </w:r>
+          </w:p>
+          <w:p>
+            <w:pPr>
+              <w:spacing w:after="0" w:line="320"/>
+            </w:pPr>
+            <w:r>
+              <w:t xml:space="preserve"/>
+            </w:r>
+          </w:p>
+          <w:p>
+            <w:pPr>
+              <w:spacing w:after="0" w:line="320"/>
+            </w:pPr>
+            <w:r>
+              <w:t xml:space="preserve"/>
+            </w:r>
+          </w:p>
+        </w:tc>
+      </w:tr>
+    </w:tbl>
+    <w:p>
+      <w:pPr>
+        <w:pStyle w:val="Heading2"/>
+        <w:spacing w:after="80" w:before="180"/>
+      </w:pPr>
+      <w:r>
+        <w:rPr>
+          <w:b/>
+          <w:bCs/>
+          <w:color w:val="12355B"/>
+          <w:sz w:val="24"/>
+          <w:szCs w:val="24"/>
+        </w:rPr>
+        <w:t xml:space="preserve">4. Check Your Explanation</w:t>
+      </w:r>
+      <w:r>
+        <w:rPr>
+          <w:i/>
+          <w:iCs/>
+          <w:color w:val="1FA6A2"/>
+          <w:sz w:val="19"/>
+          <w:szCs w:val="19"/>
+        </w:rPr>
+        <w:t xml:space="preserve">   five quick checks</w:t>
+      </w:r>
+    </w:p>
+    <w:p>
+      <w:pPr>
+        <w:spacing w:after="80"/>
+      </w:pPr>
+      <w:r>
+        <w:rPr>
+          <w:b/>
+          <w:bCs/>
+          <w:color w:val="1FA6A2"/>
+          <w:sz w:val="22"/>
+          <w:szCs w:val="22"/>
+        </w:rPr>
+        <w:t xml:space="preserve">☐  </w:t>
+      </w:r>
+      <w:r>
+        <w:rPr>
+          <w:sz w:val="20"/>
+          <w:szCs w:val="20"/>
+        </w:rPr>
+        <w:t xml:space="preserve">I answered the question.</w:t>
+      </w:r>
+      <w:r>
+        <w:rPr>
+          <w:i/>
+          <w:iCs/>
+          <w:color w:val="5F6F80"/>
+          <w:sz w:val="18"/>
+          <w:szCs w:val="18"/>
+        </w:rPr>
+        <w:br/>
+        <w:t xml:space="preserve">Respondí la pregunta.</w:t>
+      </w:r>
+    </w:p>
+    <w:p>
+      <w:pPr>
+        <w:spacing w:after="80"/>
+      </w:pPr>
+      <w:r>
+        <w:rPr>
+          <w:b/>
+          <w:bCs/>
+          <w:color w:val="1FA6A2"/>
+          <w:sz w:val="22"/>
+          <w:szCs w:val="22"/>
+        </w:rPr>
+        <w:t xml:space="preserve">☐  </w:t>
+      </w:r>
+      <w:r>
+        <w:rPr>
+          <w:sz w:val="20"/>
+          <w:szCs w:val="20"/>
+        </w:rPr>
+        <w:t xml:space="preserve">I used math evidence: numbers, an equation, a model, or a comparison.</w:t>
+      </w:r>
+      <w:r>
+        <w:rPr>
+          <w:i/>
+          <w:iCs/>
+          <w:color w:val="5F6F80"/>
+          <w:sz w:val="18"/>
+          <w:szCs w:val="18"/>
+        </w:rPr>
+        <w:br/>
+        <w:t xml:space="preserve">Usé evidencia matemática: números, una ecuación, un modelo o una comparación.</w:t>
+      </w:r>
+    </w:p>
+    <w:p>
+      <w:pPr>
+        <w:spacing w:after="80"/>
+      </w:pPr>
+      <w:r>
+        <w:rPr>
+          <w:b/>
+          <w:bCs/>
+          <w:color w:val="1FA6A2"/>
+          <w:sz w:val="22"/>
+          <w:szCs w:val="22"/>
+        </w:rPr>
+        <w:t xml:space="preserve">☐  </w:t>
+      </w:r>
+      <w:r>
+        <w:rPr>
+          <w:sz w:val="20"/>
+          <w:szCs w:val="20"/>
+        </w:rPr>
+        <w:t xml:space="preserve">I explained how the evidence proves my answer.</w:t>
+      </w:r>
+      <w:r>
+        <w:rPr>
+          <w:i/>
+          <w:iCs/>
+          <w:color w:val="5F6F80"/>
+          <w:sz w:val="18"/>
+          <w:szCs w:val="18"/>
+        </w:rPr>
+        <w:br/>
+        <w:t xml:space="preserve">Expliqué cómo la evidencia demuestra mi respuesta.</w:t>
+      </w:r>
+    </w:p>
+    <w:p>
+      <w:pPr>
+        <w:spacing w:after="80"/>
+      </w:pPr>
+      <w:r>
+        <w:rPr>
+          <w:b/>
+          <w:bCs/>
+          <w:color w:val="1FA6A2"/>
+          <w:sz w:val="22"/>
+          <w:szCs w:val="22"/>
+        </w:rPr>
+        <w:t xml:space="preserve">☐  </w:t>
+      </w:r>
+      <w:r>
+        <w:rPr>
+          <w:sz w:val="20"/>
+          <w:szCs w:val="20"/>
+        </w:rPr>
+        <w:t xml:space="preserve">I used at least two math words.</w:t>
+      </w:r>
+      <w:r>
+        <w:rPr>
+          <w:i/>
+          <w:iCs/>
+          <w:color w:val="5F6F80"/>
+          <w:sz w:val="18"/>
+          <w:szCs w:val="18"/>
+        </w:rPr>
+        <w:br/>
+        <w:t xml:space="preserve">Usé por lo menos dos palabras matemáticas.</w:t>
+      </w:r>
+    </w:p>
+    <w:p>
+      <w:pPr>
+        <w:spacing w:after="80"/>
+      </w:pPr>
+      <w:r>
+        <w:rPr>
+          <w:b/>
+          <w:bCs/>
+          <w:color w:val="1FA6A2"/>
+          <w:sz w:val="22"/>
+          <w:szCs w:val="22"/>
+        </w:rPr>
+        <w:t xml:space="preserve">☐  </w:t>
+      </w:r>
+      <w:r>
+        <w:rPr>
+          <w:sz w:val="20"/>
+          <w:szCs w:val="20"/>
+        </w:rPr>
+        <w:t xml:space="preserve">I reread complete sentences and punctuation.</w:t>
+      </w:r>
+      <w:r>
+        <w:rPr>
+          <w:i/>
+          <w:iCs/>
+          <w:color w:val="5F6F80"/>
+          <w:sz w:val="18"/>
+          <w:szCs w:val="18"/>
+        </w:rPr>
+        <w:br/>
+        <w:t xml:space="preserve">Volví a leer mis oraciones completas y la puntuación.</w:t>
       </w:r>
     </w:p>
     <w:p>

--- a/lessons/8-4/downloads/8-4-notes.docx
+++ b/lessons/8-4/downloads/8-4-notes.docx
@@ -1322,7 +1322,7 @@
                 <w:sz w:val="18"/>
                 <w:szCs w:val="18"/>
               </w:rPr>
-              <w:t xml:space="preserve">"No more than 8 people" means people ≤ 8.</w:t>
+              <w:t xml:space="preserve">“No more than 8 people” means people ≤ 8.</w:t>
             </w:r>
           </w:p>
         </w:tc>
@@ -1447,7 +1447,7 @@
           <w:sz w:val="22"/>
           <w:szCs w:val="22"/>
         </w:rPr>
-        <w:t xml:space="preserve">__________  —  Represent a range of possible values with &lt;, &gt;, ≤, or ≥.</w:t>
+        <w:t xml:space="preserve">Use &lt;, &gt;, ≤ or ≥ when the answer is a ___ of values rather than one.</w:t>
       </w:r>
     </w:p>
     <w:p>

--- a/lessons/8-4/downloads/8-4-notes.docx
+++ b/lessons/8-4/downloads/8-4-notes.docx
@@ -219,10 +219,12 @@
     <w:p>
       <w:pPr>
         <w:pStyle w:val="Heading1"/>
+        <w:keepNext/>
+        <w:keepLines/>
         <w:pBdr>
           <w:bottom w:val="single" w:color="1FA6A2" w:sz="14" w:space="6"/>
         </w:pBdr>
-        <w:spacing w:after="140" w:before="260"/>
+        <w:spacing w:after="140" w:before="300"/>
       </w:pPr>
       <w:r>
         <w:rPr>
@@ -1331,10 +1333,12 @@
     <w:p>
       <w:pPr>
         <w:pStyle w:val="Heading1"/>
+        <w:keepNext/>
+        <w:keepLines/>
         <w:pBdr>
           <w:bottom w:val="single" w:color="1FA6A2" w:sz="14" w:space="6"/>
         </w:pBdr>
-        <w:spacing w:after="140" w:before="260"/>
+        <w:spacing w:after="140" w:before="300"/>
       </w:pPr>
       <w:r>
         <w:rPr>
@@ -1430,7 +1434,8 @@
     </w:p>
     <w:p>
       <w:pPr>
-        <w:spacing w:after="120" w:before="80"/>
+        <w:keepLines/>
+        <w:spacing w:after="260" w:before="200"/>
       </w:pPr>
       <w:r>
         <w:rPr>
@@ -1447,34 +1452,27 @@
           <w:sz w:val="22"/>
           <w:szCs w:val="22"/>
         </w:rPr>
-        <w:t xml:space="preserve">Use &lt;, &gt;, ≤ or ≥ when the answer is a ___ of values rather than one.</w:t>
-      </w:r>
-    </w:p>
-    <w:p>
-      <w:pPr>
-        <w:spacing w:after="120" w:before="80"/>
-      </w:pPr>
-      <w:r>
-        <w:rPr>
-          <w:b/>
-          <w:bCs/>
-          <w:color w:val="12355B"/>
+        <w:t xml:space="preserve">Use &lt;, &gt;, ≤ or ≥ when the answer is a </w:t>
+      </w:r>
+      <w:r>
+        <w:rPr>
           <w:sz w:val="22"/>
           <w:szCs w:val="22"/>
         </w:rPr>
-        <w:t xml:space="preserve">2.  </w:t>
+        <w:t xml:space="preserve">________________</w:t>
       </w:r>
       <w:r>
         <w:rPr>
           <w:sz w:val="22"/>
           <w:szCs w:val="22"/>
         </w:rPr>
-        <w:t xml:space="preserve">A math sentence comparing values with &lt;, &gt;, ≤, or ≥ is an ___.</w:t>
-      </w:r>
-    </w:p>
-    <w:p>
-      <w:pPr>
-        <w:spacing w:after="120" w:before="80"/>
+        <w:t xml:space="preserve"> of values rather than one.</w:t>
+      </w:r>
+    </w:p>
+    <w:p>
+      <w:pPr>
+        <w:keepLines/>
+        <w:spacing w:after="260" w:before="200"/>
       </w:pPr>
       <w:r>
         <w:rPr>
@@ -1484,41 +1482,34 @@
           <w:sz w:val="22"/>
           <w:szCs w:val="22"/>
         </w:rPr>
-        <w:t xml:space="preserve">3.  </w:t>
+        <w:t xml:space="preserve">2.  </w:t>
       </w:r>
       <w:r>
         <w:rPr>
           <w:sz w:val="22"/>
           <w:szCs w:val="22"/>
         </w:rPr>
-        <w:t xml:space="preserve">The symbol &gt; that means one value is larger than another means ___.</w:t>
-      </w:r>
-    </w:p>
-    <w:p>
-      <w:pPr>
-        <w:spacing w:after="120" w:before="80"/>
-      </w:pPr>
-      <w:r>
-        <w:rPr>
-          <w:b/>
-          <w:bCs/>
-          <w:color w:val="12355B"/>
+        <w:t xml:space="preserve">A math sentence comparing values with &lt;, &gt;, ≤, or ≥ is an </w:t>
+      </w:r>
+      <w:r>
+        <w:rPr>
           <w:sz w:val="22"/>
           <w:szCs w:val="22"/>
         </w:rPr>
-        <w:t xml:space="preserve">4.  </w:t>
+        <w:t xml:space="preserve">________________</w:t>
       </w:r>
       <w:r>
         <w:rPr>
           <w:sz w:val="22"/>
           <w:szCs w:val="22"/>
         </w:rPr>
-        <w:t xml:space="preserve">The symbol &lt; that means one value is smaller than another means ___.</w:t>
-      </w:r>
-    </w:p>
-    <w:p>
-      <w:pPr>
-        <w:spacing w:after="120" w:before="80"/>
+        <w:t xml:space="preserve">.</w:t>
+      </w:r>
+    </w:p>
+    <w:p>
+      <w:pPr>
+        <w:keepLines/>
+        <w:spacing w:after="260" w:before="200"/>
       </w:pPr>
       <w:r>
         <w:rPr>
@@ -1528,41 +1519,34 @@
           <w:sz w:val="22"/>
           <w:szCs w:val="22"/>
         </w:rPr>
-        <w:t xml:space="preserve">5.  </w:t>
+        <w:t xml:space="preserve">3.  </w:t>
       </w:r>
       <w:r>
         <w:rPr>
           <w:sz w:val="22"/>
           <w:szCs w:val="22"/>
         </w:rPr>
-        <w:t xml:space="preserve">'At least' means greater than or equal to, and 'at most' means ___ than or equal to.</w:t>
-      </w:r>
-    </w:p>
-    <w:p>
-      <w:pPr>
-        <w:spacing w:after="120" w:before="80"/>
-      </w:pPr>
-      <w:r>
-        <w:rPr>
-          <w:b/>
-          <w:bCs/>
-          <w:color w:val="12355B"/>
+        <w:t xml:space="preserve">The symbol &gt; that means one value is larger than another means </w:t>
+      </w:r>
+      <w:r>
+        <w:rPr>
           <w:sz w:val="22"/>
           <w:szCs w:val="22"/>
         </w:rPr>
-        <w:t xml:space="preserve">6.  </w:t>
+        <w:t xml:space="preserve">________________</w:t>
       </w:r>
       <w:r>
         <w:rPr>
           <w:sz w:val="22"/>
           <w:szCs w:val="22"/>
         </w:rPr>
-        <w:t xml:space="preserve">A letter that stands for an unknown number is a ___.</w:t>
-      </w:r>
-    </w:p>
-    <w:p>
-      <w:pPr>
-        <w:spacing w:after="120" w:before="80"/>
+        <w:t xml:space="preserve">.</w:t>
+      </w:r>
+    </w:p>
+    <w:p>
+      <w:pPr>
+        <w:keepLines/>
+        <w:spacing w:after="260" w:before="200"/>
       </w:pPr>
       <w:r>
         <w:rPr>
@@ -1572,24 +1556,150 @@
           <w:sz w:val="22"/>
           <w:szCs w:val="22"/>
         </w:rPr>
-        <w:t xml:space="preserve">7.  </w:t>
+        <w:t xml:space="preserve">4.  </w:t>
       </w:r>
       <w:r>
         <w:rPr>
           <w:sz w:val="22"/>
           <w:szCs w:val="22"/>
         </w:rPr>
-        <w:t xml:space="preserve">The phrase that means less than or equal to is "no more than," written with the ___ symbol.</w:t>
+        <w:t xml:space="preserve">The symbol &lt; that means one value is smaller than another means </w:t>
+      </w:r>
+      <w:r>
+        <w:rPr>
+          <w:sz w:val="22"/>
+          <w:szCs w:val="22"/>
+        </w:rPr>
+        <w:t xml:space="preserve">________________</w:t>
+      </w:r>
+      <w:r>
+        <w:rPr>
+          <w:sz w:val="22"/>
+          <w:szCs w:val="22"/>
+        </w:rPr>
+        <w:t xml:space="preserve">.</w:t>
+      </w:r>
+    </w:p>
+    <w:p>
+      <w:pPr>
+        <w:keepLines/>
+        <w:spacing w:after="260" w:before="200"/>
+      </w:pPr>
+      <w:r>
+        <w:rPr>
+          <w:b/>
+          <w:bCs/>
+          <w:color w:val="12355B"/>
+          <w:sz w:val="22"/>
+          <w:szCs w:val="22"/>
+        </w:rPr>
+        <w:t xml:space="preserve">5.  </w:t>
+      </w:r>
+      <w:r>
+        <w:rPr>
+          <w:sz w:val="22"/>
+          <w:szCs w:val="22"/>
+        </w:rPr>
+        <w:t xml:space="preserve">'At least' means greater than or equal to, and 'at most' means </w:t>
+      </w:r>
+      <w:r>
+        <w:rPr>
+          <w:sz w:val="22"/>
+          <w:szCs w:val="22"/>
+        </w:rPr>
+        <w:t xml:space="preserve">________________</w:t>
+      </w:r>
+      <w:r>
+        <w:rPr>
+          <w:sz w:val="22"/>
+          <w:szCs w:val="22"/>
+        </w:rPr>
+        <w:t xml:space="preserve"> than or equal to.</w:t>
+      </w:r>
+    </w:p>
+    <w:p>
+      <w:pPr>
+        <w:keepLines/>
+        <w:spacing w:after="260" w:before="200"/>
+      </w:pPr>
+      <w:r>
+        <w:rPr>
+          <w:b/>
+          <w:bCs/>
+          <w:color w:val="12355B"/>
+          <w:sz w:val="22"/>
+          <w:szCs w:val="22"/>
+        </w:rPr>
+        <w:t xml:space="preserve">6.  </w:t>
+      </w:r>
+      <w:r>
+        <w:rPr>
+          <w:sz w:val="22"/>
+          <w:szCs w:val="22"/>
+        </w:rPr>
+        <w:t xml:space="preserve">A letter that stands for an unknown number is a </w:t>
+      </w:r>
+      <w:r>
+        <w:rPr>
+          <w:sz w:val="22"/>
+          <w:szCs w:val="22"/>
+        </w:rPr>
+        <w:t xml:space="preserve">________________</w:t>
+      </w:r>
+      <w:r>
+        <w:rPr>
+          <w:sz w:val="22"/>
+          <w:szCs w:val="22"/>
+        </w:rPr>
+        <w:t xml:space="preserve">.</w:t>
+      </w:r>
+    </w:p>
+    <w:p>
+      <w:pPr>
+        <w:keepLines/>
+        <w:spacing w:after="260" w:before="200"/>
+      </w:pPr>
+      <w:r>
+        <w:rPr>
+          <w:b/>
+          <w:bCs/>
+          <w:color w:val="12355B"/>
+          <w:sz w:val="22"/>
+          <w:szCs w:val="22"/>
+        </w:rPr>
+        <w:t xml:space="preserve">7.  </w:t>
+      </w:r>
+      <w:r>
+        <w:rPr>
+          <w:sz w:val="22"/>
+          <w:szCs w:val="22"/>
+        </w:rPr>
+        <w:t xml:space="preserve">The phrase that means less than or equal to is "no more than," written with the </w:t>
+      </w:r>
+      <w:r>
+        <w:rPr>
+          <w:sz w:val="22"/>
+          <w:szCs w:val="22"/>
+        </w:rPr>
+        <w:t xml:space="preserve">________________</w:t>
+      </w:r>
+      <w:r>
+        <w:rPr>
+          <w:sz w:val="22"/>
+          <w:szCs w:val="22"/>
+        </w:rPr>
+        <w:t xml:space="preserve"> symbol.</w:t>
       </w:r>
     </w:p>
     <w:p>
       <w:pPr>
         <w:pStyle w:val="Heading1"/>
-        <w:pageBreakBefore/>
+        <w:keepNext/>
+        <w:keepLines/>
         <w:pBdr>
           <w:bottom w:val="single" w:color="1FA6A2" w:sz="14" w:space="6"/>
         </w:pBdr>
-        <w:spacing w:after="140" w:before="0"/>
+        <w:spacing w:after="140" w:before="300"/>
       </w:pPr>
       <w:r>
         <w:rPr>
@@ -2870,11 +2980,12 @@
     <w:p>
       <w:pPr>
         <w:pStyle w:val="Heading1"/>
-        <w:pageBreakBefore/>
+        <w:keepNext/>
+        <w:keepLines/>
         <w:pBdr>
           <w:bottom w:val="single" w:color="1FA6A2" w:sz="14" w:space="6"/>
         </w:pBdr>
-        <w:spacing w:after="140" w:before="0"/>
+        <w:spacing w:after="140" w:before="300"/>
       </w:pPr>
       <w:r>
         <w:rPr>
@@ -3207,11 +3318,12 @@
     <w:p>
       <w:pPr>
         <w:pStyle w:val="Heading1"/>
-        <w:pageBreakBefore/>
+        <w:keepNext/>
+        <w:keepLines/>
         <w:pBdr>
           <w:bottom w:val="single" w:color="1FA6A2" w:sz="14" w:space="6"/>
         </w:pBdr>
-        <w:spacing w:after="140" w:before="0"/>
+        <w:spacing w:after="140" w:before="300"/>
       </w:pPr>
       <w:r>
         <w:rPr>
@@ -3932,11 +4044,12 @@
     <w:p>
       <w:pPr>
         <w:pStyle w:val="Heading1"/>
-        <w:pageBreakBefore/>
+        <w:keepNext/>
+        <w:keepLines/>
         <w:pBdr>
           <w:bottom w:val="single" w:color="1FA6A2" w:sz="14" w:space="6"/>
         </w:pBdr>
-        <w:spacing w:after="140" w:before="0"/>
+        <w:spacing w:after="140" w:before="300"/>
       </w:pPr>
       <w:r>
         <w:rPr>
@@ -4435,11 +4548,12 @@
     <w:p>
       <w:pPr>
         <w:pStyle w:val="Heading1"/>
-        <w:pageBreakBefore/>
+        <w:keepNext/>
+        <w:keepLines/>
         <w:pBdr>
           <w:bottom w:val="single" w:color="1FA6A2" w:sz="14" w:space="6"/>
         </w:pBdr>
-        <w:spacing w:after="140" w:before="0"/>
+        <w:spacing w:after="140" w:before="300"/>
       </w:pPr>
       <w:r>
         <w:rPr>

--- a/lessons/8-4/downloads/8-4-notes.docx
+++ b/lessons/8-4/downloads/8-4-notes.docx
@@ -1712,47 +1712,6 @@
         <w:t xml:space="preserve">Write About the Math</w:t>
       </w:r>
     </w:p>
-    <w:p>
-      <w:pPr>
-        <w:spacing w:after="100"/>
-      </w:pPr>
-      <w:r>
-        <w:rPr>
-          <w:i/>
-          <w:iCs/>
-          <w:color w:val="5F6F80"/>
-          <w:sz w:val="19"/>
-          <w:szCs w:val="19"/>
-        </w:rPr>
-        <w:t xml:space="preserve">Use the support level you need. Every level answers the same math question.</w:t>
-      </w:r>
-    </w:p>
-    <w:p>
-      <w:pPr>
-        <w:pStyle w:val="Heading2"/>
-        <w:spacing w:after="80" w:before="180"/>
-      </w:pPr>
-      <w:r>
-        <w:rPr>
-          <w:b/>
-          <w:bCs/>
-          <w:color w:val="12355B"/>
-          <w:sz w:val="24"/>
-          <w:szCs w:val="24"/>
-        </w:rPr>
-        <w:t xml:space="preserve">1. Understand the Question</w:t>
-      </w:r>
-      <w:r>
-        <w:rPr>
-          <w:i/>
-          <w:iCs/>
-          <w:color w:val="B97A12"/>
-          <w:sz w:val="19"/>
-          <w:szCs w:val="19"/>
-        </w:rPr>
-        <w:t xml:space="preserve">   explain</w:t>
-      </w:r>
-    </w:p>
     <w:tbl>
       <w:tblPr>
         <w:tblW w:type="pct" w:w="100%"/>
@@ -1791,38 +1750,16 @@
               </w:rPr>
               <w:t xml:space="preserve">What speeds are possible for the getaway car? How did the phrase 'at most' help you write the inequality?</w:t>
             </w:r>
-          </w:p>
-          <w:p>
-            <w:pPr>
-              <w:spacing w:after="0"/>
-            </w:pPr>
-            <w:r>
-              <w:rPr>
-                <w:b/>
-                <w:bCs/>
-                <w:color w:val="12355B"/>
-                <w:sz w:val="20"/>
-                <w:szCs w:val="20"/>
-              </w:rPr>
-              <w:t xml:space="preserve">Your job:  </w:t>
-            </w:r>
-            <w:r>
-              <w:rPr>
-                <w:sz w:val="20"/>
-                <w:szCs w:val="20"/>
-              </w:rPr>
-              <w:t xml:space="preserve">Answer the question. Use math evidence. Explain how the evidence proves your answer.</w:t>
-            </w:r>
             <w:r>
               <w:rPr>
                 <w:i/>
                 <w:iCs/>
                 <w:color w:val="5F6F80"/>
-                <w:sz w:val="18"/>
-                <w:szCs w:val="18"/>
+                <w:sz w:val="19"/>
+                <w:szCs w:val="19"/>
               </w:rPr>
               <w:br/>
-              <w:t xml:space="preserve">Responde la pregunta. Usa evidencia matemática. Explica cómo la evidencia demuestra tu respuesta.</w:t>
+              <w:t xml:space="preserve">¿Qué velocidades son posibles para el carro de huida? ¿Cómo te ayudó la frase «como máximo» a escribir la desigualdad?</w:t>
             </w:r>
           </w:p>
         </w:tc>
@@ -1830,33 +1767,22 @@
     </w:tbl>
     <w:p>
       <w:pPr>
-        <w:pStyle w:val="Heading2"/>
-        <w:spacing w:after="80" w:before="180"/>
-      </w:pPr>
-      <w:r>
-        <w:rPr>
-          <w:b/>
-          <w:bCs/>
-          <w:color w:val="12355B"/>
-          <w:sz w:val="24"/>
-          <w:szCs w:val="24"/>
-        </w:rPr>
-        <w:t xml:space="preserve">2. Plan Your Math Words</w:t>
-      </w:r>
+        <w:spacing w:after="100"/>
+      </w:pPr>
       <w:r>
         <w:rPr>
           <w:i/>
           <w:iCs/>
-          <w:color w:val="1FA6A2"/>
+          <w:color w:val="5F6F80"/>
           <w:sz w:val="19"/>
           <w:szCs w:val="19"/>
         </w:rPr>
-        <w:t xml:space="preserve">   check at least two</w:t>
-      </w:r>
-    </w:p>
-    <w:p>
-      <w:pPr>
-        <w:spacing w:after="60"/>
+        <w:t xml:space="preserve">Say your answer to a partner first. Then write it, using at least two of these words:</w:t>
+      </w:r>
+    </w:p>
+    <w:p>
+      <w:pPr>
+        <w:spacing w:after="40"/>
       </w:pPr>
       <w:r>
         <w:rPr>
@@ -1876,14 +1802,7 @@
           <w:sz w:val="20"/>
           <w:szCs w:val="20"/>
         </w:rPr>
-        <w:t xml:space="preserve">Write Inequalities — </w:t>
-      </w:r>
-      <w:r>
-        <w:rPr>
-          <w:sz w:val="20"/>
-          <w:szCs w:val="20"/>
-        </w:rPr>
-        <w:t xml:space="preserve">Represent a range of possible values with &lt;, &gt;, ≤, or ≥.</w:t>
+        <w:t xml:space="preserve">Inequality</w:t>
       </w:r>
       <w:r>
         <w:rPr>
@@ -1893,13 +1812,12 @@
           <w:sz w:val="18"/>
           <w:szCs w:val="18"/>
         </w:rPr>
-        <w:br/>
-        <w:t xml:space="preserve">Escribir desigualdades — Representar un rango de valores posibles con &lt;, &gt;, ≤ o ≥.</w:t>
-      </w:r>
-    </w:p>
-    <w:p>
-      <w:pPr>
-        <w:spacing w:after="60"/>
+        <w:t xml:space="preserve">  ·  Desigualdad</w:t>
+      </w:r>
+    </w:p>
+    <w:p>
+      <w:pPr>
+        <w:spacing w:after="40"/>
       </w:pPr>
       <w:r>
         <w:rPr>
@@ -1919,14 +1837,7 @@
           <w:sz w:val="20"/>
           <w:szCs w:val="20"/>
         </w:rPr>
-        <w:t xml:space="preserve">Inequality — </w:t>
-      </w:r>
-      <w:r>
-        <w:rPr>
-          <w:sz w:val="20"/>
-          <w:szCs w:val="20"/>
-        </w:rPr>
-        <w:t xml:space="preserve">A math sentence that compares two sides with &lt;, &gt;, ≤, or ≥.</w:t>
+        <w:t xml:space="preserve">Greater than</w:t>
       </w:r>
       <w:r>
         <w:rPr>
@@ -1936,13 +1847,12 @@
           <w:sz w:val="18"/>
           <w:szCs w:val="18"/>
         </w:rPr>
-        <w:br/>
-        <w:t xml:space="preserve">Desigualdad — Una oración matemática que compara dos lados con &lt;, &gt;, ≤ o ≥.</w:t>
-      </w:r>
-    </w:p>
-    <w:p>
-      <w:pPr>
-        <w:spacing w:after="60"/>
+        <w:t xml:space="preserve">  ·  Mayor que</w:t>
+      </w:r>
+    </w:p>
+    <w:p>
+      <w:pPr>
+        <w:spacing w:after="40"/>
       </w:pPr>
       <w:r>
         <w:rPr>
@@ -1962,14 +1872,7 @@
           <w:sz w:val="20"/>
           <w:szCs w:val="20"/>
         </w:rPr>
-        <w:t xml:space="preserve">Greater than — </w:t>
-      </w:r>
-      <w:r>
-        <w:rPr>
-          <w:sz w:val="20"/>
-          <w:szCs w:val="20"/>
-        </w:rPr>
-        <w:t xml:space="preserve">The &gt; sign, showing one number is bigger.</w:t>
+        <w:t xml:space="preserve">Less than</w:t>
       </w:r>
       <w:r>
         <w:rPr>
@@ -1979,13 +1882,12 @@
           <w:sz w:val="18"/>
           <w:szCs w:val="18"/>
         </w:rPr>
-        <w:br/>
-        <w:t xml:space="preserve">Mayor que — El signo &gt;, que muestra que un número es mayor.</w:t>
-      </w:r>
-    </w:p>
-    <w:p>
-      <w:pPr>
-        <w:spacing w:after="60"/>
+        <w:t xml:space="preserve">  ·  Menor que</w:t>
+      </w:r>
+    </w:p>
+    <w:p>
+      <w:pPr>
+        <w:spacing w:after="40"/>
       </w:pPr>
       <w:r>
         <w:rPr>
@@ -2005,14 +1907,7 @@
           <w:sz w:val="20"/>
           <w:szCs w:val="20"/>
         </w:rPr>
-        <w:t xml:space="preserve">Less than — </w:t>
-      </w:r>
-      <w:r>
-        <w:rPr>
-          <w:sz w:val="20"/>
-          <w:szCs w:val="20"/>
-        </w:rPr>
-        <w:t xml:space="preserve">The &lt; sign, showing one number is smaller.</w:t>
+        <w:t xml:space="preserve">At least / At most</w:t>
       </w:r>
       <w:r>
         <w:rPr>
@@ -2022,13 +1917,12 @@
           <w:sz w:val="18"/>
           <w:szCs w:val="18"/>
         </w:rPr>
-        <w:br/>
-        <w:t xml:space="preserve">Menor que — El signo &lt;, que muestra que un número es menor.</w:t>
-      </w:r>
-    </w:p>
-    <w:p>
-      <w:pPr>
-        <w:spacing w:after="60"/>
+        <w:t xml:space="preserve">  ·  Al menos / A lo más</w:t>
+      </w:r>
+    </w:p>
+    <w:p>
+      <w:pPr>
+        <w:spacing w:after="40"/>
       </w:pPr>
       <w:r>
         <w:rPr>
@@ -2048,14 +1942,7 @@
           <w:sz w:val="20"/>
           <w:szCs w:val="20"/>
         </w:rPr>
-        <w:t xml:space="preserve">At least / At most — </w:t>
-      </w:r>
-      <w:r>
-        <w:rPr>
-          <w:sz w:val="20"/>
-          <w:szCs w:val="20"/>
-        </w:rPr>
-        <w:t xml:space="preserve">'At least' means ≥. 'At most' means ≤.</w:t>
+        <w:t xml:space="preserve">Variable</w:t>
       </w:r>
       <w:r>
         <w:rPr>
@@ -2065,109 +1952,7 @@
           <w:sz w:val="18"/>
           <w:szCs w:val="18"/>
         </w:rPr>
-        <w:br/>
-        <w:t xml:space="preserve">Al menos / A lo más — 'Al menos' significa ≥. 'Como máximo' significa ≤.</w:t>
-      </w:r>
-    </w:p>
-    <w:tbl>
-      <w:tblPr>
-        <w:tblW w:type="pct" w:w="100%"/>
-        <w:tblBorders>
-          <w:top w:val="single" w:color="1FA6A2" w:sz="8"/>
-          <w:left w:val="single" w:color="1FA6A2" w:sz="8"/>
-          <w:bottom w:val="single" w:color="1FA6A2" w:sz="8"/>
-          <w:right w:val="single" w:color="1FA6A2" w:sz="8"/>
-          <w:insideH w:val="single" w:color="auto" w:sz="4"/>
-          <w:insideV w:val="single" w:color="auto" w:sz="4"/>
-        </w:tblBorders>
-      </w:tblPr>
-      <w:tblGrid>
-        <w:gridCol w:w="100"/>
-      </w:tblGrid>
-      <w:tr>
-        <w:tc>
-          <w:tcPr>
-            <w:shd w:fill="F7FFFD" w:color="auto" w:val="clear"/>
-            <w:tcMar>
-              <w:top w:type="dxa" w:w="120"/>
-              <w:left w:type="dxa" w:w="180"/>
-              <w:bottom w:type="dxa" w:w="120"/>
-              <w:right w:type="dxa" w:w="180"/>
-            </w:tcMar>
-          </w:tcPr>
-          <w:p>
-            <w:pPr>
-              <w:spacing w:after="50"/>
-            </w:pPr>
-            <w:r>
-              <w:rPr>
-                <w:b/>
-                <w:bCs/>
-                <w:color w:val="1FA6A2"/>
-                <w:sz w:val="20"/>
-                <w:szCs w:val="20"/>
-              </w:rPr>
-              <w:t xml:space="preserve">Say it first:  </w:t>
-            </w:r>
-            <w:r>
-              <w:rPr>
-                <w:sz w:val="20"/>
-                <w:szCs w:val="20"/>
-              </w:rPr>
-              <w:t xml:space="preserve">Say your idea to a partner or quietly to yourself before you write.</w:t>
-            </w:r>
-          </w:p>
-          <w:p>
-            <w:pPr>
-              <w:spacing w:after="60"/>
-            </w:pPr>
-            <w:r>
-              <w:rPr>
-                <w:color w:val="1A2733"/>
-                <w:sz w:val="21"/>
-                <w:szCs w:val="21"/>
-              </w:rPr>
-              <w:t xml:space="preserve">A speed of 65 mph is ___, a speed of 70 mph is ___, because 'at most 65' means the speed must be ___ 65.</w:t>
-            </w:r>
-            <w:r>
-              <w:rPr>
-                <w:i/>
-                <w:iCs/>
-                <w:color w:val="5F6F80"/>
-                <w:sz w:val="19"/>
-                <w:szCs w:val="19"/>
-              </w:rPr>
-              <w:br/>
-              <w:t xml:space="preserve">Di tu respuesta primero: Mi respuesta es ___ porque ___.</w:t>
-            </w:r>
-          </w:p>
-        </w:tc>
-      </w:tr>
-    </w:tbl>
-    <w:p>
-      <w:pPr>
-        <w:pStyle w:val="Heading2"/>
-        <w:spacing w:after="80" w:before="180"/>
-      </w:pPr>
-      <w:r>
-        <w:rPr>
-          <w:b/>
-          <w:bCs/>
-          <w:color w:val="12355B"/>
-          <w:sz w:val="24"/>
-          <w:szCs w:val="24"/>
-        </w:rPr>
-        <w:t xml:space="preserve">3. Build Your Explanation</w:t>
-      </w:r>
-      <w:r>
-        <w:rPr>
-          <w:i/>
-          <w:iCs/>
-          <w:color w:val="B97A12"/>
-          <w:sz w:val="19"/>
-          <w:szCs w:val="19"/>
-        </w:rPr>
-        <w:t xml:space="preserve">   choose your support</w:t>
+        <w:t xml:space="preserve">  ·  Variable</w:t>
       </w:r>
     </w:p>
     <w:tbl>
@@ -2198,21 +1983,6 @@
           </w:tcPr>
           <w:p>
             <w:pPr>
-              <w:spacing w:after="50"/>
-            </w:pPr>
-            <w:r>
-              <w:rPr>
-                <w:i/>
-                <w:iCs/>
-                <w:color w:val="5F6F80"/>
-                <w:sz w:val="19"/>
-                <w:szCs w:val="19"/>
-              </w:rPr>
-              <w:t xml:space="preserve">This model shows the parts of an explanation. It does not answer your writing question.</w:t>
-            </w:r>
-          </w:p>
-          <w:p>
-            <w:pPr>
               <w:spacing w:after="80"/>
             </w:pPr>
             <w:r>
@@ -2223,58 +1993,14 @@
                 <w:sz w:val="19"/>
                 <w:szCs w:val="19"/>
               </w:rPr>
-              <w:t xml:space="preserve">Claim:  </w:t>
+              <w:t xml:space="preserve">Model:  </w:t>
             </w:r>
             <w:r>
               <w:rPr>
                 <w:sz w:val="19"/>
                 <w:szCs w:val="19"/>
               </w:rPr>
-              <w:t xml:space="preserve">The age could be 18 or any number greater, so it is not a single value.</w:t>
-            </w:r>
-          </w:p>
-          <w:p>
-            <w:pPr>
-              <w:spacing w:after="80"/>
-            </w:pPr>
-            <w:r>
-              <w:rPr>
-                <w:b/>
-                <w:bCs/>
-                <w:color w:val="12355B"/>
-                <w:sz w:val="19"/>
-                <w:szCs w:val="19"/>
-              </w:rPr>
-              <w:t xml:space="preserve">Evidence:  </w:t>
-            </w:r>
-            <w:r>
-              <w:rPr>
-                <w:sz w:val="19"/>
-                <w:szCs w:val="19"/>
-              </w:rPr>
-              <w:t xml:space="preserve">Students explain that 'at least 18' allows many values (18 and up), so an inequality with ≥ captures it while an equation would force one value.</w:t>
-            </w:r>
-          </w:p>
-          <w:p>
-            <w:pPr>
-              <w:spacing w:after="80"/>
-            </w:pPr>
-            <w:r>
-              <w:rPr>
-                <w:b/>
-                <w:bCs/>
-                <w:color w:val="12355B"/>
-                <w:sz w:val="19"/>
-                <w:szCs w:val="19"/>
-              </w:rPr>
-              <w:t xml:space="preserve">Reasoning:  </w:t>
-            </w:r>
-            <w:r>
-              <w:rPr>
-                <w:sz w:val="19"/>
-                <w:szCs w:val="19"/>
-              </w:rPr>
-              <w:t xml:space="preserve">This evidence connects the definition of write inequalities to the mathematical claim.</w:t>
+              <w:t xml:space="preserve">The age could be 18 or any number greater, so it is not a single value. — Students explain that 'at least 18' allows many values (18 and up), so an inequality with ≥ captures it while an equation would force one value.</w:t>
             </w:r>
           </w:p>
         </w:tc>
@@ -2353,7 +2079,7 @@
           <w:sz w:val="21"/>
           <w:szCs w:val="21"/>
         </w:rPr>
-        <w:t xml:space="preserve">My answer is ___.</w:t>
+        <w:t xml:space="preserve">My answer is ___ because ___.</w:t>
       </w:r>
       <w:r>
         <w:rPr>
@@ -2364,7 +2090,7 @@
           <w:szCs w:val="19"/>
         </w:rPr>
         <w:br/>
-        <w:t xml:space="preserve">Mi respuesta es ___.</w:t>
+        <w:t xml:space="preserve">Mi respuesta es ___ porque ___.</w:t>
       </w:r>
     </w:p>
     <w:tbl>
@@ -2504,7 +2230,7 @@
           <w:sz w:val="21"/>
           <w:szCs w:val="21"/>
         </w:rPr>
-        <w:t xml:space="preserve">I know because ___.</w:t>
+        <w:t xml:space="preserve">My evidence is ___, so ___.</w:t>
       </w:r>
       <w:r>
         <w:rPr>
@@ -2515,31 +2241,7 @@
           <w:szCs w:val="19"/>
         </w:rPr>
         <w:br/>
-        <w:t xml:space="preserve">Lo sé porque ___.</w:t>
-      </w:r>
-    </w:p>
-    <w:p>
-      <w:pPr>
-        <w:spacing w:after="60"/>
-      </w:pPr>
-      <w:r>
-        <w:rPr>
-          <w:color w:val="1A2733"/>
-          <w:sz w:val="21"/>
-          <w:szCs w:val="21"/>
-        </w:rPr>
-        <w:t xml:space="preserve">So ___.</w:t>
-      </w:r>
-      <w:r>
-        <w:rPr>
-          <w:i/>
-          <w:iCs/>
-          <w:color w:val="5F6F80"/>
-          <w:sz w:val="19"/>
-          <w:szCs w:val="19"/>
-        </w:rPr>
-        <w:br/>
-        <w:t xml:space="preserve">Entonces ___.</w:t>
+        <w:t xml:space="preserve">Mi evidencia es ___, entonces ___.</w:t>
       </w:r>
     </w:p>
     <w:tbl>
@@ -2645,78 +2347,6 @@
         <w:t xml:space="preserve">Escribe una afirmación, da evidencia matemática y explica tu razonamiento.</w:t>
       </w:r>
     </w:p>
-    <w:p>
-      <w:pPr>
-        <w:spacing w:after="60"/>
-      </w:pPr>
-      <w:r>
-        <w:rPr>
-          <w:color w:val="1A2733"/>
-          <w:sz w:val="21"/>
-          <w:szCs w:val="21"/>
-        </w:rPr>
-        <w:t xml:space="preserve">My claim is ___.</w:t>
-      </w:r>
-      <w:r>
-        <w:rPr>
-          <w:i/>
-          <w:iCs/>
-          <w:color w:val="5F6F80"/>
-          <w:sz w:val="19"/>
-          <w:szCs w:val="19"/>
-        </w:rPr>
-        <w:br/>
-        <w:t xml:space="preserve">Mi afirmación es ___.</w:t>
-      </w:r>
-    </w:p>
-    <w:p>
-      <w:pPr>
-        <w:spacing w:after="60"/>
-      </w:pPr>
-      <w:r>
-        <w:rPr>
-          <w:color w:val="1A2733"/>
-          <w:sz w:val="21"/>
-          <w:szCs w:val="21"/>
-        </w:rPr>
-        <w:t xml:space="preserve">My math evidence is ___.</w:t>
-      </w:r>
-      <w:r>
-        <w:rPr>
-          <w:i/>
-          <w:iCs/>
-          <w:color w:val="5F6F80"/>
-          <w:sz w:val="19"/>
-          <w:szCs w:val="19"/>
-        </w:rPr>
-        <w:br/>
-        <w:t xml:space="preserve">Mi evidencia matemática es ___.</w:t>
-      </w:r>
-    </w:p>
-    <w:p>
-      <w:pPr>
-        <w:spacing w:after="60"/>
-      </w:pPr>
-      <w:r>
-        <w:rPr>
-          <w:color w:val="1A2733"/>
-          <w:sz w:val="21"/>
-          <w:szCs w:val="21"/>
-        </w:rPr>
-        <w:t xml:space="preserve">This proves ___ because ___.</w:t>
-      </w:r>
-      <w:r>
-        <w:rPr>
-          <w:i/>
-          <w:iCs/>
-          <w:color w:val="5F6F80"/>
-          <w:sz w:val="19"/>
-          <w:szCs w:val="19"/>
-        </w:rPr>
-        <w:br/>
-        <w:t xml:space="preserve">Esto demuestra ___ porque ___.</w:t>
-      </w:r>
-    </w:p>
     <w:tbl>
       <w:tblPr>
         <w:tblW w:type="pct" w:w="100%"/>
@@ -2799,7 +2429,7 @@
           <w:sz w:val="24"/>
           <w:szCs w:val="24"/>
         </w:rPr>
-        <w:t xml:space="preserve">4. Check Your Explanation</w:t>
+        <w:t xml:space="preserve">Check Your Explanation</w:t>
       </w:r>
       <w:r>
         <w:rPr>
@@ -2809,7 +2439,7 @@
           <w:sz w:val="19"/>
           <w:szCs w:val="19"/>
         </w:rPr>
-        <w:t xml:space="preserve">   five quick checks</w:t>
+        <w:t xml:space="preserve">   three quick checks</w:t>
       </w:r>
     </w:p>
     <w:p>
@@ -2833,17 +2463,6 @@
         </w:rPr>
         <w:t xml:space="preserve">I answered the question.</w:t>
       </w:r>
-      <w:r>
-        <w:rPr>
-          <w:i/>
-          <w:iCs/>
-          <w:color w:val="5F6F80"/>
-          <w:sz w:val="18"/>
-          <w:szCs w:val="18"/>
-        </w:rPr>
-        <w:br/>
-        <w:t xml:space="preserve">Respondí la pregunta.</w:t>
-      </w:r>
     </w:p>
     <w:p>
       <w:pPr>
@@ -2864,18 +2483,7 @@
           <w:sz w:val="20"/>
           <w:szCs w:val="20"/>
         </w:rPr>
-        <w:t xml:space="preserve">I used math evidence: numbers, an equation, a model, or a comparison.</w:t>
-      </w:r>
-      <w:r>
-        <w:rPr>
-          <w:i/>
-          <w:iCs/>
-          <w:color w:val="5F6F80"/>
-          <w:sz w:val="18"/>
-          <w:szCs w:val="18"/>
-        </w:rPr>
-        <w:br/>
-        <w:t xml:space="preserve">Usé evidencia matemática: números, una ecuación, un modelo o una comparación.</w:t>
+        <w:t xml:space="preserve">I used math evidence: numbers, an equation, or a model.</w:t>
       </w:r>
     </w:p>
     <w:p>
@@ -2897,84 +2505,7 @@
           <w:sz w:val="20"/>
           <w:szCs w:val="20"/>
         </w:rPr>
-        <w:t xml:space="preserve">I explained how the evidence proves my answer.</w:t>
-      </w:r>
-      <w:r>
-        <w:rPr>
-          <w:i/>
-          <w:iCs/>
-          <w:color w:val="5F6F80"/>
-          <w:sz w:val="18"/>
-          <w:szCs w:val="18"/>
-        </w:rPr>
-        <w:br/>
-        <w:t xml:space="preserve">Expliqué cómo la evidencia demuestra mi respuesta.</w:t>
-      </w:r>
-    </w:p>
-    <w:p>
-      <w:pPr>
-        <w:spacing w:after="80"/>
-      </w:pPr>
-      <w:r>
-        <w:rPr>
-          <w:b/>
-          <w:bCs/>
-          <w:color w:val="1FA6A2"/>
-          <w:sz w:val="22"/>
-          <w:szCs w:val="22"/>
-        </w:rPr>
-        <w:t xml:space="preserve">☐  </w:t>
-      </w:r>
-      <w:r>
-        <w:rPr>
-          <w:sz w:val="20"/>
-          <w:szCs w:val="20"/>
-        </w:rPr>
         <w:t xml:space="preserve">I used at least two math words.</w:t>
-      </w:r>
-      <w:r>
-        <w:rPr>
-          <w:i/>
-          <w:iCs/>
-          <w:color w:val="5F6F80"/>
-          <w:sz w:val="18"/>
-          <w:szCs w:val="18"/>
-        </w:rPr>
-        <w:br/>
-        <w:t xml:space="preserve">Usé por lo menos dos palabras matemáticas.</w:t>
-      </w:r>
-    </w:p>
-    <w:p>
-      <w:pPr>
-        <w:spacing w:after="80"/>
-      </w:pPr>
-      <w:r>
-        <w:rPr>
-          <w:b/>
-          <w:bCs/>
-          <w:color w:val="1FA6A2"/>
-          <w:sz w:val="22"/>
-          <w:szCs w:val="22"/>
-        </w:rPr>
-        <w:t xml:space="preserve">☐  </w:t>
-      </w:r>
-      <w:r>
-        <w:rPr>
-          <w:sz w:val="20"/>
-          <w:szCs w:val="20"/>
-        </w:rPr>
-        <w:t xml:space="preserve">I reread complete sentences and punctuation.</w:t>
-      </w:r>
-      <w:r>
-        <w:rPr>
-          <w:i/>
-          <w:iCs/>
-          <w:color w:val="5F6F80"/>
-          <w:sz w:val="18"/>
-          <w:szCs w:val="18"/>
-        </w:rPr>
-        <w:br/>
-        <w:t xml:space="preserve">Volví a leer mis oraciones completas y la puntuación.</w:t>
       </w:r>
     </w:p>
     <w:p>
